--- a/docs/DOC-05_Modelo_de_Dados.docx
+++ b/docs/DOC-05_Modelo_de_Dados.docx
@@ -28,7 +28,7 @@
           <w:sz w:val="20"/>
           <w:szCs w:val="20"/>
         </w:rPr>
-        <w:t xml:space="preserve">Monitoramento de contratacoes e despesas publicas do Brasil</w:t>
+        <w:t xml:space="preserve">Monitoramento de contratações e despesas públicas do Brasil</w:t>
       </w:r>
     </w:p>
     <w:p>
@@ -96,6 +96,9 @@
         <w:gridCol w:w="7200"/>
       </w:tblGrid>
       <w:tr>
+        <w:trPr>
+          <w:cantSplit/>
+        </w:trPr>
         <w:tc>
           <w:tcPr>
             <w:tcW w:type="dxa" w:w="2400"/>
@@ -146,12 +149,15 @@
                 <w:sz w:val="19"/>
                 <w:szCs w:val="19"/>
               </w:rPr>
-              <w:t xml:space="preserve">Lumen (nome de trabalho, sujeito a verificacao de disponibilidade)</w:t>
+              <w:t xml:space="preserve">Lumen (nome de trabalho, sujeito a verificação de disponibilidade)</w:t>
             </w:r>
           </w:p>
         </w:tc>
       </w:tr>
       <w:tr>
+        <w:trPr>
+          <w:cantSplit/>
+        </w:trPr>
         <w:tc>
           <w:tcPr>
             <w:tcW w:type="dxa" w:w="2400"/>
@@ -175,7 +181,7 @@
                 <w:sz w:val="19"/>
                 <w:szCs w:val="19"/>
               </w:rPr>
-              <w:t xml:space="preserve">Responsavel</w:t>
+              <w:t xml:space="preserve">Responsável</w:t>
             </w:r>
           </w:p>
         </w:tc>
@@ -208,6 +214,9 @@
         </w:tc>
       </w:tr>
       <w:tr>
+        <w:trPr>
+          <w:cantSplit/>
+        </w:trPr>
         <w:tc>
           <w:tcPr>
             <w:tcW w:type="dxa" w:w="2400"/>
@@ -231,7 +240,7 @@
                 <w:sz w:val="19"/>
                 <w:szCs w:val="19"/>
               </w:rPr>
-              <w:t xml:space="preserve">Versao</w:t>
+              <w:t xml:space="preserve">Versão</w:t>
             </w:r>
           </w:p>
         </w:tc>
@@ -258,12 +267,15 @@
                 <w:sz w:val="19"/>
                 <w:szCs w:val="19"/>
               </w:rPr>
-              <w:t xml:space="preserve">1.0</w:t>
+              <w:t xml:space="preserve">1.1</w:t>
             </w:r>
           </w:p>
         </w:tc>
       </w:tr>
       <w:tr>
+        <w:trPr>
+          <w:cantSplit/>
+        </w:trPr>
         <w:tc>
           <w:tcPr>
             <w:tcW w:type="dxa" w:w="2400"/>
@@ -314,12 +326,15 @@
                 <w:sz w:val="19"/>
                 <w:szCs w:val="19"/>
               </w:rPr>
-              <w:t xml:space="preserve">18 de setembro de 2026</w:t>
+              <w:t xml:space="preserve">6 de outubro de 2026</w:t>
             </w:r>
           </w:p>
         </w:tc>
       </w:tr>
       <w:tr>
+        <w:trPr>
+          <w:cantSplit/>
+        </w:trPr>
         <w:tc>
           <w:tcPr>
             <w:tcW w:type="dxa" w:w="2400"/>
@@ -343,7 +358,7 @@
                 <w:sz w:val="19"/>
                 <w:szCs w:val="19"/>
               </w:rPr>
-              <w:t xml:space="preserve">Situacao</w:t>
+              <w:t xml:space="preserve">Situação</w:t>
             </w:r>
           </w:p>
         </w:tc>
@@ -370,7 +385,7 @@
                 <w:sz w:val="19"/>
                 <w:szCs w:val="19"/>
               </w:rPr>
-              <w:t xml:space="preserve">Documento base para inicio de desenvolvimento</w:t>
+              <w:t xml:space="preserve">Atualizado com o bloco de fatos implementado na Fase 1 (ADR-016, ADR-017)</w:t>
             </w:r>
           </w:p>
         </w:tc>
@@ -395,7 +410,7 @@
           <w:sz w:val="18"/>
           <w:szCs w:val="18"/>
         </w:rPr>
-        <w:t xml:space="preserve">Este documento integra o pacote de documentacao do Projeto Lumen. Valores legais, limites e endpoints citados foram verificados em fontes oficiais em setembro de 2026 e devem ser reconferidos antes da implementacao, pois sao atualizados periodicamente por decreto.</w:t>
+        <w:t xml:space="preserve">Este documento integra o pacote de documentação do Projeto Lumen. Valores legais, limites e endpoints citados foram verificados em fontes oficiais em outubro de 2026 e devem ser reconferidos antes da implementação, pois são atualizados periodicamente por decreto.</w:t>
       </w:r>
     </w:p>
     <w:p>
@@ -406,6 +421,8 @@
     <w:p>
       <w:pPr>
         <w:pStyle w:val="Heading1"/>
+        <w:keepNext/>
+        <w:keepLines/>
         <w:spacing w:after="160" w:before="380"/>
       </w:pPr>
       <w:r>
@@ -456,6 +473,8 @@
     <w:p>
       <w:pPr>
         <w:pStyle w:val="Heading1"/>
+        <w:keepNext/>
+        <w:keepLines/>
         <w:spacing w:after="160" w:before="380"/>
       </w:pPr>
       <w:r>
@@ -530,6 +549,8 @@
     <w:p>
       <w:pPr>
         <w:pStyle w:val="Heading1"/>
+        <w:keepNext/>
+        <w:keepLines/>
         <w:spacing w:after="160" w:before="380"/>
       </w:pPr>
       <w:r>
@@ -601,6 +622,8 @@
     <w:p>
       <w:pPr>
         <w:pStyle w:val="Heading2"/>
+        <w:keepNext/>
+        <w:keepLines/>
         <w:spacing w:after="120" w:before="280"/>
       </w:pPr>
       <w:r>
@@ -714,6 +737,9 @@
         </w:tc>
       </w:tr>
       <w:tr>
+        <w:trPr>
+          <w:cantSplit/>
+        </w:trPr>
         <w:tc>
           <w:tcPr>
             <w:tcW w:type="dxa" w:w="1900"/>
@@ -797,6 +823,9 @@
         </w:tc>
       </w:tr>
       <w:tr>
+        <w:trPr>
+          <w:cantSplit/>
+        </w:trPr>
         <w:tc>
           <w:tcPr>
             <w:tcW w:type="dxa" w:w="1900"/>
@@ -880,6 +909,9 @@
         </w:tc>
       </w:tr>
       <w:tr>
+        <w:trPr>
+          <w:cantSplit/>
+        </w:trPr>
         <w:tc>
           <w:tcPr>
             <w:tcW w:type="dxa" w:w="1900"/>
@@ -979,6 +1011,9 @@
         <w:gridCol w:w="9600"/>
       </w:tblGrid>
       <w:tr>
+        <w:trPr>
+          <w:cantSplit/>
+        </w:trPr>
         <w:tc>
           <w:tcPr>
             <w:tcW w:type="dxa" w:w="9600"/>
@@ -1022,6 +1057,8 @@
     <w:p>
       <w:pPr>
         <w:pStyle w:val="Heading1"/>
+        <w:keepNext/>
+        <w:keepLines/>
         <w:spacing w:after="160" w:before="380"/>
       </w:pPr>
       <w:r>
@@ -1045,6 +1082,8 @@
     <w:p>
       <w:pPr>
         <w:pStyle w:val="Heading2"/>
+        <w:keepNext/>
+        <w:keepLines/>
         <w:spacing w:after="120" w:before="280"/>
       </w:pPr>
       <w:r>
@@ -1054,6 +1093,8 @@
     <w:p>
       <w:pPr>
         <w:pStyle w:val="Heading3"/>
+        <w:keepNext/>
+        <w:keepLines/>
         <w:spacing w:after="100" w:before="220"/>
       </w:pPr>
       <w:r>
@@ -1210,6 +1251,9 @@
         </w:tc>
       </w:tr>
       <w:tr>
+        <w:trPr>
+          <w:cantSplit/>
+        </w:trPr>
         <w:tc>
           <w:tcPr>
             <w:tcW w:type="dxa" w:w="2100"/>
@@ -1320,6 +1364,9 @@
         </w:tc>
       </w:tr>
       <w:tr>
+        <w:trPr>
+          <w:cantSplit/>
+        </w:trPr>
         <w:tc>
           <w:tcPr>
             <w:tcW w:type="dxa" w:w="2100"/>
@@ -1430,6 +1477,9 @@
         </w:tc>
       </w:tr>
       <w:tr>
+        <w:trPr>
+          <w:cantSplit/>
+        </w:trPr>
         <w:tc>
           <w:tcPr>
             <w:tcW w:type="dxa" w:w="2100"/>
@@ -1540,6 +1590,9 @@
         </w:tc>
       </w:tr>
       <w:tr>
+        <w:trPr>
+          <w:cantSplit/>
+        </w:trPr>
         <w:tc>
           <w:tcPr>
             <w:tcW w:type="dxa" w:w="2100"/>
@@ -1650,6 +1703,9 @@
         </w:tc>
       </w:tr>
       <w:tr>
+        <w:trPr>
+          <w:cantSplit/>
+        </w:trPr>
         <w:tc>
           <w:tcPr>
             <w:tcW w:type="dxa" w:w="2100"/>
@@ -1760,6 +1816,9 @@
         </w:tc>
       </w:tr>
       <w:tr>
+        <w:trPr>
+          <w:cantSplit/>
+        </w:trPr>
         <w:tc>
           <w:tcPr>
             <w:tcW w:type="dxa" w:w="2100"/>
@@ -1870,6 +1929,9 @@
         </w:tc>
       </w:tr>
       <w:tr>
+        <w:trPr>
+          <w:cantSplit/>
+        </w:trPr>
         <w:tc>
           <w:tcPr>
             <w:tcW w:type="dxa" w:w="2100"/>
@@ -1980,6 +2042,9 @@
         </w:tc>
       </w:tr>
       <w:tr>
+        <w:trPr>
+          <w:cantSplit/>
+        </w:trPr>
         <w:tc>
           <w:tcPr>
             <w:tcW w:type="dxa" w:w="2100"/>
@@ -2090,6 +2155,9 @@
         </w:tc>
       </w:tr>
       <w:tr>
+        <w:trPr>
+          <w:cantSplit/>
+        </w:trPr>
         <w:tc>
           <w:tcPr>
             <w:tcW w:type="dxa" w:w="2100"/>
@@ -2200,6 +2268,9 @@
         </w:tc>
       </w:tr>
       <w:tr>
+        <w:trPr>
+          <w:cantSplit/>
+        </w:trPr>
         <w:tc>
           <w:tcPr>
             <w:tcW w:type="dxa" w:w="2100"/>
@@ -2310,6 +2381,9 @@
         </w:tc>
       </w:tr>
       <w:tr>
+        <w:trPr>
+          <w:cantSplit/>
+        </w:trPr>
         <w:tc>
           <w:tcPr>
             <w:tcW w:type="dxa" w:w="2100"/>
@@ -2428,6 +2502,8 @@
     <w:p>
       <w:pPr>
         <w:pStyle w:val="Heading3"/>
+        <w:keepNext/>
+        <w:keepLines/>
         <w:spacing w:after="100" w:before="220"/>
       </w:pPr>
       <w:r>
@@ -2584,6 +2660,9 @@
         </w:tc>
       </w:tr>
       <w:tr>
+        <w:trPr>
+          <w:cantSplit/>
+        </w:trPr>
         <w:tc>
           <w:tcPr>
             <w:tcW w:type="dxa" w:w="2100"/>
@@ -2694,6 +2773,9 @@
         </w:tc>
       </w:tr>
       <w:tr>
+        <w:trPr>
+          <w:cantSplit/>
+        </w:trPr>
         <w:tc>
           <w:tcPr>
             <w:tcW w:type="dxa" w:w="2100"/>
@@ -2804,6 +2886,9 @@
         </w:tc>
       </w:tr>
       <w:tr>
+        <w:trPr>
+          <w:cantSplit/>
+        </w:trPr>
         <w:tc>
           <w:tcPr>
             <w:tcW w:type="dxa" w:w="2100"/>
@@ -2914,6 +2999,9 @@
         </w:tc>
       </w:tr>
       <w:tr>
+        <w:trPr>
+          <w:cantSplit/>
+        </w:trPr>
         <w:tc>
           <w:tcPr>
             <w:tcW w:type="dxa" w:w="2100"/>
@@ -3024,6 +3112,9 @@
         </w:tc>
       </w:tr>
       <w:tr>
+        <w:trPr>
+          <w:cantSplit/>
+        </w:trPr>
         <w:tc>
           <w:tcPr>
             <w:tcW w:type="dxa" w:w="2100"/>
@@ -3134,6 +3225,9 @@
         </w:tc>
       </w:tr>
       <w:tr>
+        <w:trPr>
+          <w:cantSplit/>
+        </w:trPr>
         <w:tc>
           <w:tcPr>
             <w:tcW w:type="dxa" w:w="2100"/>
@@ -3244,6 +3338,9 @@
         </w:tc>
       </w:tr>
       <w:tr>
+        <w:trPr>
+          <w:cantSplit/>
+        </w:trPr>
         <w:tc>
           <w:tcPr>
             <w:tcW w:type="dxa" w:w="2100"/>
@@ -3354,6 +3451,9 @@
         </w:tc>
       </w:tr>
       <w:tr>
+        <w:trPr>
+          <w:cantSplit/>
+        </w:trPr>
         <w:tc>
           <w:tcPr>
             <w:tcW w:type="dxa" w:w="2100"/>
@@ -3464,6 +3564,9 @@
         </w:tc>
       </w:tr>
       <w:tr>
+        <w:trPr>
+          <w:cantSplit/>
+        </w:trPr>
         <w:tc>
           <w:tcPr>
             <w:tcW w:type="dxa" w:w="2100"/>
@@ -3574,6 +3677,9 @@
         </w:tc>
       </w:tr>
       <w:tr>
+        <w:trPr>
+          <w:cantSplit/>
+        </w:trPr>
         <w:tc>
           <w:tcPr>
             <w:tcW w:type="dxa" w:w="2100"/>
@@ -3684,6 +3790,9 @@
         </w:tc>
       </w:tr>
       <w:tr>
+        <w:trPr>
+          <w:cantSplit/>
+        </w:trPr>
         <w:tc>
           <w:tcPr>
             <w:tcW w:type="dxa" w:w="2100"/>
@@ -3794,6 +3903,9 @@
         </w:tc>
       </w:tr>
       <w:tr>
+        <w:trPr>
+          <w:cantSplit/>
+        </w:trPr>
         <w:tc>
           <w:tcPr>
             <w:tcW w:type="dxa" w:w="2100"/>
@@ -3904,6 +4016,9 @@
         </w:tc>
       </w:tr>
       <w:tr>
+        <w:trPr>
+          <w:cantSplit/>
+        </w:trPr>
         <w:tc>
           <w:tcPr>
             <w:tcW w:type="dxa" w:w="2100"/>
@@ -4022,6 +4137,8 @@
     <w:p>
       <w:pPr>
         <w:pStyle w:val="Heading3"/>
+        <w:keepNext/>
+        <w:keepLines/>
         <w:spacing w:after="100" w:before="220"/>
       </w:pPr>
       <w:r>
@@ -4178,6 +4295,9 @@
         </w:tc>
       </w:tr>
       <w:tr>
+        <w:trPr>
+          <w:cantSplit/>
+        </w:trPr>
         <w:tc>
           <w:tcPr>
             <w:tcW w:type="dxa" w:w="2100"/>
@@ -4288,6 +4408,9 @@
         </w:tc>
       </w:tr>
       <w:tr>
+        <w:trPr>
+          <w:cantSplit/>
+        </w:trPr>
         <w:tc>
           <w:tcPr>
             <w:tcW w:type="dxa" w:w="2100"/>
@@ -4398,6 +4521,9 @@
         </w:tc>
       </w:tr>
       <w:tr>
+        <w:trPr>
+          <w:cantSplit/>
+        </w:trPr>
         <w:tc>
           <w:tcPr>
             <w:tcW w:type="dxa" w:w="2100"/>
@@ -4508,6 +4634,9 @@
         </w:tc>
       </w:tr>
       <w:tr>
+        <w:trPr>
+          <w:cantSplit/>
+        </w:trPr>
         <w:tc>
           <w:tcPr>
             <w:tcW w:type="dxa" w:w="2100"/>
@@ -4618,6 +4747,9 @@
         </w:tc>
       </w:tr>
       <w:tr>
+        <w:trPr>
+          <w:cantSplit/>
+        </w:trPr>
         <w:tc>
           <w:tcPr>
             <w:tcW w:type="dxa" w:w="2100"/>
@@ -4728,6 +4860,9 @@
         </w:tc>
       </w:tr>
       <w:tr>
+        <w:trPr>
+          <w:cantSplit/>
+        </w:trPr>
         <w:tc>
           <w:tcPr>
             <w:tcW w:type="dxa" w:w="2100"/>
@@ -4838,6 +4973,9 @@
         </w:tc>
       </w:tr>
       <w:tr>
+        <w:trPr>
+          <w:cantSplit/>
+        </w:trPr>
         <w:tc>
           <w:tcPr>
             <w:tcW w:type="dxa" w:w="2100"/>
@@ -4948,6 +5086,9 @@
         </w:tc>
       </w:tr>
       <w:tr>
+        <w:trPr>
+          <w:cantSplit/>
+        </w:trPr>
         <w:tc>
           <w:tcPr>
             <w:tcW w:type="dxa" w:w="2100"/>
@@ -5058,6 +5199,9 @@
         </w:tc>
       </w:tr>
       <w:tr>
+        <w:trPr>
+          <w:cantSplit/>
+        </w:trPr>
         <w:tc>
           <w:tcPr>
             <w:tcW w:type="dxa" w:w="2100"/>
@@ -5176,6 +5320,8 @@
     <w:p>
       <w:pPr>
         <w:pStyle w:val="Heading3"/>
+        <w:keepNext/>
+        <w:keepLines/>
         <w:spacing w:after="100" w:before="220"/>
       </w:pPr>
       <w:r>
@@ -5332,6 +5478,9 @@
         </w:tc>
       </w:tr>
       <w:tr>
+        <w:trPr>
+          <w:cantSplit/>
+        </w:trPr>
         <w:tc>
           <w:tcPr>
             <w:tcW w:type="dxa" w:w="2100"/>
@@ -5442,6 +5591,9 @@
         </w:tc>
       </w:tr>
       <w:tr>
+        <w:trPr>
+          <w:cantSplit/>
+        </w:trPr>
         <w:tc>
           <w:tcPr>
             <w:tcW w:type="dxa" w:w="2100"/>
@@ -5552,6 +5704,9 @@
         </w:tc>
       </w:tr>
       <w:tr>
+        <w:trPr>
+          <w:cantSplit/>
+        </w:trPr>
         <w:tc>
           <w:tcPr>
             <w:tcW w:type="dxa" w:w="2100"/>
@@ -5662,6 +5817,9 @@
         </w:tc>
       </w:tr>
       <w:tr>
+        <w:trPr>
+          <w:cantSplit/>
+        </w:trPr>
         <w:tc>
           <w:tcPr>
             <w:tcW w:type="dxa" w:w="2100"/>
@@ -5772,6 +5930,9 @@
         </w:tc>
       </w:tr>
       <w:tr>
+        <w:trPr>
+          <w:cantSplit/>
+        </w:trPr>
         <w:tc>
           <w:tcPr>
             <w:tcW w:type="dxa" w:w="2100"/>
@@ -5890,6 +6051,8 @@
     <w:p>
       <w:pPr>
         <w:pStyle w:val="Heading3"/>
+        <w:keepNext/>
+        <w:keepLines/>
         <w:spacing w:after="100" w:before="220"/>
       </w:pPr>
       <w:r>
@@ -6046,6 +6209,9 @@
         </w:tc>
       </w:tr>
       <w:tr>
+        <w:trPr>
+          <w:cantSplit/>
+        </w:trPr>
         <w:tc>
           <w:tcPr>
             <w:tcW w:type="dxa" w:w="2100"/>
@@ -6156,6 +6322,9 @@
         </w:tc>
       </w:tr>
       <w:tr>
+        <w:trPr>
+          <w:cantSplit/>
+        </w:trPr>
         <w:tc>
           <w:tcPr>
             <w:tcW w:type="dxa" w:w="2100"/>
@@ -6266,6 +6435,9 @@
         </w:tc>
       </w:tr>
       <w:tr>
+        <w:trPr>
+          <w:cantSplit/>
+        </w:trPr>
         <w:tc>
           <w:tcPr>
             <w:tcW w:type="dxa" w:w="2100"/>
@@ -6376,6 +6548,9 @@
         </w:tc>
       </w:tr>
       <w:tr>
+        <w:trPr>
+          <w:cantSplit/>
+        </w:trPr>
         <w:tc>
           <w:tcPr>
             <w:tcW w:type="dxa" w:w="2100"/>
@@ -6486,6 +6661,9 @@
         </w:tc>
       </w:tr>
       <w:tr>
+        <w:trPr>
+          <w:cantSplit/>
+        </w:trPr>
         <w:tc>
           <w:tcPr>
             <w:tcW w:type="dxa" w:w="2100"/>
@@ -6596,6 +6774,9 @@
         </w:tc>
       </w:tr>
       <w:tr>
+        <w:trPr>
+          <w:cantSplit/>
+        </w:trPr>
         <w:tc>
           <w:tcPr>
             <w:tcW w:type="dxa" w:w="2100"/>
@@ -6706,6 +6887,9 @@
         </w:tc>
       </w:tr>
       <w:tr>
+        <w:trPr>
+          <w:cantSplit/>
+        </w:trPr>
         <w:tc>
           <w:tcPr>
             <w:tcW w:type="dxa" w:w="2100"/>
@@ -6816,6 +7000,9 @@
         </w:tc>
       </w:tr>
       <w:tr>
+        <w:trPr>
+          <w:cantSplit/>
+        </w:trPr>
         <w:tc>
           <w:tcPr>
             <w:tcW w:type="dxa" w:w="2100"/>
@@ -6926,6 +7113,9 @@
         </w:tc>
       </w:tr>
       <w:tr>
+        <w:trPr>
+          <w:cantSplit/>
+        </w:trPr>
         <w:tc>
           <w:tcPr>
             <w:tcW w:type="dxa" w:w="2100"/>
@@ -7036,6 +7226,9 @@
         </w:tc>
       </w:tr>
       <w:tr>
+        <w:trPr>
+          <w:cantSplit/>
+        </w:trPr>
         <w:tc>
           <w:tcPr>
             <w:tcW w:type="dxa" w:w="2100"/>
@@ -7146,6 +7339,9 @@
         </w:tc>
       </w:tr>
       <w:tr>
+        <w:trPr>
+          <w:cantSplit/>
+        </w:trPr>
         <w:tc>
           <w:tcPr>
             <w:tcW w:type="dxa" w:w="2100"/>
@@ -7256,6 +7452,9 @@
         </w:tc>
       </w:tr>
       <w:tr>
+        <w:trPr>
+          <w:cantSplit/>
+        </w:trPr>
         <w:tc>
           <w:tcPr>
             <w:tcW w:type="dxa" w:w="2100"/>
@@ -7366,6 +7565,9 @@
         </w:tc>
       </w:tr>
       <w:tr>
+        <w:trPr>
+          <w:cantSplit/>
+        </w:trPr>
         <w:tc>
           <w:tcPr>
             <w:tcW w:type="dxa" w:w="2100"/>
@@ -7484,6 +7686,8 @@
     <w:p>
       <w:pPr>
         <w:pStyle w:val="Heading3"/>
+        <w:keepNext/>
+        <w:keepLines/>
         <w:spacing w:after="100" w:before="220"/>
       </w:pPr>
       <w:r>
@@ -7640,6 +7844,9 @@
         </w:tc>
       </w:tr>
       <w:tr>
+        <w:trPr>
+          <w:cantSplit/>
+        </w:trPr>
         <w:tc>
           <w:tcPr>
             <w:tcW w:type="dxa" w:w="2100"/>
@@ -7750,6 +7957,9 @@
         </w:tc>
       </w:tr>
       <w:tr>
+        <w:trPr>
+          <w:cantSplit/>
+        </w:trPr>
         <w:tc>
           <w:tcPr>
             <w:tcW w:type="dxa" w:w="2100"/>
@@ -7860,6 +8070,9 @@
         </w:tc>
       </w:tr>
       <w:tr>
+        <w:trPr>
+          <w:cantSplit/>
+        </w:trPr>
         <w:tc>
           <w:tcPr>
             <w:tcW w:type="dxa" w:w="2100"/>
@@ -7970,6 +8183,9 @@
         </w:tc>
       </w:tr>
       <w:tr>
+        <w:trPr>
+          <w:cantSplit/>
+        </w:trPr>
         <w:tc>
           <w:tcPr>
             <w:tcW w:type="dxa" w:w="2100"/>
@@ -8080,6 +8296,9 @@
         </w:tc>
       </w:tr>
       <w:tr>
+        <w:trPr>
+          <w:cantSplit/>
+        </w:trPr>
         <w:tc>
           <w:tcPr>
             <w:tcW w:type="dxa" w:w="2100"/>
@@ -8190,6 +8409,9 @@
         </w:tc>
       </w:tr>
       <w:tr>
+        <w:trPr>
+          <w:cantSplit/>
+        </w:trPr>
         <w:tc>
           <w:tcPr>
             <w:tcW w:type="dxa" w:w="2100"/>
@@ -8300,6 +8522,9 @@
         </w:tc>
       </w:tr>
       <w:tr>
+        <w:trPr>
+          <w:cantSplit/>
+        </w:trPr>
         <w:tc>
           <w:tcPr>
             <w:tcW w:type="dxa" w:w="2100"/>
@@ -8410,6 +8635,9 @@
         </w:tc>
       </w:tr>
       <w:tr>
+        <w:trPr>
+          <w:cantSplit/>
+        </w:trPr>
         <w:tc>
           <w:tcPr>
             <w:tcW w:type="dxa" w:w="2100"/>
@@ -8528,6 +8756,8 @@
     <w:p>
       <w:pPr>
         <w:pStyle w:val="Heading3"/>
+        <w:keepNext/>
+        <w:keepLines/>
         <w:spacing w:after="100" w:before="220"/>
       </w:pPr>
       <w:r>
@@ -8684,6 +8914,9 @@
         </w:tc>
       </w:tr>
       <w:tr>
+        <w:trPr>
+          <w:cantSplit/>
+        </w:trPr>
         <w:tc>
           <w:tcPr>
             <w:tcW w:type="dxa" w:w="2100"/>
@@ -8794,6 +9027,9 @@
         </w:tc>
       </w:tr>
       <w:tr>
+        <w:trPr>
+          <w:cantSplit/>
+        </w:trPr>
         <w:tc>
           <w:tcPr>
             <w:tcW w:type="dxa" w:w="2100"/>
@@ -8904,6 +9140,9 @@
         </w:tc>
       </w:tr>
       <w:tr>
+        <w:trPr>
+          <w:cantSplit/>
+        </w:trPr>
         <w:tc>
           <w:tcPr>
             <w:tcW w:type="dxa" w:w="2100"/>
@@ -9014,6 +9253,9 @@
         </w:tc>
       </w:tr>
       <w:tr>
+        <w:trPr>
+          <w:cantSplit/>
+        </w:trPr>
         <w:tc>
           <w:tcPr>
             <w:tcW w:type="dxa" w:w="2100"/>
@@ -9124,6 +9366,9 @@
         </w:tc>
       </w:tr>
       <w:tr>
+        <w:trPr>
+          <w:cantSplit/>
+        </w:trPr>
         <w:tc>
           <w:tcPr>
             <w:tcW w:type="dxa" w:w="2100"/>
@@ -9234,6 +9479,9 @@
         </w:tc>
       </w:tr>
       <w:tr>
+        <w:trPr>
+          <w:cantSplit/>
+        </w:trPr>
         <w:tc>
           <w:tcPr>
             <w:tcW w:type="dxa" w:w="2100"/>
@@ -9344,6 +9592,9 @@
         </w:tc>
       </w:tr>
       <w:tr>
+        <w:trPr>
+          <w:cantSplit/>
+        </w:trPr>
         <w:tc>
           <w:tcPr>
             <w:tcW w:type="dxa" w:w="2100"/>
@@ -9454,6 +9705,9 @@
         </w:tc>
       </w:tr>
       <w:tr>
+        <w:trPr>
+          <w:cantSplit/>
+        </w:trPr>
         <w:tc>
           <w:tcPr>
             <w:tcW w:type="dxa" w:w="2100"/>
@@ -9564,6 +9818,9 @@
         </w:tc>
       </w:tr>
       <w:tr>
+        <w:trPr>
+          <w:cantSplit/>
+        </w:trPr>
         <w:tc>
           <w:tcPr>
             <w:tcW w:type="dxa" w:w="2100"/>
@@ -9674,6 +9931,9 @@
         </w:tc>
       </w:tr>
       <w:tr>
+        <w:trPr>
+          <w:cantSplit/>
+        </w:trPr>
         <w:tc>
           <w:tcPr>
             <w:tcW w:type="dxa" w:w="2100"/>
@@ -9784,6 +10044,9 @@
         </w:tc>
       </w:tr>
       <w:tr>
+        <w:trPr>
+          <w:cantSplit/>
+        </w:trPr>
         <w:tc>
           <w:tcPr>
             <w:tcW w:type="dxa" w:w="2100"/>
@@ -9894,6 +10157,9 @@
         </w:tc>
       </w:tr>
       <w:tr>
+        <w:trPr>
+          <w:cantSplit/>
+        </w:trPr>
         <w:tc>
           <w:tcPr>
             <w:tcW w:type="dxa" w:w="2100"/>
@@ -10017,6 +10283,8 @@
     <w:p>
       <w:pPr>
         <w:pStyle w:val="Heading2"/>
+        <w:keepNext/>
+        <w:keepLines/>
         <w:spacing w:after="120" w:before="280"/>
       </w:pPr>
       <w:r>
@@ -10026,6 +10294,8 @@
     <w:p>
       <w:pPr>
         <w:pStyle w:val="Heading3"/>
+        <w:keepNext/>
+        <w:keepLines/>
         <w:spacing w:after="100" w:before="220"/>
       </w:pPr>
       <w:r>
@@ -10182,6 +10452,9 @@
         </w:tc>
       </w:tr>
       <w:tr>
+        <w:trPr>
+          <w:cantSplit/>
+        </w:trPr>
         <w:tc>
           <w:tcPr>
             <w:tcW w:type="dxa" w:w="2100"/>
@@ -10292,6 +10565,9 @@
         </w:tc>
       </w:tr>
       <w:tr>
+        <w:trPr>
+          <w:cantSplit/>
+        </w:trPr>
         <w:tc>
           <w:tcPr>
             <w:tcW w:type="dxa" w:w="2100"/>
@@ -10402,6 +10678,9 @@
         </w:tc>
       </w:tr>
       <w:tr>
+        <w:trPr>
+          <w:cantSplit/>
+        </w:trPr>
         <w:tc>
           <w:tcPr>
             <w:tcW w:type="dxa" w:w="2100"/>
@@ -10512,6 +10791,9 @@
         </w:tc>
       </w:tr>
       <w:tr>
+        <w:trPr>
+          <w:cantSplit/>
+        </w:trPr>
         <w:tc>
           <w:tcPr>
             <w:tcW w:type="dxa" w:w="2100"/>
@@ -10622,6 +10904,9 @@
         </w:tc>
       </w:tr>
       <w:tr>
+        <w:trPr>
+          <w:cantSplit/>
+        </w:trPr>
         <w:tc>
           <w:tcPr>
             <w:tcW w:type="dxa" w:w="2100"/>
@@ -10732,6 +11017,9 @@
         </w:tc>
       </w:tr>
       <w:tr>
+        <w:trPr>
+          <w:cantSplit/>
+        </w:trPr>
         <w:tc>
           <w:tcPr>
             <w:tcW w:type="dxa" w:w="2100"/>
@@ -10842,6 +11130,9 @@
         </w:tc>
       </w:tr>
       <w:tr>
+        <w:trPr>
+          <w:cantSplit/>
+        </w:trPr>
         <w:tc>
           <w:tcPr>
             <w:tcW w:type="dxa" w:w="2100"/>
@@ -10952,6 +11243,9 @@
         </w:tc>
       </w:tr>
       <w:tr>
+        <w:trPr>
+          <w:cantSplit/>
+        </w:trPr>
         <w:tc>
           <w:tcPr>
             <w:tcW w:type="dxa" w:w="2100"/>
@@ -11062,6 +11356,9 @@
         </w:tc>
       </w:tr>
       <w:tr>
+        <w:trPr>
+          <w:cantSplit/>
+        </w:trPr>
         <w:tc>
           <w:tcPr>
             <w:tcW w:type="dxa" w:w="2100"/>
@@ -11172,6 +11469,9 @@
         </w:tc>
       </w:tr>
       <w:tr>
+        <w:trPr>
+          <w:cantSplit/>
+        </w:trPr>
         <w:tc>
           <w:tcPr>
             <w:tcW w:type="dxa" w:w="2100"/>
@@ -11290,6 +11590,8 @@
     <w:p>
       <w:pPr>
         <w:pStyle w:val="Heading3"/>
+        <w:keepNext/>
+        <w:keepLines/>
         <w:spacing w:after="100" w:before="220"/>
       </w:pPr>
       <w:r>
@@ -11446,6 +11748,9 @@
         </w:tc>
       </w:tr>
       <w:tr>
+        <w:trPr>
+          <w:cantSplit/>
+        </w:trPr>
         <w:tc>
           <w:tcPr>
             <w:tcW w:type="dxa" w:w="2100"/>
@@ -11556,6 +11861,9 @@
         </w:tc>
       </w:tr>
       <w:tr>
+        <w:trPr>
+          <w:cantSplit/>
+        </w:trPr>
         <w:tc>
           <w:tcPr>
             <w:tcW w:type="dxa" w:w="2100"/>
@@ -11666,6 +11974,9 @@
         </w:tc>
       </w:tr>
       <w:tr>
+        <w:trPr>
+          <w:cantSplit/>
+        </w:trPr>
         <w:tc>
           <w:tcPr>
             <w:tcW w:type="dxa" w:w="2100"/>
@@ -11776,6 +12087,9 @@
         </w:tc>
       </w:tr>
       <w:tr>
+        <w:trPr>
+          <w:cantSplit/>
+        </w:trPr>
         <w:tc>
           <w:tcPr>
             <w:tcW w:type="dxa" w:w="2100"/>
@@ -11886,6 +12200,9 @@
         </w:tc>
       </w:tr>
       <w:tr>
+        <w:trPr>
+          <w:cantSplit/>
+        </w:trPr>
         <w:tc>
           <w:tcPr>
             <w:tcW w:type="dxa" w:w="2100"/>
@@ -11996,6 +12313,9 @@
         </w:tc>
       </w:tr>
       <w:tr>
+        <w:trPr>
+          <w:cantSplit/>
+        </w:trPr>
         <w:tc>
           <w:tcPr>
             <w:tcW w:type="dxa" w:w="2100"/>
@@ -12106,6 +12426,9 @@
         </w:tc>
       </w:tr>
       <w:tr>
+        <w:trPr>
+          <w:cantSplit/>
+        </w:trPr>
         <w:tc>
           <w:tcPr>
             <w:tcW w:type="dxa" w:w="2100"/>
@@ -12224,6 +12547,8 @@
     <w:p>
       <w:pPr>
         <w:pStyle w:val="Heading3"/>
+        <w:keepNext/>
+        <w:keepLines/>
         <w:spacing w:after="100" w:before="220"/>
       </w:pPr>
       <w:r>
@@ -12380,6 +12705,9 @@
         </w:tc>
       </w:tr>
       <w:tr>
+        <w:trPr>
+          <w:cantSplit/>
+        </w:trPr>
         <w:tc>
           <w:tcPr>
             <w:tcW w:type="dxa" w:w="2100"/>
@@ -12490,6 +12818,9 @@
         </w:tc>
       </w:tr>
       <w:tr>
+        <w:trPr>
+          <w:cantSplit/>
+        </w:trPr>
         <w:tc>
           <w:tcPr>
             <w:tcW w:type="dxa" w:w="2100"/>
@@ -12600,6 +12931,9 @@
         </w:tc>
       </w:tr>
       <w:tr>
+        <w:trPr>
+          <w:cantSplit/>
+        </w:trPr>
         <w:tc>
           <w:tcPr>
             <w:tcW w:type="dxa" w:w="2100"/>
@@ -12710,6 +13044,9 @@
         </w:tc>
       </w:tr>
       <w:tr>
+        <w:trPr>
+          <w:cantSplit/>
+        </w:trPr>
         <w:tc>
           <w:tcPr>
             <w:tcW w:type="dxa" w:w="2100"/>
@@ -12820,6 +13157,9 @@
         </w:tc>
       </w:tr>
       <w:tr>
+        <w:trPr>
+          <w:cantSplit/>
+        </w:trPr>
         <w:tc>
           <w:tcPr>
             <w:tcW w:type="dxa" w:w="2100"/>
@@ -12930,6 +13270,9 @@
         </w:tc>
       </w:tr>
       <w:tr>
+        <w:trPr>
+          <w:cantSplit/>
+        </w:trPr>
         <w:tc>
           <w:tcPr>
             <w:tcW w:type="dxa" w:w="2100"/>
@@ -13048,6 +13391,8 @@
     <w:p>
       <w:pPr>
         <w:pStyle w:val="Heading2"/>
+        <w:keepNext/>
+        <w:keepLines/>
         <w:spacing w:after="120" w:before="280"/>
       </w:pPr>
       <w:r>
@@ -13057,6 +13402,8 @@
     <w:p>
       <w:pPr>
         <w:pStyle w:val="Heading3"/>
+        <w:keepNext/>
+        <w:keepLines/>
         <w:spacing w:after="100" w:before="220"/>
       </w:pPr>
       <w:r>
@@ -13213,6 +13560,9 @@
         </w:tc>
       </w:tr>
       <w:tr>
+        <w:trPr>
+          <w:cantSplit/>
+        </w:trPr>
         <w:tc>
           <w:tcPr>
             <w:tcW w:type="dxa" w:w="2100"/>
@@ -13323,6 +13673,9 @@
         </w:tc>
       </w:tr>
       <w:tr>
+        <w:trPr>
+          <w:cantSplit/>
+        </w:trPr>
         <w:tc>
           <w:tcPr>
             <w:tcW w:type="dxa" w:w="2100"/>
@@ -13433,6 +13786,9 @@
         </w:tc>
       </w:tr>
       <w:tr>
+        <w:trPr>
+          <w:cantSplit/>
+        </w:trPr>
         <w:tc>
           <w:tcPr>
             <w:tcW w:type="dxa" w:w="2100"/>
@@ -13543,6 +13899,9 @@
         </w:tc>
       </w:tr>
       <w:tr>
+        <w:trPr>
+          <w:cantSplit/>
+        </w:trPr>
         <w:tc>
           <w:tcPr>
             <w:tcW w:type="dxa" w:w="2100"/>
@@ -13653,6 +14012,9 @@
         </w:tc>
       </w:tr>
       <w:tr>
+        <w:trPr>
+          <w:cantSplit/>
+        </w:trPr>
         <w:tc>
           <w:tcPr>
             <w:tcW w:type="dxa" w:w="2100"/>
@@ -13763,6 +14125,9 @@
         </w:tc>
       </w:tr>
       <w:tr>
+        <w:trPr>
+          <w:cantSplit/>
+        </w:trPr>
         <w:tc>
           <w:tcPr>
             <w:tcW w:type="dxa" w:w="2100"/>
@@ -13873,6 +14238,9 @@
         </w:tc>
       </w:tr>
       <w:tr>
+        <w:trPr>
+          <w:cantSplit/>
+        </w:trPr>
         <w:tc>
           <w:tcPr>
             <w:tcW w:type="dxa" w:w="2100"/>
@@ -13983,6 +14351,9 @@
         </w:tc>
       </w:tr>
       <w:tr>
+        <w:trPr>
+          <w:cantSplit/>
+        </w:trPr>
         <w:tc>
           <w:tcPr>
             <w:tcW w:type="dxa" w:w="2100"/>
@@ -14093,6 +14464,9 @@
         </w:tc>
       </w:tr>
       <w:tr>
+        <w:trPr>
+          <w:cantSplit/>
+        </w:trPr>
         <w:tc>
           <w:tcPr>
             <w:tcW w:type="dxa" w:w="2100"/>
@@ -14203,6 +14577,9 @@
         </w:tc>
       </w:tr>
       <w:tr>
+        <w:trPr>
+          <w:cantSplit/>
+        </w:trPr>
         <w:tc>
           <w:tcPr>
             <w:tcW w:type="dxa" w:w="2100"/>
@@ -14321,6 +14698,8 @@
     <w:p>
       <w:pPr>
         <w:pStyle w:val="Heading3"/>
+        <w:keepNext/>
+        <w:keepLines/>
         <w:spacing w:after="100" w:before="220"/>
       </w:pPr>
       <w:r>
@@ -14477,6 +14856,9 @@
         </w:tc>
       </w:tr>
       <w:tr>
+        <w:trPr>
+          <w:cantSplit/>
+        </w:trPr>
         <w:tc>
           <w:tcPr>
             <w:tcW w:type="dxa" w:w="2100"/>
@@ -14587,6 +14969,9 @@
         </w:tc>
       </w:tr>
       <w:tr>
+        <w:trPr>
+          <w:cantSplit/>
+        </w:trPr>
         <w:tc>
           <w:tcPr>
             <w:tcW w:type="dxa" w:w="2100"/>
@@ -14697,6 +15082,9 @@
         </w:tc>
       </w:tr>
       <w:tr>
+        <w:trPr>
+          <w:cantSplit/>
+        </w:trPr>
         <w:tc>
           <w:tcPr>
             <w:tcW w:type="dxa" w:w="2100"/>
@@ -14807,6 +15195,9 @@
         </w:tc>
       </w:tr>
       <w:tr>
+        <w:trPr>
+          <w:cantSplit/>
+        </w:trPr>
         <w:tc>
           <w:tcPr>
             <w:tcW w:type="dxa" w:w="2100"/>
@@ -14917,6 +15308,9 @@
         </w:tc>
       </w:tr>
       <w:tr>
+        <w:trPr>
+          <w:cantSplit/>
+        </w:trPr>
         <w:tc>
           <w:tcPr>
             <w:tcW w:type="dxa" w:w="2100"/>
@@ -15027,6 +15421,9 @@
         </w:tc>
       </w:tr>
       <w:tr>
+        <w:trPr>
+          <w:cantSplit/>
+        </w:trPr>
         <w:tc>
           <w:tcPr>
             <w:tcW w:type="dxa" w:w="2100"/>
@@ -15137,6 +15534,9 @@
         </w:tc>
       </w:tr>
       <w:tr>
+        <w:trPr>
+          <w:cantSplit/>
+        </w:trPr>
         <w:tc>
           <w:tcPr>
             <w:tcW w:type="dxa" w:w="2100"/>
@@ -15247,6 +15647,9 @@
         </w:tc>
       </w:tr>
       <w:tr>
+        <w:trPr>
+          <w:cantSplit/>
+        </w:trPr>
         <w:tc>
           <w:tcPr>
             <w:tcW w:type="dxa" w:w="2100"/>
@@ -15357,6 +15760,9 @@
         </w:tc>
       </w:tr>
       <w:tr>
+        <w:trPr>
+          <w:cantSplit/>
+        </w:trPr>
         <w:tc>
           <w:tcPr>
             <w:tcW w:type="dxa" w:w="2100"/>
@@ -15475,6 +15881,8 @@
     <w:p>
       <w:pPr>
         <w:pStyle w:val="Heading3"/>
+        <w:keepNext/>
+        <w:keepLines/>
         <w:spacing w:after="100" w:before="220"/>
       </w:pPr>
       <w:r>
@@ -15631,6 +16039,9 @@
         </w:tc>
       </w:tr>
       <w:tr>
+        <w:trPr>
+          <w:cantSplit/>
+        </w:trPr>
         <w:tc>
           <w:tcPr>
             <w:tcW w:type="dxa" w:w="2100"/>
@@ -15741,6 +16152,9 @@
         </w:tc>
       </w:tr>
       <w:tr>
+        <w:trPr>
+          <w:cantSplit/>
+        </w:trPr>
         <w:tc>
           <w:tcPr>
             <w:tcW w:type="dxa" w:w="2100"/>
@@ -15851,6 +16265,9 @@
         </w:tc>
       </w:tr>
       <w:tr>
+        <w:trPr>
+          <w:cantSplit/>
+        </w:trPr>
         <w:tc>
           <w:tcPr>
             <w:tcW w:type="dxa" w:w="2100"/>
@@ -15961,6 +16378,9 @@
         </w:tc>
       </w:tr>
       <w:tr>
+        <w:trPr>
+          <w:cantSplit/>
+        </w:trPr>
         <w:tc>
           <w:tcPr>
             <w:tcW w:type="dxa" w:w="2100"/>
@@ -16071,6 +16491,9 @@
         </w:tc>
       </w:tr>
       <w:tr>
+        <w:trPr>
+          <w:cantSplit/>
+        </w:trPr>
         <w:tc>
           <w:tcPr>
             <w:tcW w:type="dxa" w:w="2100"/>
@@ -16181,6 +16604,9 @@
         </w:tc>
       </w:tr>
       <w:tr>
+        <w:trPr>
+          <w:cantSplit/>
+        </w:trPr>
         <w:tc>
           <w:tcPr>
             <w:tcW w:type="dxa" w:w="2100"/>
@@ -16291,6 +16717,9 @@
         </w:tc>
       </w:tr>
       <w:tr>
+        <w:trPr>
+          <w:cantSplit/>
+        </w:trPr>
         <w:tc>
           <w:tcPr>
             <w:tcW w:type="dxa" w:w="2100"/>
@@ -16401,6 +16830,9 @@
         </w:tc>
       </w:tr>
       <w:tr>
+        <w:trPr>
+          <w:cantSplit/>
+        </w:trPr>
         <w:tc>
           <w:tcPr>
             <w:tcW w:type="dxa" w:w="2100"/>
@@ -16511,6 +16943,9 @@
         </w:tc>
       </w:tr>
       <w:tr>
+        <w:trPr>
+          <w:cantSplit/>
+        </w:trPr>
         <w:tc>
           <w:tcPr>
             <w:tcW w:type="dxa" w:w="2100"/>
@@ -16621,6 +17056,9 @@
         </w:tc>
       </w:tr>
       <w:tr>
+        <w:trPr>
+          <w:cantSplit/>
+        </w:trPr>
         <w:tc>
           <w:tcPr>
             <w:tcW w:type="dxa" w:w="2100"/>
@@ -16731,6 +17169,9 @@
         </w:tc>
       </w:tr>
       <w:tr>
+        <w:trPr>
+          <w:cantSplit/>
+        </w:trPr>
         <w:tc>
           <w:tcPr>
             <w:tcW w:type="dxa" w:w="2100"/>
@@ -16841,6 +17282,9 @@
         </w:tc>
       </w:tr>
       <w:tr>
+        <w:trPr>
+          <w:cantSplit/>
+        </w:trPr>
         <w:tc>
           <w:tcPr>
             <w:tcW w:type="dxa" w:w="2100"/>
@@ -16951,6 +17395,9 @@
         </w:tc>
       </w:tr>
       <w:tr>
+        <w:trPr>
+          <w:cantSplit/>
+        </w:trPr>
         <w:tc>
           <w:tcPr>
             <w:tcW w:type="dxa" w:w="2100"/>
@@ -17061,6 +17508,9 @@
         </w:tc>
       </w:tr>
       <w:tr>
+        <w:trPr>
+          <w:cantSplit/>
+        </w:trPr>
         <w:tc>
           <w:tcPr>
             <w:tcW w:type="dxa" w:w="2100"/>
@@ -17171,6 +17621,9 @@
         </w:tc>
       </w:tr>
       <w:tr>
+        <w:trPr>
+          <w:cantSplit/>
+        </w:trPr>
         <w:tc>
           <w:tcPr>
             <w:tcW w:type="dxa" w:w="2100"/>
@@ -17289,6 +17742,8 @@
     <w:p>
       <w:pPr>
         <w:pStyle w:val="Heading3"/>
+        <w:keepNext/>
+        <w:keepLines/>
         <w:spacing w:after="100" w:before="220"/>
       </w:pPr>
       <w:r>
@@ -17445,6 +17900,9 @@
         </w:tc>
       </w:tr>
       <w:tr>
+        <w:trPr>
+          <w:cantSplit/>
+        </w:trPr>
         <w:tc>
           <w:tcPr>
             <w:tcW w:type="dxa" w:w="2100"/>
@@ -17555,6 +18013,9 @@
         </w:tc>
       </w:tr>
       <w:tr>
+        <w:trPr>
+          <w:cantSplit/>
+        </w:trPr>
         <w:tc>
           <w:tcPr>
             <w:tcW w:type="dxa" w:w="2100"/>
@@ -17665,6 +18126,9 @@
         </w:tc>
       </w:tr>
       <w:tr>
+        <w:trPr>
+          <w:cantSplit/>
+        </w:trPr>
         <w:tc>
           <w:tcPr>
             <w:tcW w:type="dxa" w:w="2100"/>
@@ -17775,6 +18239,9 @@
         </w:tc>
       </w:tr>
       <w:tr>
+        <w:trPr>
+          <w:cantSplit/>
+        </w:trPr>
         <w:tc>
           <w:tcPr>
             <w:tcW w:type="dxa" w:w="2100"/>
@@ -17885,6 +18352,9 @@
         </w:tc>
       </w:tr>
       <w:tr>
+        <w:trPr>
+          <w:cantSplit/>
+        </w:trPr>
         <w:tc>
           <w:tcPr>
             <w:tcW w:type="dxa" w:w="2100"/>
@@ -18003,6 +18473,8 @@
     <w:p>
       <w:pPr>
         <w:pStyle w:val="Heading3"/>
+        <w:keepNext/>
+        <w:keepLines/>
         <w:spacing w:after="100" w:before="220"/>
       </w:pPr>
       <w:r>
@@ -18159,6 +18631,9 @@
         </w:tc>
       </w:tr>
       <w:tr>
+        <w:trPr>
+          <w:cantSplit/>
+        </w:trPr>
         <w:tc>
           <w:tcPr>
             <w:tcW w:type="dxa" w:w="2100"/>
@@ -18269,6 +18744,9 @@
         </w:tc>
       </w:tr>
       <w:tr>
+        <w:trPr>
+          <w:cantSplit/>
+        </w:trPr>
         <w:tc>
           <w:tcPr>
             <w:tcW w:type="dxa" w:w="2100"/>
@@ -18379,6 +18857,9 @@
         </w:tc>
       </w:tr>
       <w:tr>
+        <w:trPr>
+          <w:cantSplit/>
+        </w:trPr>
         <w:tc>
           <w:tcPr>
             <w:tcW w:type="dxa" w:w="2100"/>
@@ -18489,6 +18970,9 @@
         </w:tc>
       </w:tr>
       <w:tr>
+        <w:trPr>
+          <w:cantSplit/>
+        </w:trPr>
         <w:tc>
           <w:tcPr>
             <w:tcW w:type="dxa" w:w="2100"/>
@@ -18599,6 +19083,9 @@
         </w:tc>
       </w:tr>
       <w:tr>
+        <w:trPr>
+          <w:cantSplit/>
+        </w:trPr>
         <w:tc>
           <w:tcPr>
             <w:tcW w:type="dxa" w:w="2100"/>
@@ -18709,6 +19196,9 @@
         </w:tc>
       </w:tr>
       <w:tr>
+        <w:trPr>
+          <w:cantSplit/>
+        </w:trPr>
         <w:tc>
           <w:tcPr>
             <w:tcW w:type="dxa" w:w="2100"/>
@@ -18819,6 +19309,9 @@
         </w:tc>
       </w:tr>
       <w:tr>
+        <w:trPr>
+          <w:cantSplit/>
+        </w:trPr>
         <w:tc>
           <w:tcPr>
             <w:tcW w:type="dxa" w:w="2100"/>
@@ -18929,6 +19422,9 @@
         </w:tc>
       </w:tr>
       <w:tr>
+        <w:trPr>
+          <w:cantSplit/>
+        </w:trPr>
         <w:tc>
           <w:tcPr>
             <w:tcW w:type="dxa" w:w="2100"/>
@@ -19039,6 +19535,9 @@
         </w:tc>
       </w:tr>
       <w:tr>
+        <w:trPr>
+          <w:cantSplit/>
+        </w:trPr>
         <w:tc>
           <w:tcPr>
             <w:tcW w:type="dxa" w:w="2100"/>
@@ -19149,6 +19648,9 @@
         </w:tc>
       </w:tr>
       <w:tr>
+        <w:trPr>
+          <w:cantSplit/>
+        </w:trPr>
         <w:tc>
           <w:tcPr>
             <w:tcW w:type="dxa" w:w="2100"/>
@@ -19267,6 +19769,8 @@
     <w:p>
       <w:pPr>
         <w:pStyle w:val="Heading3"/>
+        <w:keepNext/>
+        <w:keepLines/>
         <w:spacing w:after="100" w:before="220"/>
       </w:pPr>
       <w:r>
@@ -19423,6 +19927,9 @@
         </w:tc>
       </w:tr>
       <w:tr>
+        <w:trPr>
+          <w:cantSplit/>
+        </w:trPr>
         <w:tc>
           <w:tcPr>
             <w:tcW w:type="dxa" w:w="2100"/>
@@ -19533,6 +20040,9 @@
         </w:tc>
       </w:tr>
       <w:tr>
+        <w:trPr>
+          <w:cantSplit/>
+        </w:trPr>
         <w:tc>
           <w:tcPr>
             <w:tcW w:type="dxa" w:w="2100"/>
@@ -19643,6 +20153,9 @@
         </w:tc>
       </w:tr>
       <w:tr>
+        <w:trPr>
+          <w:cantSplit/>
+        </w:trPr>
         <w:tc>
           <w:tcPr>
             <w:tcW w:type="dxa" w:w="2100"/>
@@ -19753,6 +20266,9 @@
         </w:tc>
       </w:tr>
       <w:tr>
+        <w:trPr>
+          <w:cantSplit/>
+        </w:trPr>
         <w:tc>
           <w:tcPr>
             <w:tcW w:type="dxa" w:w="2100"/>
@@ -19863,6 +20379,9 @@
         </w:tc>
       </w:tr>
       <w:tr>
+        <w:trPr>
+          <w:cantSplit/>
+        </w:trPr>
         <w:tc>
           <w:tcPr>
             <w:tcW w:type="dxa" w:w="2100"/>
@@ -19973,6 +20492,9 @@
         </w:tc>
       </w:tr>
       <w:tr>
+        <w:trPr>
+          <w:cantSplit/>
+        </w:trPr>
         <w:tc>
           <w:tcPr>
             <w:tcW w:type="dxa" w:w="2100"/>
@@ -20083,6 +20605,9 @@
         </w:tc>
       </w:tr>
       <w:tr>
+        <w:trPr>
+          <w:cantSplit/>
+        </w:trPr>
         <w:tc>
           <w:tcPr>
             <w:tcW w:type="dxa" w:w="2100"/>
@@ -20206,6 +20731,8 @@
     <w:p>
       <w:pPr>
         <w:pStyle w:val="Heading1"/>
+        <w:keepNext/>
+        <w:keepLines/>
         <w:spacing w:after="160" w:before="380"/>
       </w:pPr>
       <w:r>
@@ -20236,7 +20763,7 @@
           <wp:inline distT="0" distB="0" distL="0" distR="0">
             <wp:extent cx="5334000" cy="4057650"/>
             <wp:effectExtent t="0" r="0" b="0" l="0"/>
-            <wp:docPr id="1" name="" descr="" title=""/>
+            <wp:docPr id="2" name="" descr="" title=""/>
             <wp:cNvGraphicFramePr>
               <a:graphicFrameLocks xmlns:a="http://schemas.openxmlformats.org/drawingml/2006/main" noChangeAspect="1"/>
             </wp:cNvGraphicFramePr>
@@ -20291,6 +20818,8 @@
     <w:p>
       <w:pPr>
         <w:pStyle w:val="Heading1"/>
+        <w:keepNext/>
+        <w:keepLines/>
         <w:spacing w:after="160" w:before="380"/>
       </w:pPr>
       <w:r>
@@ -20418,6 +20947,9 @@
         </w:tc>
       </w:tr>
       <w:tr>
+        <w:trPr>
+          <w:cantSplit/>
+        </w:trPr>
         <w:tc>
           <w:tcPr>
             <w:tcW w:type="dxa" w:w="1900"/>
@@ -20501,6 +21033,9 @@
         </w:tc>
       </w:tr>
       <w:tr>
+        <w:trPr>
+          <w:cantSplit/>
+        </w:trPr>
         <w:tc>
           <w:tcPr>
             <w:tcW w:type="dxa" w:w="1900"/>
@@ -20584,6 +21119,9 @@
         </w:tc>
       </w:tr>
       <w:tr>
+        <w:trPr>
+          <w:cantSplit/>
+        </w:trPr>
         <w:tc>
           <w:tcPr>
             <w:tcW w:type="dxa" w:w="1900"/>
@@ -20667,6 +21205,9 @@
         </w:tc>
       </w:tr>
       <w:tr>
+        <w:trPr>
+          <w:cantSplit/>
+        </w:trPr>
         <w:tc>
           <w:tcPr>
             <w:tcW w:type="dxa" w:w="1900"/>
@@ -20750,6 +21291,9 @@
         </w:tc>
       </w:tr>
       <w:tr>
+        <w:trPr>
+          <w:cantSplit/>
+        </w:trPr>
         <w:tc>
           <w:tcPr>
             <w:tcW w:type="dxa" w:w="1900"/>
@@ -20833,6 +21377,20 @@
         </w:tc>
       </w:tr>
     </w:tbl>
+    <w:p>
+      <w:pPr>
+        <w:spacing w:after="120"/>
+      </w:pPr>
+      <w:r>
+        <w:rPr>
+          <w:b w:val="false"/>
+          <w:bCs w:val="false"/>
+          <w:i w:val="false"/>
+          <w:iCs w:val="false"/>
+        </w:rPr>
+        <w:t xml:space="preserve">As chaves efetivamente usadas na Fase 1, onde a fonte já entrega um identificador estável, estão na seção 8.2.</w:t>
+      </w:r>
+    </w:p>
     <w:tbl>
       <w:tblPr>
         <w:tblW w:type="dxa" w:w="9600"/>
@@ -20849,6 +21407,9 @@
         <w:gridCol w:w="9600"/>
       </w:tblGrid>
       <w:tr>
+        <w:trPr>
+          <w:cantSplit/>
+        </w:trPr>
         <w:tc>
           <w:tcPr>
             <w:tcW w:type="dxa" w:w="9600"/>
@@ -20887,6 +21448,8 @@
     <w:p>
       <w:pPr>
         <w:pStyle w:val="Heading1"/>
+        <w:keepNext/>
+        <w:keepLines/>
         <w:spacing w:after="160" w:before="380"/>
       </w:pPr>
       <w:r>
@@ -21014,6 +21577,9 @@
         </w:tc>
       </w:tr>
       <w:tr>
+        <w:trPr>
+          <w:cantSplit/>
+        </w:trPr>
         <w:tc>
           <w:tcPr>
             <w:tcW w:type="dxa" w:w="1900"/>
@@ -21097,6 +21663,9 @@
         </w:tc>
       </w:tr>
       <w:tr>
+        <w:trPr>
+          <w:cantSplit/>
+        </w:trPr>
         <w:tc>
           <w:tcPr>
             <w:tcW w:type="dxa" w:w="1900"/>
@@ -21180,6 +21749,9 @@
         </w:tc>
       </w:tr>
       <w:tr>
+        <w:trPr>
+          <w:cantSplit/>
+        </w:trPr>
         <w:tc>
           <w:tcPr>
             <w:tcW w:type="dxa" w:w="1900"/>
@@ -21263,6 +21835,9 @@
         </w:tc>
       </w:tr>
       <w:tr>
+        <w:trPr>
+          <w:cantSplit/>
+        </w:trPr>
         <w:tc>
           <w:tcPr>
             <w:tcW w:type="dxa" w:w="1900"/>
@@ -21346,6 +21921,9 @@
         </w:tc>
       </w:tr>
       <w:tr>
+        <w:trPr>
+          <w:cantSplit/>
+        </w:trPr>
         <w:tc>
           <w:tcPr>
             <w:tcW w:type="dxa" w:w="1900"/>
@@ -21429,6 +22007,9 @@
         </w:tc>
       </w:tr>
       <w:tr>
+        <w:trPr>
+          <w:cantSplit/>
+        </w:trPr>
         <w:tc>
           <w:tcPr>
             <w:tcW w:type="dxa" w:w="1900"/>
@@ -21515,6 +22096,8 @@
     <w:p>
       <w:pPr>
         <w:pStyle w:val="Heading1"/>
+        <w:keepNext/>
+        <w:keepLines/>
         <w:spacing w:after="160" w:before="380"/>
       </w:pPr>
       <w:r>
@@ -21628,6 +22211,9 @@
         </w:tc>
       </w:tr>
       <w:tr>
+        <w:trPr>
+          <w:cantSplit/>
+        </w:trPr>
         <w:tc>
           <w:tcPr>
             <w:tcW w:type="dxa" w:w="1800"/>
@@ -21711,6 +22297,9 @@
         </w:tc>
       </w:tr>
       <w:tr>
+        <w:trPr>
+          <w:cantSplit/>
+        </w:trPr>
         <w:tc>
           <w:tcPr>
             <w:tcW w:type="dxa" w:w="1800"/>
@@ -21761,7 +22350,7 @@
                 <w:sz w:val="19"/>
                 <w:szCs w:val="19"/>
               </w:rPr>
-              <w:t xml:space="preserve">Por exercício e unidade federativa</w:t>
+              <w:t xml:space="preserve">Por entidade, exercício e unidade federativa (JSON Lines na Fase 1, ADR-016)</w:t>
             </w:r>
           </w:p>
         </w:tc>
@@ -21794,6 +22383,9 @@
         </w:tc>
       </w:tr>
       <w:tr>
+        <w:trPr>
+          <w:cantSplit/>
+        </w:trPr>
         <w:tc>
           <w:tcPr>
             <w:tcW w:type="dxa" w:w="1800"/>
@@ -21877,6 +22469,9 @@
         </w:tc>
       </w:tr>
       <w:tr>
+        <w:trPr>
+          <w:cantSplit/>
+        </w:trPr>
         <w:tc>
           <w:tcPr>
             <w:tcW w:type="dxa" w:w="1800"/>
@@ -21960,6 +22555,9 @@
         </w:tc>
       </w:tr>
       <w:tr>
+        <w:trPr>
+          <w:cantSplit/>
+        </w:trPr>
         <w:tc>
           <w:tcPr>
             <w:tcW w:type="dxa" w:w="1800"/>
@@ -22043,9 +22641,2867 @@
         </w:tc>
       </w:tr>
     </w:tbl>
+    <w:p>
+      <w:pPr>
+        <w:pStyle w:val="Heading1"/>
+        <w:keepNext/>
+        <w:keepLines/>
+        <w:pageBreakBefore/>
+        <w:spacing w:after="160" w:before="380"/>
+      </w:pPr>
+      <w:r>
+        <w:t xml:space="preserve">8. Implementação da Fase 1</w:t>
+      </w:r>
+    </w:p>
+    <w:p>
+      <w:pPr>
+        <w:spacing w:after="120"/>
+      </w:pPr>
+      <w:r>
+        <w:rPr>
+          <w:b w:val="false"/>
+          <w:bCs w:val="false"/>
+          <w:i w:val="false"/>
+          <w:iCs w:val="false"/>
+        </w:rPr>
+        <w:t xml:space="preserve">As seções anteriores descrevem o modelo de destino. Esta seção registra o que a Fase 1 implementou ao consumir as fontes reais (PNCP, SICONFI e IBGE) e onde a implementação diverge do dicionário, com o motivo (ADR-017). O código está em packages/canonico e packages/normalizacao; a descrição função por função, no DOC-11.</w:t>
+      </w:r>
+    </w:p>
+    <w:p>
+      <w:pPr>
+        <w:pStyle w:val="Heading2"/>
+        <w:keepNext/>
+        <w:keepLines/>
+        <w:spacing w:after="120" w:before="280"/>
+      </w:pPr>
+      <w:r>
+        <w:t xml:space="preserve">8.1 Do modelo conceitual às entidades implementadas</w:t>
+      </w:r>
+    </w:p>
+    <w:tbl>
+      <w:tblPr>
+        <w:tblW w:type="dxa" w:w="9600"/>
+        <w:tblBorders>
+          <w:top w:val="single" w:color="BFBFBF" w:sz="4"/>
+          <w:left w:val="single" w:color="BFBFBF" w:sz="4"/>
+          <w:bottom w:val="single" w:color="BFBFBF" w:sz="4"/>
+          <w:right w:val="single" w:color="BFBFBF" w:sz="4"/>
+          <w:insideH w:val="single" w:color="D9D9D9" w:sz="2"/>
+          <w:insideV w:val="single" w:color="D9D9D9" w:sz="2"/>
+        </w:tblBorders>
+      </w:tblPr>
+      <w:tblGrid>
+        <w:gridCol w:w="2300"/>
+        <w:gridCol w:w="2700"/>
+        <w:gridCol w:w="4600"/>
+      </w:tblGrid>
+      <w:tr>
+        <w:trPr>
+          <w:tblHeader/>
+        </w:trPr>
+        <w:tc>
+          <w:tcPr>
+            <w:tcW w:type="dxa" w:w="2300"/>
+            <w:shd w:fill="1F3864" w:val="clear"/>
+            <w:tcMar>
+              <w:top w:type="dxa" w:w="80"/>
+              <w:left w:type="dxa" w:w="110"/>
+              <w:bottom w:type="dxa" w:w="80"/>
+              <w:right w:type="dxa" w:w="110"/>
+            </w:tcMar>
+            <w:vAlign w:val="center"/>
+          </w:tcPr>
+          <w:p>
+            <w:pPr>
+              <w:spacing w:after="0"/>
+            </w:pPr>
+            <w:r>
+              <w:rPr>
+                <w:b/>
+                <w:bCs/>
+                <w:color w:val="FFFFFF"/>
+                <w:sz w:val="19"/>
+                <w:szCs w:val="19"/>
+              </w:rPr>
+              <w:t xml:space="preserve">Entidade do dicionário</w:t>
+            </w:r>
+          </w:p>
+        </w:tc>
+        <w:tc>
+          <w:tcPr>
+            <w:tcW w:type="dxa" w:w="2700"/>
+            <w:shd w:fill="1F3864" w:val="clear"/>
+            <w:tcMar>
+              <w:top w:type="dxa" w:w="80"/>
+              <w:left w:type="dxa" w:w="110"/>
+              <w:bottom w:type="dxa" w:w="80"/>
+              <w:right w:type="dxa" w:w="110"/>
+            </w:tcMar>
+            <w:vAlign w:val="center"/>
+          </w:tcPr>
+          <w:p>
+            <w:pPr>
+              <w:spacing w:after="0"/>
+            </w:pPr>
+            <w:r>
+              <w:rPr>
+                <w:b/>
+                <w:bCs/>
+                <w:color w:val="FFFFFF"/>
+                <w:sz w:val="19"/>
+                <w:szCs w:val="19"/>
+              </w:rPr>
+              <w:t xml:space="preserve">Na Fase 1</w:t>
+            </w:r>
+          </w:p>
+        </w:tc>
+        <w:tc>
+          <w:tcPr>
+            <w:tcW w:type="dxa" w:w="4600"/>
+            <w:shd w:fill="1F3864" w:val="clear"/>
+            <w:tcMar>
+              <w:top w:type="dxa" w:w="80"/>
+              <w:left w:type="dxa" w:w="110"/>
+              <w:bottom w:type="dxa" w:w="80"/>
+              <w:right w:type="dxa" w:w="110"/>
+            </w:tcMar>
+            <w:vAlign w:val="center"/>
+          </w:tcPr>
+          <w:p>
+            <w:pPr>
+              <w:spacing w:after="0"/>
+            </w:pPr>
+            <w:r>
+              <w:rPr>
+                <w:b/>
+                <w:bCs/>
+                <w:color w:val="FFFFFF"/>
+                <w:sz w:val="19"/>
+                <w:szCs w:val="19"/>
+              </w:rPr>
+              <w:t xml:space="preserve">Observação</w:t>
+            </w:r>
+          </w:p>
+        </w:tc>
+      </w:tr>
+      <w:tr>
+        <w:trPr>
+          <w:cantSplit/>
+        </w:trPr>
+        <w:tc>
+          <w:tcPr>
+            <w:tcW w:type="dxa" w:w="2300"/>
+            <w:shd w:fill="FFFFFF" w:val="clear"/>
+            <w:tcMar>
+              <w:top w:type="dxa" w:w="70"/>
+              <w:left w:type="dxa" w:w="110"/>
+              <w:bottom w:type="dxa" w:w="70"/>
+              <w:right w:type="dxa" w:w="110"/>
+            </w:tcMar>
+            <w:vAlign w:val="center"/>
+          </w:tcPr>
+          <w:p>
+            <w:pPr>
+              <w:spacing w:after="0"/>
+            </w:pPr>
+            <w:r>
+              <w:rPr>
+                <w:b w:val="false"/>
+                <w:bCs w:val="false"/>
+                <w:sz w:val="17"/>
+                <w:szCs w:val="17"/>
+              </w:rPr>
+              <w:t xml:space="preserve">Ente</w:t>
+            </w:r>
+          </w:p>
+        </w:tc>
+        <w:tc>
+          <w:tcPr>
+            <w:tcW w:type="dxa" w:w="2700"/>
+            <w:shd w:fill="FFFFFF" w:val="clear"/>
+            <w:tcMar>
+              <w:top w:type="dxa" w:w="70"/>
+              <w:left w:type="dxa" w:w="110"/>
+              <w:bottom w:type="dxa" w:w="70"/>
+              <w:right w:type="dxa" w:w="110"/>
+            </w:tcMar>
+            <w:vAlign w:val="center"/>
+          </w:tcPr>
+          <w:p>
+            <w:pPr>
+              <w:spacing w:after="0"/>
+            </w:pPr>
+            <w:r>
+              <w:rPr>
+                <w:b w:val="false"/>
+                <w:bCs w:val="false"/>
+                <w:sz w:val="17"/>
+                <w:szCs w:val="17"/>
+              </w:rPr>
+              <w:t xml:space="preserve">EnteFederativo, Orgao, UnidadeGestora</w:t>
+            </w:r>
+          </w:p>
+        </w:tc>
+        <w:tc>
+          <w:tcPr>
+            <w:tcW w:type="dxa" w:w="4600"/>
+            <w:shd w:fill="FFFFFF" w:val="clear"/>
+            <w:tcMar>
+              <w:top w:type="dxa" w:w="70"/>
+              <w:left w:type="dxa" w:w="110"/>
+              <w:bottom w:type="dxa" w:w="70"/>
+              <w:right w:type="dxa" w:w="110"/>
+            </w:tcMar>
+            <w:vAlign w:val="center"/>
+          </w:tcPr>
+          <w:p>
+            <w:pPr>
+              <w:spacing w:after="0"/>
+            </w:pPr>
+            <w:r>
+              <w:rPr>
+                <w:b w:val="false"/>
+                <w:bCs w:val="false"/>
+                <w:sz w:val="17"/>
+                <w:szCs w:val="17"/>
+              </w:rPr>
+              <w:t xml:space="preserve">Separados porque o PNCP identifica o órgão pelo CNPJ e a unidade pelo código; o ente vem do código IBGE</w:t>
+            </w:r>
+          </w:p>
+        </w:tc>
+      </w:tr>
+      <w:tr>
+        <w:trPr>
+          <w:cantSplit/>
+        </w:trPr>
+        <w:tc>
+          <w:tcPr>
+            <w:tcW w:type="dxa" w:w="2300"/>
+            <w:shd w:fill="F2F2F2" w:val="clear"/>
+            <w:tcMar>
+              <w:top w:type="dxa" w:w="70"/>
+              <w:left w:type="dxa" w:w="110"/>
+              <w:bottom w:type="dxa" w:w="70"/>
+              <w:right w:type="dxa" w:w="110"/>
+            </w:tcMar>
+            <w:vAlign w:val="center"/>
+          </w:tcPr>
+          <w:p>
+            <w:pPr>
+              <w:spacing w:after="0"/>
+            </w:pPr>
+            <w:r>
+              <w:rPr>
+                <w:b w:val="false"/>
+                <w:bCs w:val="false"/>
+                <w:sz w:val="17"/>
+                <w:szCs w:val="17"/>
+              </w:rPr>
+              <w:t xml:space="preserve">ProcessoContratacao</w:t>
+            </w:r>
+          </w:p>
+        </w:tc>
+        <w:tc>
+          <w:tcPr>
+            <w:tcW w:type="dxa" w:w="2700"/>
+            <w:shd w:fill="F2F2F2" w:val="clear"/>
+            <w:tcMar>
+              <w:top w:type="dxa" w:w="70"/>
+              <w:left w:type="dxa" w:w="110"/>
+              <w:bottom w:type="dxa" w:w="70"/>
+              <w:right w:type="dxa" w:w="110"/>
+            </w:tcMar>
+            <w:vAlign w:val="center"/>
+          </w:tcPr>
+          <w:p>
+            <w:pPr>
+              <w:spacing w:after="0"/>
+            </w:pPr>
+            <w:r>
+              <w:rPr>
+                <w:b w:val="false"/>
+                <w:bCs w:val="false"/>
+                <w:sz w:val="17"/>
+                <w:szCs w:val="17"/>
+              </w:rPr>
+              <w:t xml:space="preserve">ProcessoContratacao</w:t>
+            </w:r>
+          </w:p>
+        </w:tc>
+        <w:tc>
+          <w:tcPr>
+            <w:tcW w:type="dxa" w:w="4600"/>
+            <w:shd w:fill="F2F2F2" w:val="clear"/>
+            <w:tcMar>
+              <w:top w:type="dxa" w:w="70"/>
+              <w:left w:type="dxa" w:w="110"/>
+              <w:bottom w:type="dxa" w:w="70"/>
+              <w:right w:type="dxa" w:w="110"/>
+            </w:tcMar>
+            <w:vAlign w:val="center"/>
+          </w:tcPr>
+          <w:p>
+            <w:pPr>
+              <w:spacing w:after="0"/>
+            </w:pPr>
+            <w:r>
+              <w:rPr>
+                <w:b w:val="false"/>
+                <w:bCs w:val="false"/>
+                <w:sz w:val="17"/>
+                <w:szCs w:val="17"/>
+              </w:rPr>
+              <w:t xml:space="preserve">Inclui modo de disputa, registro de preço, valores estimado e homologado, situação e sistema de origem</w:t>
+            </w:r>
+          </w:p>
+        </w:tc>
+      </w:tr>
+      <w:tr>
+        <w:trPr>
+          <w:cantSplit/>
+        </w:trPr>
+        <w:tc>
+          <w:tcPr>
+            <w:tcW w:type="dxa" w:w="2300"/>
+            <w:shd w:fill="FFFFFF" w:val="clear"/>
+            <w:tcMar>
+              <w:top w:type="dxa" w:w="70"/>
+              <w:left w:type="dxa" w:w="110"/>
+              <w:bottom w:type="dxa" w:w="70"/>
+              <w:right w:type="dxa" w:w="110"/>
+            </w:tcMar>
+            <w:vAlign w:val="center"/>
+          </w:tcPr>
+          <w:p>
+            <w:pPr>
+              <w:spacing w:after="0"/>
+            </w:pPr>
+            <w:r>
+              <w:rPr>
+                <w:b w:val="false"/>
+                <w:bCs w:val="false"/>
+                <w:sz w:val="17"/>
+                <w:szCs w:val="17"/>
+              </w:rPr>
+              <w:t xml:space="preserve">ItemContratado</w:t>
+            </w:r>
+          </w:p>
+        </w:tc>
+        <w:tc>
+          <w:tcPr>
+            <w:tcW w:type="dxa" w:w="2700"/>
+            <w:shd w:fill="FFFFFF" w:val="clear"/>
+            <w:tcMar>
+              <w:top w:type="dxa" w:w="70"/>
+              <w:left w:type="dxa" w:w="110"/>
+              <w:bottom w:type="dxa" w:w="70"/>
+              <w:right w:type="dxa" w:w="110"/>
+            </w:tcMar>
+            <w:vAlign w:val="center"/>
+          </w:tcPr>
+          <w:p>
+            <w:pPr>
+              <w:spacing w:after="0"/>
+            </w:pPr>
+            <w:r>
+              <w:rPr>
+                <w:b w:val="false"/>
+                <w:bCs w:val="false"/>
+                <w:sz w:val="17"/>
+                <w:szCs w:val="17"/>
+              </w:rPr>
+              <w:t xml:space="preserve">ItemContratacao e ResultadoItem</w:t>
+            </w:r>
+          </w:p>
+        </w:tc>
+        <w:tc>
+          <w:tcPr>
+            <w:tcW w:type="dxa" w:w="4600"/>
+            <w:shd w:fill="FFFFFF" w:val="clear"/>
+            <w:tcMar>
+              <w:top w:type="dxa" w:w="70"/>
+              <w:left w:type="dxa" w:w="110"/>
+              <w:bottom w:type="dxa" w:w="70"/>
+              <w:right w:type="dxa" w:w="110"/>
+            </w:tcMar>
+            <w:vAlign w:val="center"/>
+          </w:tcPr>
+          <w:p>
+            <w:pPr>
+              <w:spacing w:after="0"/>
+            </w:pPr>
+            <w:r>
+              <w:rPr>
+                <w:b w:val="false"/>
+                <w:bCs w:val="false"/>
+                <w:sz w:val="17"/>
+                <w:szCs w:val="17"/>
+              </w:rPr>
+              <w:t xml:space="preserve">O item pertence ao processo; o resultado (fornecedor, valor homologado) é registro próprio, porque um item pode ter mais de um</w:t>
+            </w:r>
+          </w:p>
+        </w:tc>
+      </w:tr>
+      <w:tr>
+        <w:trPr>
+          <w:cantSplit/>
+        </w:trPr>
+        <w:tc>
+          <w:tcPr>
+            <w:tcW w:type="dxa" w:w="2300"/>
+            <w:shd w:fill="F2F2F2" w:val="clear"/>
+            <w:tcMar>
+              <w:top w:type="dxa" w:w="70"/>
+              <w:left w:type="dxa" w:w="110"/>
+              <w:bottom w:type="dxa" w:w="70"/>
+              <w:right w:type="dxa" w:w="110"/>
+            </w:tcMar>
+            <w:vAlign w:val="center"/>
+          </w:tcPr>
+          <w:p>
+            <w:pPr>
+              <w:spacing w:after="0"/>
+            </w:pPr>
+            <w:r>
+              <w:rPr>
+                <w:b w:val="false"/>
+                <w:bCs w:val="false"/>
+                <w:sz w:val="17"/>
+                <w:szCs w:val="17"/>
+              </w:rPr>
+              <w:t xml:space="preserve">Contrato</w:t>
+            </w:r>
+          </w:p>
+        </w:tc>
+        <w:tc>
+          <w:tcPr>
+            <w:tcW w:type="dxa" w:w="2700"/>
+            <w:shd w:fill="F2F2F2" w:val="clear"/>
+            <w:tcMar>
+              <w:top w:type="dxa" w:w="70"/>
+              <w:left w:type="dxa" w:w="110"/>
+              <w:bottom w:type="dxa" w:w="70"/>
+              <w:right w:type="dxa" w:w="110"/>
+            </w:tcMar>
+            <w:vAlign w:val="center"/>
+          </w:tcPr>
+          <w:p>
+            <w:pPr>
+              <w:spacing w:after="0"/>
+            </w:pPr>
+            <w:r>
+              <w:rPr>
+                <w:b w:val="false"/>
+                <w:bCs w:val="false"/>
+                <w:sz w:val="17"/>
+                <w:szCs w:val="17"/>
+              </w:rPr>
+              <w:t xml:space="preserve">Contrato</w:t>
+            </w:r>
+          </w:p>
+        </w:tc>
+        <w:tc>
+          <w:tcPr>
+            <w:tcW w:type="dxa" w:w="4600"/>
+            <w:shd w:fill="F2F2F2" w:val="clear"/>
+            <w:tcMar>
+              <w:top w:type="dxa" w:w="70"/>
+              <w:left w:type="dxa" w:w="110"/>
+              <w:bottom w:type="dxa" w:w="70"/>
+              <w:right w:type="dxa" w:w="110"/>
+            </w:tcMar>
+            <w:vAlign w:val="center"/>
+          </w:tcPr>
+          <w:p>
+            <w:pPr>
+              <w:spacing w:after="0"/>
+            </w:pPr>
+            <w:r>
+              <w:rPr>
+                <w:b w:val="false"/>
+                <w:bCs w:val="false"/>
+                <w:sz w:val="17"/>
+                <w:szCs w:val="17"/>
+              </w:rPr>
+              <w:t xml:space="preserve">Valores inicial, global, de parcela e acumulado, como o PNCP publica</w:t>
+            </w:r>
+          </w:p>
+        </w:tc>
+      </w:tr>
+      <w:tr>
+        <w:trPr>
+          <w:cantSplit/>
+        </w:trPr>
+        <w:tc>
+          <w:tcPr>
+            <w:tcW w:type="dxa" w:w="2300"/>
+            <w:shd w:fill="FFFFFF" w:val="clear"/>
+            <w:tcMar>
+              <w:top w:type="dxa" w:w="70"/>
+              <w:left w:type="dxa" w:w="110"/>
+              <w:bottom w:type="dxa" w:w="70"/>
+              <w:right w:type="dxa" w:w="110"/>
+            </w:tcMar>
+            <w:vAlign w:val="center"/>
+          </w:tcPr>
+          <w:p>
+            <w:pPr>
+              <w:spacing w:after="0"/>
+            </w:pPr>
+            <w:r>
+              <w:rPr>
+                <w:b w:val="false"/>
+                <w:bCs w:val="false"/>
+                <w:sz w:val="17"/>
+                <w:szCs w:val="17"/>
+              </w:rPr>
+              <w:t xml:space="preserve">AmparoLegal</w:t>
+            </w:r>
+          </w:p>
+        </w:tc>
+        <w:tc>
+          <w:tcPr>
+            <w:tcW w:type="dxa" w:w="2700"/>
+            <w:shd w:fill="FFFFFF" w:val="clear"/>
+            <w:tcMar>
+              <w:top w:type="dxa" w:w="70"/>
+              <w:left w:type="dxa" w:w="110"/>
+              <w:bottom w:type="dxa" w:w="70"/>
+              <w:right w:type="dxa" w:w="110"/>
+            </w:tcMar>
+            <w:vAlign w:val="center"/>
+          </w:tcPr>
+          <w:p>
+            <w:pPr>
+              <w:spacing w:after="0"/>
+            </w:pPr>
+            <w:r>
+              <w:rPr>
+                <w:b w:val="false"/>
+                <w:bCs w:val="false"/>
+                <w:sz w:val="17"/>
+                <w:szCs w:val="17"/>
+              </w:rPr>
+              <w:t xml:space="preserve">AmparoLegal</w:t>
+            </w:r>
+          </w:p>
+        </w:tc>
+        <w:tc>
+          <w:tcPr>
+            <w:tcW w:type="dxa" w:w="4600"/>
+            <w:shd w:fill="FFFFFF" w:val="clear"/>
+            <w:tcMar>
+              <w:top w:type="dxa" w:w="70"/>
+              <w:left w:type="dxa" w:w="110"/>
+              <w:bottom w:type="dxa" w:w="70"/>
+              <w:right w:type="dxa" w:w="110"/>
+            </w:tcMar>
+            <w:vAlign w:val="center"/>
+          </w:tcPr>
+          <w:p>
+            <w:pPr>
+              <w:spacing w:after="0"/>
+            </w:pPr>
+            <w:r>
+              <w:rPr>
+                <w:b w:val="false"/>
+                <w:bCs w:val="false"/>
+                <w:sz w:val="17"/>
+                <w:szCs w:val="17"/>
+              </w:rPr>
+              <w:t xml:space="preserve">Código do PNCP ligado ao parâmetro legal datado (parametro_limite)</w:t>
+            </w:r>
+          </w:p>
+        </w:tc>
+      </w:tr>
+      <w:tr>
+        <w:trPr>
+          <w:cantSplit/>
+        </w:trPr>
+        <w:tc>
+          <w:tcPr>
+            <w:tcW w:type="dxa" w:w="2300"/>
+            <w:shd w:fill="F2F2F2" w:val="clear"/>
+            <w:tcMar>
+              <w:top w:type="dxa" w:w="70"/>
+              <w:left w:type="dxa" w:w="110"/>
+              <w:bottom w:type="dxa" w:w="70"/>
+              <w:right w:type="dxa" w:w="110"/>
+            </w:tcMar>
+            <w:vAlign w:val="center"/>
+          </w:tcPr>
+          <w:p>
+            <w:pPr>
+              <w:spacing w:after="0"/>
+            </w:pPr>
+            <w:r>
+              <w:rPr>
+                <w:b w:val="false"/>
+                <w:bCs w:val="false"/>
+                <w:sz w:val="17"/>
+                <w:szCs w:val="17"/>
+              </w:rPr>
+              <w:t xml:space="preserve">—</w:t>
+            </w:r>
+          </w:p>
+        </w:tc>
+        <w:tc>
+          <w:tcPr>
+            <w:tcW w:type="dxa" w:w="2700"/>
+            <w:shd w:fill="F2F2F2" w:val="clear"/>
+            <w:tcMar>
+              <w:top w:type="dxa" w:w="70"/>
+              <w:left w:type="dxa" w:w="110"/>
+              <w:bottom w:type="dxa" w:w="70"/>
+              <w:right w:type="dxa" w:w="110"/>
+            </w:tcMar>
+            <w:vAlign w:val="center"/>
+          </w:tcPr>
+          <w:p>
+            <w:pPr>
+              <w:spacing w:after="0"/>
+            </w:pPr>
+            <w:r>
+              <w:rPr>
+                <w:b w:val="false"/>
+                <w:bCs w:val="false"/>
+                <w:sz w:val="17"/>
+                <w:szCs w:val="17"/>
+              </w:rPr>
+              <w:t xml:space="preserve">AtaRegistroPreco</w:t>
+            </w:r>
+          </w:p>
+        </w:tc>
+        <w:tc>
+          <w:tcPr>
+            <w:tcW w:type="dxa" w:w="4600"/>
+            <w:shd w:fill="F2F2F2" w:val="clear"/>
+            <w:tcMar>
+              <w:top w:type="dxa" w:w="70"/>
+              <w:left w:type="dxa" w:w="110"/>
+              <w:bottom w:type="dxa" w:w="70"/>
+              <w:right w:type="dxa" w:w="110"/>
+            </w:tcMar>
+            <w:vAlign w:val="center"/>
+          </w:tcPr>
+          <w:p>
+            <w:pPr>
+              <w:spacing w:after="0"/>
+            </w:pPr>
+            <w:r>
+              <w:rPr>
+                <w:b w:val="false"/>
+                <w:bCs w:val="false"/>
+                <w:sz w:val="17"/>
+                <w:szCs w:val="17"/>
+              </w:rPr>
+              <w:t xml:space="preserve">Nova: atas de registro de preço do PNCP</w:t>
+            </w:r>
+          </w:p>
+        </w:tc>
+      </w:tr>
+      <w:tr>
+        <w:trPr>
+          <w:cantSplit/>
+        </w:trPr>
+        <w:tc>
+          <w:tcPr>
+            <w:tcW w:type="dxa" w:w="2300"/>
+            <w:shd w:fill="FFFFFF" w:val="clear"/>
+            <w:tcMar>
+              <w:top w:type="dxa" w:w="70"/>
+              <w:left w:type="dxa" w:w="110"/>
+              <w:bottom w:type="dxa" w:w="70"/>
+              <w:right w:type="dxa" w:w="110"/>
+            </w:tcMar>
+            <w:vAlign w:val="center"/>
+          </w:tcPr>
+          <w:p>
+            <w:pPr>
+              <w:spacing w:after="0"/>
+            </w:pPr>
+            <w:r>
+              <w:rPr>
+                <w:b w:val="false"/>
+                <w:bCs w:val="false"/>
+                <w:sz w:val="17"/>
+                <w:szCs w:val="17"/>
+              </w:rPr>
+              <w:t xml:space="preserve">Conformidade (insumo)</w:t>
+            </w:r>
+          </w:p>
+        </w:tc>
+        <w:tc>
+          <w:tcPr>
+            <w:tcW w:type="dxa" w:w="2700"/>
+            <w:shd w:fill="FFFFFF" w:val="clear"/>
+            <w:tcMar>
+              <w:top w:type="dxa" w:w="70"/>
+              <w:left w:type="dxa" w:w="110"/>
+              <w:bottom w:type="dxa" w:w="70"/>
+              <w:right w:type="dxa" w:w="110"/>
+            </w:tcMar>
+            <w:vAlign w:val="center"/>
+          </w:tcPr>
+          <w:p>
+            <w:pPr>
+              <w:spacing w:after="0"/>
+            </w:pPr>
+            <w:r>
+              <w:rPr>
+                <w:b w:val="false"/>
+                <w:bCs w:val="false"/>
+                <w:sz w:val="17"/>
+                <w:szCs w:val="17"/>
+              </w:rPr>
+              <w:t xml:space="preserve">EntregaSiconfi</w:t>
+            </w:r>
+          </w:p>
+        </w:tc>
+        <w:tc>
+          <w:tcPr>
+            <w:tcW w:type="dxa" w:w="4600"/>
+            <w:shd w:fill="FFFFFF" w:val="clear"/>
+            <w:tcMar>
+              <w:top w:type="dxa" w:w="70"/>
+              <w:left w:type="dxa" w:w="110"/>
+              <w:bottom w:type="dxa" w:w="70"/>
+              <w:right w:type="dxa" w:w="110"/>
+            </w:tcMar>
+            <w:vAlign w:val="center"/>
+          </w:tcPr>
+          <w:p>
+            <w:pPr>
+              <w:spacing w:after="0"/>
+            </w:pPr>
+            <w:r>
+              <w:rPr>
+                <w:b w:val="false"/>
+                <w:bCs w:val="false"/>
+                <w:sz w:val="17"/>
+                <w:szCs w:val="17"/>
+              </w:rPr>
+              <w:t xml:space="preserve">Nova: o que cada ente entregou ao SICONFI, base da família I</w:t>
+            </w:r>
+          </w:p>
+        </w:tc>
+      </w:tr>
+      <w:tr>
+        <w:trPr>
+          <w:cantSplit/>
+        </w:trPr>
+        <w:tc>
+          <w:tcPr>
+            <w:tcW w:type="dxa" w:w="2300"/>
+            <w:shd w:fill="F2F2F2" w:val="clear"/>
+            <w:tcMar>
+              <w:top w:type="dxa" w:w="70"/>
+              <w:left w:type="dxa" w:w="110"/>
+              <w:bottom w:type="dxa" w:w="70"/>
+              <w:right w:type="dxa" w:w="110"/>
+            </w:tcMar>
+            <w:vAlign w:val="center"/>
+          </w:tcPr>
+          <w:p>
+            <w:pPr>
+              <w:spacing w:after="0"/>
+            </w:pPr>
+            <w:r>
+              <w:rPr>
+                <w:b w:val="false"/>
+                <w:bCs w:val="false"/>
+                <w:sz w:val="17"/>
+                <w:szCs w:val="17"/>
+              </w:rPr>
+              <w:t xml:space="preserve">AtoAutorizativo, AgentePublico</w:t>
+            </w:r>
+          </w:p>
+        </w:tc>
+        <w:tc>
+          <w:tcPr>
+            <w:tcW w:type="dxa" w:w="2700"/>
+            <w:shd w:fill="F2F2F2" w:val="clear"/>
+            <w:tcMar>
+              <w:top w:type="dxa" w:w="70"/>
+              <w:left w:type="dxa" w:w="110"/>
+              <w:bottom w:type="dxa" w:w="70"/>
+              <w:right w:type="dxa" w:w="110"/>
+            </w:tcMar>
+            <w:vAlign w:val="center"/>
+          </w:tcPr>
+          <w:p>
+            <w:pPr>
+              <w:spacing w:after="0"/>
+            </w:pPr>
+            <w:r>
+              <w:rPr>
+                <w:b w:val="false"/>
+                <w:bCs w:val="false"/>
+                <w:sz w:val="17"/>
+                <w:szCs w:val="17"/>
+              </w:rPr>
+              <w:t xml:space="preserve">Não preenchidas</w:t>
+            </w:r>
+          </w:p>
+        </w:tc>
+        <w:tc>
+          <w:tcPr>
+            <w:tcW w:type="dxa" w:w="4600"/>
+            <w:shd w:fill="F2F2F2" w:val="clear"/>
+            <w:tcMar>
+              <w:top w:type="dxa" w:w="70"/>
+              <w:left w:type="dxa" w:w="110"/>
+              <w:bottom w:type="dxa" w:w="70"/>
+              <w:right w:type="dxa" w:w="110"/>
+            </w:tcMar>
+            <w:vAlign w:val="center"/>
+          </w:tcPr>
+          <w:p>
+            <w:pPr>
+              <w:spacing w:after="0"/>
+            </w:pPr>
+            <w:r>
+              <w:rPr>
+                <w:b w:val="false"/>
+                <w:bCs w:val="false"/>
+                <w:sz w:val="17"/>
+                <w:szCs w:val="17"/>
+              </w:rPr>
+              <w:t xml:space="preserve">A API do PNCP não publica quem autorizou o ato (seção 8.3)</w:t>
+            </w:r>
+          </w:p>
+        </w:tc>
+      </w:tr>
+      <w:tr>
+        <w:trPr>
+          <w:cantSplit/>
+        </w:trPr>
+        <w:tc>
+          <w:tcPr>
+            <w:tcW w:type="dxa" w:w="2300"/>
+            <w:shd w:fill="FFFFFF" w:val="clear"/>
+            <w:tcMar>
+              <w:top w:type="dxa" w:w="70"/>
+              <w:left w:type="dxa" w:w="110"/>
+              <w:bottom w:type="dxa" w:w="70"/>
+              <w:right w:type="dxa" w:w="110"/>
+            </w:tcMar>
+            <w:vAlign w:val="center"/>
+          </w:tcPr>
+          <w:p>
+            <w:pPr>
+              <w:spacing w:after="0"/>
+            </w:pPr>
+            <w:r>
+              <w:rPr>
+                <w:b w:val="false"/>
+                <w:bCs w:val="false"/>
+                <w:sz w:val="17"/>
+                <w:szCs w:val="17"/>
+              </w:rPr>
+              <w:t xml:space="preserve">Empenho, Liquidacao, Pagamento</w:t>
+            </w:r>
+          </w:p>
+        </w:tc>
+        <w:tc>
+          <w:tcPr>
+            <w:tcW w:type="dxa" w:w="2700"/>
+            <w:shd w:fill="FFFFFF" w:val="clear"/>
+            <w:tcMar>
+              <w:top w:type="dxa" w:w="70"/>
+              <w:left w:type="dxa" w:w="110"/>
+              <w:bottom w:type="dxa" w:w="70"/>
+              <w:right w:type="dxa" w:w="110"/>
+            </w:tcMar>
+            <w:vAlign w:val="center"/>
+          </w:tcPr>
+          <w:p>
+            <w:pPr>
+              <w:spacing w:after="0"/>
+            </w:pPr>
+            <w:r>
+              <w:rPr>
+                <w:b w:val="false"/>
+                <w:bCs w:val="false"/>
+                <w:sz w:val="17"/>
+                <w:szCs w:val="17"/>
+              </w:rPr>
+              <w:t xml:space="preserve">Não preenchidas</w:t>
+            </w:r>
+          </w:p>
+        </w:tc>
+        <w:tc>
+          <w:tcPr>
+            <w:tcW w:type="dxa" w:w="4600"/>
+            <w:shd w:fill="FFFFFF" w:val="clear"/>
+            <w:tcMar>
+              <w:top w:type="dxa" w:w="70"/>
+              <w:left w:type="dxa" w:w="110"/>
+              <w:bottom w:type="dxa" w:w="70"/>
+              <w:right w:type="dxa" w:w="110"/>
+            </w:tcMar>
+            <w:vAlign w:val="center"/>
+          </w:tcPr>
+          <w:p>
+            <w:pPr>
+              <w:spacing w:after="0"/>
+            </w:pPr>
+            <w:r>
+              <w:rPr>
+                <w:b w:val="false"/>
+                <w:bCs w:val="false"/>
+                <w:sz w:val="17"/>
+                <w:szCs w:val="17"/>
+              </w:rPr>
+              <w:t xml:space="preserve">Dependem do Portal da Transparência e de fontes estaduais (fases seguintes)</w:t>
+            </w:r>
+          </w:p>
+        </w:tc>
+      </w:tr>
+      <w:tr>
+        <w:trPr>
+          <w:cantSplit/>
+        </w:trPr>
+        <w:tc>
+          <w:tcPr>
+            <w:tcW w:type="dxa" w:w="2300"/>
+            <w:shd w:fill="F2F2F2" w:val="clear"/>
+            <w:tcMar>
+              <w:top w:type="dxa" w:w="70"/>
+              <w:left w:type="dxa" w:w="110"/>
+              <w:bottom w:type="dxa" w:w="70"/>
+              <w:right w:type="dxa" w:w="110"/>
+            </w:tcMar>
+            <w:vAlign w:val="center"/>
+          </w:tcPr>
+          <w:p>
+            <w:pPr>
+              <w:spacing w:after="0"/>
+            </w:pPr>
+            <w:r>
+              <w:rPr>
+                <w:b w:val="false"/>
+                <w:bCs w:val="false"/>
+                <w:sz w:val="17"/>
+                <w:szCs w:val="17"/>
+              </w:rPr>
+              <w:t xml:space="preserve">Fornecedor</w:t>
+            </w:r>
+          </w:p>
+        </w:tc>
+        <w:tc>
+          <w:tcPr>
+            <w:tcW w:type="dxa" w:w="2700"/>
+            <w:shd w:fill="F2F2F2" w:val="clear"/>
+            <w:tcMar>
+              <w:top w:type="dxa" w:w="70"/>
+              <w:left w:type="dxa" w:w="110"/>
+              <w:bottom w:type="dxa" w:w="70"/>
+              <w:right w:type="dxa" w:w="110"/>
+            </w:tcMar>
+            <w:vAlign w:val="center"/>
+          </w:tcPr>
+          <w:p>
+            <w:pPr>
+              <w:spacing w:after="0"/>
+            </w:pPr>
+            <w:r>
+              <w:rPr>
+                <w:b w:val="false"/>
+                <w:bCs w:val="false"/>
+                <w:sz w:val="17"/>
+                <w:szCs w:val="17"/>
+              </w:rPr>
+              <w:t xml:space="preserve">Identificador e documento no resultado e no contrato</w:t>
+            </w:r>
+          </w:p>
+        </w:tc>
+        <w:tc>
+          <w:tcPr>
+            <w:tcW w:type="dxa" w:w="4600"/>
+            <w:shd w:fill="F2F2F2" w:val="clear"/>
+            <w:tcMar>
+              <w:top w:type="dxa" w:w="70"/>
+              <w:left w:type="dxa" w:w="110"/>
+              <w:bottom w:type="dxa" w:w="70"/>
+              <w:right w:type="dxa" w:w="110"/>
+            </w:tcMar>
+            <w:vAlign w:val="center"/>
+          </w:tcPr>
+          <w:p>
+            <w:pPr>
+              <w:spacing w:after="0"/>
+            </w:pPr>
+            <w:r>
+              <w:rPr>
+                <w:b w:val="false"/>
+                <w:bCs w:val="false"/>
+                <w:sz w:val="17"/>
+                <w:szCs w:val="17"/>
+              </w:rPr>
+              <w:t xml:space="preserve">A entidade completa depende da base de CNPJ da Receita (pendente)</w:t>
+            </w:r>
+          </w:p>
+        </w:tc>
+      </w:tr>
+    </w:tbl>
+    <w:p>
+      <w:pPr>
+        <w:pStyle w:val="Heading2"/>
+        <w:keepNext/>
+        <w:keepLines/>
+        <w:spacing w:after="120" w:before="280"/>
+      </w:pPr>
+      <w:r>
+        <w:t xml:space="preserve">8.2 Identidade determinística</w:t>
+      </w:r>
+    </w:p>
+    <w:p>
+      <w:pPr>
+        <w:spacing w:after="120"/>
+      </w:pPr>
+      <w:r>
+        <w:rPr>
+          <w:b w:val="false"/>
+          <w:bCs w:val="false"/>
+          <w:i w:val="false"/>
+          <w:iCs w:val="false"/>
+        </w:rPr>
+        <w:t xml:space="preserve">O id de todo registro de fato é um UUID versão 5 calculado a partir de um espaço de nomes fixo do projeto e da chave natural do registro. O mesmo dado coletado duas vezes recebe o mesmo id, em qualquer máquina: a normalização é idempotente e a silver inteira pode ser reconstruída do bronze sem deixar indício órfão. Chave com parte nula ou vazia é recusada, porque daria o mesmo id a registros diferentes.</w:t>
+      </w:r>
+    </w:p>
+    <w:tbl>
+      <w:tblPr>
+        <w:tblW w:type="dxa" w:w="9600"/>
+        <w:tblBorders>
+          <w:top w:val="single" w:color="BFBFBF" w:sz="4"/>
+          <w:left w:val="single" w:color="BFBFBF" w:sz="4"/>
+          <w:bottom w:val="single" w:color="BFBFBF" w:sz="4"/>
+          <w:right w:val="single" w:color="BFBFBF" w:sz="4"/>
+          <w:insideH w:val="single" w:color="D9D9D9" w:sz="2"/>
+          <w:insideV w:val="single" w:color="D9D9D9" w:sz="2"/>
+        </w:tblBorders>
+      </w:tblPr>
+      <w:tblGrid>
+        <w:gridCol w:w="3000"/>
+        <w:gridCol w:w="6600"/>
+      </w:tblGrid>
+      <w:tr>
+        <w:trPr>
+          <w:tblHeader/>
+        </w:trPr>
+        <w:tc>
+          <w:tcPr>
+            <w:tcW w:type="dxa" w:w="3000"/>
+            <w:shd w:fill="1F3864" w:val="clear"/>
+            <w:tcMar>
+              <w:top w:type="dxa" w:w="80"/>
+              <w:left w:type="dxa" w:w="110"/>
+              <w:bottom w:type="dxa" w:w="80"/>
+              <w:right w:type="dxa" w:w="110"/>
+            </w:tcMar>
+            <w:vAlign w:val="center"/>
+          </w:tcPr>
+          <w:p>
+            <w:pPr>
+              <w:spacing w:after="0"/>
+            </w:pPr>
+            <w:r>
+              <w:rPr>
+                <w:b/>
+                <w:bCs/>
+                <w:color w:val="FFFFFF"/>
+                <w:sz w:val="19"/>
+                <w:szCs w:val="19"/>
+              </w:rPr>
+              <w:t xml:space="preserve">Entidade</w:t>
+            </w:r>
+          </w:p>
+        </w:tc>
+        <w:tc>
+          <w:tcPr>
+            <w:tcW w:type="dxa" w:w="6600"/>
+            <w:shd w:fill="1F3864" w:val="clear"/>
+            <w:tcMar>
+              <w:top w:type="dxa" w:w="80"/>
+              <w:left w:type="dxa" w:w="110"/>
+              <w:bottom w:type="dxa" w:w="80"/>
+              <w:right w:type="dxa" w:w="110"/>
+            </w:tcMar>
+            <w:vAlign w:val="center"/>
+          </w:tcPr>
+          <w:p>
+            <w:pPr>
+              <w:spacing w:after="0"/>
+            </w:pPr>
+            <w:r>
+              <w:rPr>
+                <w:b/>
+                <w:bCs/>
+                <w:color w:val="FFFFFF"/>
+                <w:sz w:val="19"/>
+                <w:szCs w:val="19"/>
+              </w:rPr>
+              <w:t xml:space="preserve">Chave natural</w:t>
+            </w:r>
+          </w:p>
+        </w:tc>
+      </w:tr>
+      <w:tr>
+        <w:trPr>
+          <w:cantSplit/>
+        </w:trPr>
+        <w:tc>
+          <w:tcPr>
+            <w:tcW w:type="dxa" w:w="3000"/>
+            <w:shd w:fill="FFFFFF" w:val="clear"/>
+            <w:tcMar>
+              <w:top w:type="dxa" w:w="70"/>
+              <w:left w:type="dxa" w:w="110"/>
+              <w:bottom w:type="dxa" w:w="70"/>
+              <w:right w:type="dxa" w:w="110"/>
+            </w:tcMar>
+            <w:vAlign w:val="center"/>
+          </w:tcPr>
+          <w:p>
+            <w:pPr>
+              <w:spacing w:after="0"/>
+            </w:pPr>
+            <w:r>
+              <w:rPr>
+                <w:b w:val="false"/>
+                <w:bCs w:val="false"/>
+                <w:sz w:val="18"/>
+                <w:szCs w:val="18"/>
+              </w:rPr>
+              <w:t xml:space="preserve">EnteFederativo</w:t>
+            </w:r>
+          </w:p>
+        </w:tc>
+        <w:tc>
+          <w:tcPr>
+            <w:tcW w:type="dxa" w:w="6600"/>
+            <w:shd w:fill="FFFFFF" w:val="clear"/>
+            <w:tcMar>
+              <w:top w:type="dxa" w:w="70"/>
+              <w:left w:type="dxa" w:w="110"/>
+              <w:bottom w:type="dxa" w:w="70"/>
+              <w:right w:type="dxa" w:w="110"/>
+            </w:tcMar>
+            <w:vAlign w:val="center"/>
+          </w:tcPr>
+          <w:p>
+            <w:pPr>
+              <w:spacing w:after="0"/>
+            </w:pPr>
+            <w:r>
+              <w:rPr>
+                <w:b w:val="false"/>
+                <w:bCs w:val="false"/>
+                <w:sz w:val="18"/>
+                <w:szCs w:val="18"/>
+              </w:rPr>
+              <w:t xml:space="preserve">Código IBGE (1 para a União, 2 dígitos para estados, 7 para municípios)</w:t>
+            </w:r>
+          </w:p>
+        </w:tc>
+      </w:tr>
+      <w:tr>
+        <w:trPr>
+          <w:cantSplit/>
+        </w:trPr>
+        <w:tc>
+          <w:tcPr>
+            <w:tcW w:type="dxa" w:w="3000"/>
+            <w:shd w:fill="F2F2F2" w:val="clear"/>
+            <w:tcMar>
+              <w:top w:type="dxa" w:w="70"/>
+              <w:left w:type="dxa" w:w="110"/>
+              <w:bottom w:type="dxa" w:w="70"/>
+              <w:right w:type="dxa" w:w="110"/>
+            </w:tcMar>
+            <w:vAlign w:val="center"/>
+          </w:tcPr>
+          <w:p>
+            <w:pPr>
+              <w:spacing w:after="0"/>
+            </w:pPr>
+            <w:r>
+              <w:rPr>
+                <w:b w:val="false"/>
+                <w:bCs w:val="false"/>
+                <w:sz w:val="18"/>
+                <w:szCs w:val="18"/>
+              </w:rPr>
+              <w:t xml:space="preserve">Orgao</w:t>
+            </w:r>
+          </w:p>
+        </w:tc>
+        <w:tc>
+          <w:tcPr>
+            <w:tcW w:type="dxa" w:w="6600"/>
+            <w:shd w:fill="F2F2F2" w:val="clear"/>
+            <w:tcMar>
+              <w:top w:type="dxa" w:w="70"/>
+              <w:left w:type="dxa" w:w="110"/>
+              <w:bottom w:type="dxa" w:w="70"/>
+              <w:right w:type="dxa" w:w="110"/>
+            </w:tcMar>
+            <w:vAlign w:val="center"/>
+          </w:tcPr>
+          <w:p>
+            <w:pPr>
+              <w:spacing w:after="0"/>
+            </w:pPr>
+            <w:r>
+              <w:rPr>
+                <w:b w:val="false"/>
+                <w:bCs w:val="false"/>
+                <w:sz w:val="18"/>
+                <w:szCs w:val="18"/>
+              </w:rPr>
+              <w:t xml:space="preserve">CNPJ</w:t>
+            </w:r>
+          </w:p>
+        </w:tc>
+      </w:tr>
+      <w:tr>
+        <w:trPr>
+          <w:cantSplit/>
+        </w:trPr>
+        <w:tc>
+          <w:tcPr>
+            <w:tcW w:type="dxa" w:w="3000"/>
+            <w:shd w:fill="FFFFFF" w:val="clear"/>
+            <w:tcMar>
+              <w:top w:type="dxa" w:w="70"/>
+              <w:left w:type="dxa" w:w="110"/>
+              <w:bottom w:type="dxa" w:w="70"/>
+              <w:right w:type="dxa" w:w="110"/>
+            </w:tcMar>
+            <w:vAlign w:val="center"/>
+          </w:tcPr>
+          <w:p>
+            <w:pPr>
+              <w:spacing w:after="0"/>
+            </w:pPr>
+            <w:r>
+              <w:rPr>
+                <w:b w:val="false"/>
+                <w:bCs w:val="false"/>
+                <w:sz w:val="18"/>
+                <w:szCs w:val="18"/>
+              </w:rPr>
+              <w:t xml:space="preserve">UnidadeGestora</w:t>
+            </w:r>
+          </w:p>
+        </w:tc>
+        <w:tc>
+          <w:tcPr>
+            <w:tcW w:type="dxa" w:w="6600"/>
+            <w:shd w:fill="FFFFFF" w:val="clear"/>
+            <w:tcMar>
+              <w:top w:type="dxa" w:w="70"/>
+              <w:left w:type="dxa" w:w="110"/>
+              <w:bottom w:type="dxa" w:w="70"/>
+              <w:right w:type="dxa" w:w="110"/>
+            </w:tcMar>
+            <w:vAlign w:val="center"/>
+          </w:tcPr>
+          <w:p>
+            <w:pPr>
+              <w:spacing w:after="0"/>
+            </w:pPr>
+            <w:r>
+              <w:rPr>
+                <w:b w:val="false"/>
+                <w:bCs w:val="false"/>
+                <w:sz w:val="18"/>
+                <w:szCs w:val="18"/>
+              </w:rPr>
+              <w:t xml:space="preserve">CNPJ do órgão e código da unidade</w:t>
+            </w:r>
+          </w:p>
+        </w:tc>
+      </w:tr>
+      <w:tr>
+        <w:trPr>
+          <w:cantSplit/>
+        </w:trPr>
+        <w:tc>
+          <w:tcPr>
+            <w:tcW w:type="dxa" w:w="3000"/>
+            <w:shd w:fill="F2F2F2" w:val="clear"/>
+            <w:tcMar>
+              <w:top w:type="dxa" w:w="70"/>
+              <w:left w:type="dxa" w:w="110"/>
+              <w:bottom w:type="dxa" w:w="70"/>
+              <w:right w:type="dxa" w:w="110"/>
+            </w:tcMar>
+            <w:vAlign w:val="center"/>
+          </w:tcPr>
+          <w:p>
+            <w:pPr>
+              <w:spacing w:after="0"/>
+            </w:pPr>
+            <w:r>
+              <w:rPr>
+                <w:b w:val="false"/>
+                <w:bCs w:val="false"/>
+                <w:sz w:val="18"/>
+                <w:szCs w:val="18"/>
+              </w:rPr>
+              <w:t xml:space="preserve">AmparoLegal</w:t>
+            </w:r>
+          </w:p>
+        </w:tc>
+        <w:tc>
+          <w:tcPr>
+            <w:tcW w:type="dxa" w:w="6600"/>
+            <w:shd w:fill="F2F2F2" w:val="clear"/>
+            <w:tcMar>
+              <w:top w:type="dxa" w:w="70"/>
+              <w:left w:type="dxa" w:w="110"/>
+              <w:bottom w:type="dxa" w:w="70"/>
+              <w:right w:type="dxa" w:w="110"/>
+            </w:tcMar>
+            <w:vAlign w:val="center"/>
+          </w:tcPr>
+          <w:p>
+            <w:pPr>
+              <w:spacing w:after="0"/>
+            </w:pPr>
+            <w:r>
+              <w:rPr>
+                <w:b w:val="false"/>
+                <w:bCs w:val="false"/>
+                <w:sz w:val="18"/>
+                <w:szCs w:val="18"/>
+              </w:rPr>
+              <w:t xml:space="preserve">"pncp" e o código do amparo</w:t>
+            </w:r>
+          </w:p>
+        </w:tc>
+      </w:tr>
+      <w:tr>
+        <w:trPr>
+          <w:cantSplit/>
+        </w:trPr>
+        <w:tc>
+          <w:tcPr>
+            <w:tcW w:type="dxa" w:w="3000"/>
+            <w:shd w:fill="FFFFFF" w:val="clear"/>
+            <w:tcMar>
+              <w:top w:type="dxa" w:w="70"/>
+              <w:left w:type="dxa" w:w="110"/>
+              <w:bottom w:type="dxa" w:w="70"/>
+              <w:right w:type="dxa" w:w="110"/>
+            </w:tcMar>
+            <w:vAlign w:val="center"/>
+          </w:tcPr>
+          <w:p>
+            <w:pPr>
+              <w:spacing w:after="0"/>
+            </w:pPr>
+            <w:r>
+              <w:rPr>
+                <w:b w:val="false"/>
+                <w:bCs w:val="false"/>
+                <w:sz w:val="18"/>
+                <w:szCs w:val="18"/>
+              </w:rPr>
+              <w:t xml:space="preserve">ProcessoContratacao</w:t>
+            </w:r>
+          </w:p>
+        </w:tc>
+        <w:tc>
+          <w:tcPr>
+            <w:tcW w:type="dxa" w:w="6600"/>
+            <w:shd w:fill="FFFFFF" w:val="clear"/>
+            <w:tcMar>
+              <w:top w:type="dxa" w:w="70"/>
+              <w:left w:type="dxa" w:w="110"/>
+              <w:bottom w:type="dxa" w:w="70"/>
+              <w:right w:type="dxa" w:w="110"/>
+            </w:tcMar>
+            <w:vAlign w:val="center"/>
+          </w:tcPr>
+          <w:p>
+            <w:pPr>
+              <w:spacing w:after="0"/>
+            </w:pPr>
+            <w:r>
+              <w:rPr>
+                <w:b w:val="false"/>
+                <w:bCs w:val="false"/>
+                <w:sz w:val="18"/>
+                <w:szCs w:val="18"/>
+              </w:rPr>
+              <w:t xml:space="preserve">numeroControlePNCP</w:t>
+            </w:r>
+          </w:p>
+        </w:tc>
+      </w:tr>
+      <w:tr>
+        <w:trPr>
+          <w:cantSplit/>
+        </w:trPr>
+        <w:tc>
+          <w:tcPr>
+            <w:tcW w:type="dxa" w:w="3000"/>
+            <w:shd w:fill="F2F2F2" w:val="clear"/>
+            <w:tcMar>
+              <w:top w:type="dxa" w:w="70"/>
+              <w:left w:type="dxa" w:w="110"/>
+              <w:bottom w:type="dxa" w:w="70"/>
+              <w:right w:type="dxa" w:w="110"/>
+            </w:tcMar>
+            <w:vAlign w:val="center"/>
+          </w:tcPr>
+          <w:p>
+            <w:pPr>
+              <w:spacing w:after="0"/>
+            </w:pPr>
+            <w:r>
+              <w:rPr>
+                <w:b w:val="false"/>
+                <w:bCs w:val="false"/>
+                <w:sz w:val="18"/>
+                <w:szCs w:val="18"/>
+              </w:rPr>
+              <w:t xml:space="preserve">ItemContratacao</w:t>
+            </w:r>
+          </w:p>
+        </w:tc>
+        <w:tc>
+          <w:tcPr>
+            <w:tcW w:type="dxa" w:w="6600"/>
+            <w:shd w:fill="F2F2F2" w:val="clear"/>
+            <w:tcMar>
+              <w:top w:type="dxa" w:w="70"/>
+              <w:left w:type="dxa" w:w="110"/>
+              <w:bottom w:type="dxa" w:w="70"/>
+              <w:right w:type="dxa" w:w="110"/>
+            </w:tcMar>
+            <w:vAlign w:val="center"/>
+          </w:tcPr>
+          <w:p>
+            <w:pPr>
+              <w:spacing w:after="0"/>
+            </w:pPr>
+            <w:r>
+              <w:rPr>
+                <w:b w:val="false"/>
+                <w:bCs w:val="false"/>
+                <w:sz w:val="18"/>
+                <w:szCs w:val="18"/>
+              </w:rPr>
+              <w:t xml:space="preserve">numeroControlePNCP do processo e número do item</w:t>
+            </w:r>
+          </w:p>
+        </w:tc>
+      </w:tr>
+      <w:tr>
+        <w:trPr>
+          <w:cantSplit/>
+        </w:trPr>
+        <w:tc>
+          <w:tcPr>
+            <w:tcW w:type="dxa" w:w="3000"/>
+            <w:shd w:fill="FFFFFF" w:val="clear"/>
+            <w:tcMar>
+              <w:top w:type="dxa" w:w="70"/>
+              <w:left w:type="dxa" w:w="110"/>
+              <w:bottom w:type="dxa" w:w="70"/>
+              <w:right w:type="dxa" w:w="110"/>
+            </w:tcMar>
+            <w:vAlign w:val="center"/>
+          </w:tcPr>
+          <w:p>
+            <w:pPr>
+              <w:spacing w:after="0"/>
+            </w:pPr>
+            <w:r>
+              <w:rPr>
+                <w:b w:val="false"/>
+                <w:bCs w:val="false"/>
+                <w:sz w:val="18"/>
+                <w:szCs w:val="18"/>
+              </w:rPr>
+              <w:t xml:space="preserve">ResultadoItem</w:t>
+            </w:r>
+          </w:p>
+        </w:tc>
+        <w:tc>
+          <w:tcPr>
+            <w:tcW w:type="dxa" w:w="6600"/>
+            <w:shd w:fill="FFFFFF" w:val="clear"/>
+            <w:tcMar>
+              <w:top w:type="dxa" w:w="70"/>
+              <w:left w:type="dxa" w:w="110"/>
+              <w:bottom w:type="dxa" w:w="70"/>
+              <w:right w:type="dxa" w:w="110"/>
+            </w:tcMar>
+            <w:vAlign w:val="center"/>
+          </w:tcPr>
+          <w:p>
+            <w:pPr>
+              <w:spacing w:after="0"/>
+            </w:pPr>
+            <w:r>
+              <w:rPr>
+                <w:b w:val="false"/>
+                <w:bCs w:val="false"/>
+                <w:sz w:val="18"/>
+                <w:szCs w:val="18"/>
+              </w:rPr>
+              <w:t xml:space="preserve">numeroControlePNCP, número do item e sequencial do resultado</w:t>
+            </w:r>
+          </w:p>
+        </w:tc>
+      </w:tr>
+      <w:tr>
+        <w:trPr>
+          <w:cantSplit/>
+        </w:trPr>
+        <w:tc>
+          <w:tcPr>
+            <w:tcW w:type="dxa" w:w="3000"/>
+            <w:shd w:fill="F2F2F2" w:val="clear"/>
+            <w:tcMar>
+              <w:top w:type="dxa" w:w="70"/>
+              <w:left w:type="dxa" w:w="110"/>
+              <w:bottom w:type="dxa" w:w="70"/>
+              <w:right w:type="dxa" w:w="110"/>
+            </w:tcMar>
+            <w:vAlign w:val="center"/>
+          </w:tcPr>
+          <w:p>
+            <w:pPr>
+              <w:spacing w:after="0"/>
+            </w:pPr>
+            <w:r>
+              <w:rPr>
+                <w:b w:val="false"/>
+                <w:bCs w:val="false"/>
+                <w:sz w:val="18"/>
+                <w:szCs w:val="18"/>
+              </w:rPr>
+              <w:t xml:space="preserve">Contrato, AtaRegistroPreco</w:t>
+            </w:r>
+          </w:p>
+        </w:tc>
+        <w:tc>
+          <w:tcPr>
+            <w:tcW w:type="dxa" w:w="6600"/>
+            <w:shd w:fill="F2F2F2" w:val="clear"/>
+            <w:tcMar>
+              <w:top w:type="dxa" w:w="70"/>
+              <w:left w:type="dxa" w:w="110"/>
+              <w:bottom w:type="dxa" w:w="70"/>
+              <w:right w:type="dxa" w:w="110"/>
+            </w:tcMar>
+            <w:vAlign w:val="center"/>
+          </w:tcPr>
+          <w:p>
+            <w:pPr>
+              <w:spacing w:after="0"/>
+            </w:pPr>
+            <w:r>
+              <w:rPr>
+                <w:b w:val="false"/>
+                <w:bCs w:val="false"/>
+                <w:sz w:val="18"/>
+                <w:szCs w:val="18"/>
+              </w:rPr>
+              <w:t xml:space="preserve">numeroControlePNCP do próprio instrumento</w:t>
+            </w:r>
+          </w:p>
+        </w:tc>
+      </w:tr>
+      <w:tr>
+        <w:trPr>
+          <w:cantSplit/>
+        </w:trPr>
+        <w:tc>
+          <w:tcPr>
+            <w:tcW w:type="dxa" w:w="3000"/>
+            <w:shd w:fill="FFFFFF" w:val="clear"/>
+            <w:tcMar>
+              <w:top w:type="dxa" w:w="70"/>
+              <w:left w:type="dxa" w:w="110"/>
+              <w:bottom w:type="dxa" w:w="70"/>
+              <w:right w:type="dxa" w:w="110"/>
+            </w:tcMar>
+            <w:vAlign w:val="center"/>
+          </w:tcPr>
+          <w:p>
+            <w:pPr>
+              <w:spacing w:after="0"/>
+            </w:pPr>
+            <w:r>
+              <w:rPr>
+                <w:b w:val="false"/>
+                <w:bCs w:val="false"/>
+                <w:sz w:val="18"/>
+                <w:szCs w:val="18"/>
+              </w:rPr>
+              <w:t xml:space="preserve">EntregaSiconfi</w:t>
+            </w:r>
+          </w:p>
+        </w:tc>
+        <w:tc>
+          <w:tcPr>
+            <w:tcW w:type="dxa" w:w="6600"/>
+            <w:shd w:fill="FFFFFF" w:val="clear"/>
+            <w:tcMar>
+              <w:top w:type="dxa" w:w="70"/>
+              <w:left w:type="dxa" w:w="110"/>
+              <w:bottom w:type="dxa" w:w="70"/>
+              <w:right w:type="dxa" w:w="110"/>
+            </w:tcMar>
+            <w:vAlign w:val="center"/>
+          </w:tcPr>
+          <w:p>
+            <w:pPr>
+              <w:spacing w:after="0"/>
+            </w:pPr>
+            <w:r>
+              <w:rPr>
+                <w:b w:val="false"/>
+                <w:bCs w:val="false"/>
+                <w:sz w:val="18"/>
+                <w:szCs w:val="18"/>
+              </w:rPr>
+              <w:t xml:space="preserve">Código IBGE, instituição, entregável, exercício e período</w:t>
+            </w:r>
+          </w:p>
+        </w:tc>
+      </w:tr>
+      <w:tr>
+        <w:trPr>
+          <w:cantSplit/>
+        </w:trPr>
+        <w:tc>
+          <w:tcPr>
+            <w:tcW w:type="dxa" w:w="3000"/>
+            <w:shd w:fill="F2F2F2" w:val="clear"/>
+            <w:tcMar>
+              <w:top w:type="dxa" w:w="70"/>
+              <w:left w:type="dxa" w:w="110"/>
+              <w:bottom w:type="dxa" w:w="70"/>
+              <w:right w:type="dxa" w:w="110"/>
+            </w:tcMar>
+            <w:vAlign w:val="center"/>
+          </w:tcPr>
+          <w:p>
+            <w:pPr>
+              <w:spacing w:after="0"/>
+            </w:pPr>
+            <w:r>
+              <w:rPr>
+                <w:b w:val="false"/>
+                <w:bCs w:val="false"/>
+                <w:sz w:val="18"/>
+                <w:szCs w:val="18"/>
+              </w:rPr>
+              <w:t xml:space="preserve">Fornecedor (pessoa jurídica)</w:t>
+            </w:r>
+          </w:p>
+        </w:tc>
+        <w:tc>
+          <w:tcPr>
+            <w:tcW w:type="dxa" w:w="6600"/>
+            <w:shd w:fill="F2F2F2" w:val="clear"/>
+            <w:tcMar>
+              <w:top w:type="dxa" w:w="70"/>
+              <w:left w:type="dxa" w:w="110"/>
+              <w:bottom w:type="dxa" w:w="70"/>
+              <w:right w:type="dxa" w:w="110"/>
+            </w:tcMar>
+            <w:vAlign w:val="center"/>
+          </w:tcPr>
+          <w:p>
+            <w:pPr>
+              <w:spacing w:after="0"/>
+            </w:pPr>
+            <w:r>
+              <w:rPr>
+                <w:b w:val="false"/>
+                <w:bCs w:val="false"/>
+                <w:sz w:val="18"/>
+                <w:szCs w:val="18"/>
+              </w:rPr>
+              <w:t xml:space="preserve">CNPJ</w:t>
+            </w:r>
+          </w:p>
+        </w:tc>
+      </w:tr>
+      <w:tr>
+        <w:trPr>
+          <w:cantSplit/>
+        </w:trPr>
+        <w:tc>
+          <w:tcPr>
+            <w:tcW w:type="dxa" w:w="3000"/>
+            <w:shd w:fill="FFFFFF" w:val="clear"/>
+            <w:tcMar>
+              <w:top w:type="dxa" w:w="70"/>
+              <w:left w:type="dxa" w:w="110"/>
+              <w:bottom w:type="dxa" w:w="70"/>
+              <w:right w:type="dxa" w:w="110"/>
+            </w:tcMar>
+            <w:vAlign w:val="center"/>
+          </w:tcPr>
+          <w:p>
+            <w:pPr>
+              <w:spacing w:after="0"/>
+            </w:pPr>
+            <w:r>
+              <w:rPr>
+                <w:b w:val="false"/>
+                <w:bCs w:val="false"/>
+                <w:sz w:val="18"/>
+                <w:szCs w:val="18"/>
+              </w:rPr>
+              <w:t xml:space="preserve">Fornecedor (pessoa física)</w:t>
+            </w:r>
+          </w:p>
+        </w:tc>
+        <w:tc>
+          <w:tcPr>
+            <w:tcW w:type="dxa" w:w="6600"/>
+            <w:shd w:fill="FFFFFF" w:val="clear"/>
+            <w:tcMar>
+              <w:top w:type="dxa" w:w="70"/>
+              <w:left w:type="dxa" w:w="110"/>
+              <w:bottom w:type="dxa" w:w="70"/>
+              <w:right w:type="dxa" w:w="110"/>
+            </w:tcMar>
+            <w:vAlign w:val="center"/>
+          </w:tcPr>
+          <w:p>
+            <w:pPr>
+              <w:spacing w:after="0"/>
+            </w:pPr>
+            <w:r>
+              <w:rPr>
+                <w:b w:val="false"/>
+                <w:bCs w:val="false"/>
+                <w:sz w:val="18"/>
+                <w:szCs w:val="18"/>
+              </w:rPr>
+              <w:t xml:space="preserve">CPF mascarado e nome — nunca o CPF inteiro, que seria recuperável por força bruta</w:t>
+            </w:r>
+          </w:p>
+        </w:tc>
+      </w:tr>
+    </w:tbl>
+    <w:p>
+      <w:pPr>
+        <w:pStyle w:val="Heading2"/>
+        <w:keepNext/>
+        <w:keepLines/>
+        <w:spacing w:after="120" w:before="280"/>
+      </w:pPr>
+      <w:r>
+        <w:t xml:space="preserve">8.3 Divergências registradas</w:t>
+      </w:r>
+    </w:p>
+    <w:p>
+      <w:pPr>
+        <w:pStyle w:val="ListParagraph"/>
+        <w:numPr>
+          <w:ilvl w:val="0"/>
+          <w:numId w:val="3"/>
+        </w:numPr>
+        <w:spacing w:after="70"/>
+      </w:pPr>
+      <w:r>
+        <w:t xml:space="preserve">Agente que autorizou o ato: ausente na fonte. O campo usuarioNome do PNCP é a plataforma de software que enviou os dados, guardada em sistema_origem. A exigência editorial de mostrar quem praticou o ato depende de fonte complementar (diário oficial ou portal do ente).</w:t>
+      </w:r>
+    </w:p>
+    <w:p>
+      <w:pPr>
+        <w:pStyle w:val="ListParagraph"/>
+        <w:numPr>
+          <w:ilvl w:val="0"/>
+          <w:numId w:val="3"/>
+        </w:numPr>
+        <w:spacing w:after="70"/>
+      </w:pPr>
+      <w:r>
+        <w:t xml:space="preserve">Esfera ou poder não informados (valor N na fonte) viram nulo com marcação; o ente não é adivinhado a partir do CNPJ.</w:t>
+      </w:r>
+    </w:p>
+    <w:p>
+      <w:pPr>
+        <w:pStyle w:val="ListParagraph"/>
+        <w:numPr>
+          <w:ilvl w:val="0"/>
+          <w:numId w:val="3"/>
+        </w:numPr>
+        <w:spacing w:after="70"/>
+      </w:pPr>
+      <w:r>
+        <w:t xml:space="preserve">Limite de dispensa: vem do código do amparo e do parâmetro legal datado. A descrição publicada pelo PNCP ainda cita os valores originais da lei e nunca é lida como limite.</w:t>
+      </w:r>
+    </w:p>
+    <w:p>
+      <w:pPr>
+        <w:pStyle w:val="ListParagraph"/>
+        <w:numPr>
+          <w:ilvl w:val="0"/>
+          <w:numId w:val="3"/>
+        </w:numPr>
+        <w:spacing w:after="70"/>
+      </w:pPr>
+      <w:r>
+        <w:t xml:space="preserve">CNPJ alfanumérico: o dígito verificador já é calculado no formato alfanumérico adotado pela Receita Federal (valor do caractere = código ASCII − 48).</w:t>
+      </w:r>
+    </w:p>
+    <w:p>
+      <w:pPr>
+        <w:pStyle w:val="ListParagraph"/>
+        <w:numPr>
+          <w:ilvl w:val="0"/>
+          <w:numId w:val="3"/>
+        </w:numPr>
+        <w:spacing w:after="70"/>
+      </w:pPr>
+      <w:r>
+        <w:t xml:space="preserve">Sensibilidade por campo: cada entidade declara a classe de cada campo, conferida na construção; CPF sai sempre mascarado.</w:t>
+      </w:r>
+    </w:p>
+    <w:p>
+      <w:pPr>
+        <w:pStyle w:val="Heading2"/>
+        <w:keepNext/>
+        <w:keepLines/>
+        <w:spacing w:after="120" w:before="280"/>
+      </w:pPr>
+      <w:r>
+        <w:t xml:space="preserve">8.4 Quarentena e marcações de qualidade</w:t>
+      </w:r>
+    </w:p>
+    <w:p>
+      <w:pPr>
+        <w:spacing w:after="120"/>
+      </w:pPr>
+      <w:r>
+        <w:rPr>
+          <w:b w:val="false"/>
+          <w:bCs w:val="false"/>
+          <w:i w:val="false"/>
+          <w:iCs w:val="false"/>
+        </w:rPr>
+        <w:t xml:space="preserve">Linha que não pode virar registro canônico (campo obrigatório ausente, valor ilegível, data fora de qualquer exercício plausível) vai para a quarentena com fonte, artefato, chave, posição, campo e valor recebido (truncado); o resto do artefato segue. Linha aproveitável com ressalva entra na silver com marcações de qualidade, que acompanham o registro até a tela:</w:t>
+      </w:r>
+    </w:p>
+    <w:tbl>
+      <w:tblPr>
+        <w:tblW w:type="dxa" w:w="9600"/>
+        <w:tblBorders>
+          <w:top w:val="single" w:color="BFBFBF" w:sz="4"/>
+          <w:left w:val="single" w:color="BFBFBF" w:sz="4"/>
+          <w:bottom w:val="single" w:color="BFBFBF" w:sz="4"/>
+          <w:right w:val="single" w:color="BFBFBF" w:sz="4"/>
+          <w:insideH w:val="single" w:color="D9D9D9" w:sz="2"/>
+          <w:insideV w:val="single" w:color="D9D9D9" w:sz="2"/>
+        </w:tblBorders>
+      </w:tblPr>
+      <w:tblGrid>
+        <w:gridCol w:w="3600"/>
+        <w:gridCol w:w="6000"/>
+      </w:tblGrid>
+      <w:tr>
+        <w:trPr>
+          <w:tblHeader/>
+        </w:trPr>
+        <w:tc>
+          <w:tcPr>
+            <w:tcW w:type="dxa" w:w="3600"/>
+            <w:shd w:fill="1F3864" w:val="clear"/>
+            <w:tcMar>
+              <w:top w:type="dxa" w:w="80"/>
+              <w:left w:type="dxa" w:w="110"/>
+              <w:bottom w:type="dxa" w:w="80"/>
+              <w:right w:type="dxa" w:w="110"/>
+            </w:tcMar>
+            <w:vAlign w:val="center"/>
+          </w:tcPr>
+          <w:p>
+            <w:pPr>
+              <w:spacing w:after="0"/>
+            </w:pPr>
+            <w:r>
+              <w:rPr>
+                <w:b/>
+                <w:bCs/>
+                <w:color w:val="FFFFFF"/>
+                <w:sz w:val="19"/>
+                <w:szCs w:val="19"/>
+              </w:rPr>
+              <w:t xml:space="preserve">Marcação</w:t>
+            </w:r>
+          </w:p>
+        </w:tc>
+        <w:tc>
+          <w:tcPr>
+            <w:tcW w:type="dxa" w:w="6000"/>
+            <w:shd w:fill="1F3864" w:val="clear"/>
+            <w:tcMar>
+              <w:top w:type="dxa" w:w="80"/>
+              <w:left w:type="dxa" w:w="110"/>
+              <w:bottom w:type="dxa" w:w="80"/>
+              <w:right w:type="dxa" w:w="110"/>
+            </w:tcMar>
+            <w:vAlign w:val="center"/>
+          </w:tcPr>
+          <w:p>
+            <w:pPr>
+              <w:spacing w:after="0"/>
+            </w:pPr>
+            <w:r>
+              <w:rPr>
+                <w:b/>
+                <w:bCs/>
+                <w:color w:val="FFFFFF"/>
+                <w:sz w:val="19"/>
+                <w:szCs w:val="19"/>
+              </w:rPr>
+              <w:t xml:space="preserve">Quando</w:t>
+            </w:r>
+          </w:p>
+        </w:tc>
+      </w:tr>
+      <w:tr>
+        <w:trPr>
+          <w:cantSplit/>
+        </w:trPr>
+        <w:tc>
+          <w:tcPr>
+            <w:tcW w:type="dxa" w:w="3600"/>
+            <w:shd w:fill="FFFFFF" w:val="clear"/>
+            <w:tcMar>
+              <w:top w:type="dxa" w:w="70"/>
+              <w:left w:type="dxa" w:w="110"/>
+              <w:bottom w:type="dxa" w:w="70"/>
+              <w:right w:type="dxa" w:w="110"/>
+            </w:tcMar>
+            <w:vAlign w:val="center"/>
+          </w:tcPr>
+          <w:p>
+            <w:pPr>
+              <w:spacing w:after="0"/>
+            </w:pPr>
+            <w:r>
+              <w:rPr>
+                <w:b w:val="false"/>
+                <w:bCs w:val="false"/>
+                <w:sz w:val="18"/>
+                <w:szCs w:val="18"/>
+              </w:rPr>
+              <w:t xml:space="preserve">esfera_nao_informada, poder_nao_informado</w:t>
+            </w:r>
+          </w:p>
+        </w:tc>
+        <w:tc>
+          <w:tcPr>
+            <w:tcW w:type="dxa" w:w="6000"/>
+            <w:shd w:fill="FFFFFF" w:val="clear"/>
+            <w:tcMar>
+              <w:top w:type="dxa" w:w="70"/>
+              <w:left w:type="dxa" w:w="110"/>
+              <w:bottom w:type="dxa" w:w="70"/>
+              <w:right w:type="dxa" w:w="110"/>
+            </w:tcMar>
+            <w:vAlign w:val="center"/>
+          </w:tcPr>
+          <w:p>
+            <w:pPr>
+              <w:spacing w:after="0"/>
+            </w:pPr>
+            <w:r>
+              <w:rPr>
+                <w:b w:val="false"/>
+                <w:bCs w:val="false"/>
+                <w:sz w:val="18"/>
+                <w:szCs w:val="18"/>
+              </w:rPr>
+              <w:t xml:space="preserve">A fonte publica N (não informado)</w:t>
+            </w:r>
+          </w:p>
+        </w:tc>
+      </w:tr>
+      <w:tr>
+        <w:trPr>
+          <w:cantSplit/>
+        </w:trPr>
+        <w:tc>
+          <w:tcPr>
+            <w:tcW w:type="dxa" w:w="3600"/>
+            <w:shd w:fill="F2F2F2" w:val="clear"/>
+            <w:tcMar>
+              <w:top w:type="dxa" w:w="70"/>
+              <w:left w:type="dxa" w:w="110"/>
+              <w:bottom w:type="dxa" w:w="70"/>
+              <w:right w:type="dxa" w:w="110"/>
+            </w:tcMar>
+            <w:vAlign w:val="center"/>
+          </w:tcPr>
+          <w:p>
+            <w:pPr>
+              <w:spacing w:after="0"/>
+            </w:pPr>
+            <w:r>
+              <w:rPr>
+                <w:b w:val="false"/>
+                <w:bCs w:val="false"/>
+                <w:sz w:val="18"/>
+                <w:szCs w:val="18"/>
+              </w:rPr>
+              <w:t xml:space="preserve">ente_nao_resolvido</w:t>
+            </w:r>
+          </w:p>
+        </w:tc>
+        <w:tc>
+          <w:tcPr>
+            <w:tcW w:type="dxa" w:w="6000"/>
+            <w:shd w:fill="F2F2F2" w:val="clear"/>
+            <w:tcMar>
+              <w:top w:type="dxa" w:w="70"/>
+              <w:left w:type="dxa" w:w="110"/>
+              <w:bottom w:type="dxa" w:w="70"/>
+              <w:right w:type="dxa" w:w="110"/>
+            </w:tcMar>
+            <w:vAlign w:val="center"/>
+          </w:tcPr>
+          <w:p>
+            <w:pPr>
+              <w:spacing w:after="0"/>
+            </w:pPr>
+            <w:r>
+              <w:rPr>
+                <w:b w:val="false"/>
+                <w:bCs w:val="false"/>
+                <w:sz w:val="18"/>
+                <w:szCs w:val="18"/>
+              </w:rPr>
+              <w:t xml:space="preserve">Não há como determinar o ente com segurança</w:t>
+            </w:r>
+          </w:p>
+        </w:tc>
+      </w:tr>
+      <w:tr>
+        <w:trPr>
+          <w:cantSplit/>
+        </w:trPr>
+        <w:tc>
+          <w:tcPr>
+            <w:tcW w:type="dxa" w:w="3600"/>
+            <w:shd w:fill="FFFFFF" w:val="clear"/>
+            <w:tcMar>
+              <w:top w:type="dxa" w:w="70"/>
+              <w:left w:type="dxa" w:w="110"/>
+              <w:bottom w:type="dxa" w:w="70"/>
+              <w:right w:type="dxa" w:w="110"/>
+            </w:tcMar>
+            <w:vAlign w:val="center"/>
+          </w:tcPr>
+          <w:p>
+            <w:pPr>
+              <w:spacing w:after="0"/>
+            </w:pPr>
+            <w:r>
+              <w:rPr>
+                <w:b w:val="false"/>
+                <w:bCs w:val="false"/>
+                <w:sz w:val="18"/>
+                <w:szCs w:val="18"/>
+              </w:rPr>
+              <w:t xml:space="preserve">codigo_ibge_ausente</w:t>
+            </w:r>
+          </w:p>
+        </w:tc>
+        <w:tc>
+          <w:tcPr>
+            <w:tcW w:type="dxa" w:w="6000"/>
+            <w:shd w:fill="FFFFFF" w:val="clear"/>
+            <w:tcMar>
+              <w:top w:type="dxa" w:w="70"/>
+              <w:left w:type="dxa" w:w="110"/>
+              <w:bottom w:type="dxa" w:w="70"/>
+              <w:right w:type="dxa" w:w="110"/>
+            </w:tcMar>
+            <w:vAlign w:val="center"/>
+          </w:tcPr>
+          <w:p>
+            <w:pPr>
+              <w:spacing w:after="0"/>
+            </w:pPr>
+            <w:r>
+              <w:rPr>
+                <w:b w:val="false"/>
+                <w:bCs w:val="false"/>
+                <w:sz w:val="18"/>
+                <w:szCs w:val="18"/>
+              </w:rPr>
+              <w:t xml:space="preserve">Registro sem código IBGE onde ele seria esperado</w:t>
+            </w:r>
+          </w:p>
+        </w:tc>
+      </w:tr>
+      <w:tr>
+        <w:trPr>
+          <w:cantSplit/>
+        </w:trPr>
+        <w:tc>
+          <w:tcPr>
+            <w:tcW w:type="dxa" w:w="3600"/>
+            <w:shd w:fill="F2F2F2" w:val="clear"/>
+            <w:tcMar>
+              <w:top w:type="dxa" w:w="70"/>
+              <w:left w:type="dxa" w:w="110"/>
+              <w:bottom w:type="dxa" w:w="70"/>
+              <w:right w:type="dxa" w:w="110"/>
+            </w:tcMar>
+            <w:vAlign w:val="center"/>
+          </w:tcPr>
+          <w:p>
+            <w:pPr>
+              <w:spacing w:after="0"/>
+            </w:pPr>
+            <w:r>
+              <w:rPr>
+                <w:b w:val="false"/>
+                <w:bCs w:val="false"/>
+                <w:sz w:val="18"/>
+                <w:szCs w:val="18"/>
+              </w:rPr>
+              <w:t xml:space="preserve">valor_estimado_zero</w:t>
+            </w:r>
+          </w:p>
+        </w:tc>
+        <w:tc>
+          <w:tcPr>
+            <w:tcW w:type="dxa" w:w="6000"/>
+            <w:shd w:fill="F2F2F2" w:val="clear"/>
+            <w:tcMar>
+              <w:top w:type="dxa" w:w="70"/>
+              <w:left w:type="dxa" w:w="110"/>
+              <w:bottom w:type="dxa" w:w="70"/>
+              <w:right w:type="dxa" w:w="110"/>
+            </w:tcMar>
+            <w:vAlign w:val="center"/>
+          </w:tcPr>
+          <w:p>
+            <w:pPr>
+              <w:spacing w:after="0"/>
+            </w:pPr>
+            <w:r>
+              <w:rPr>
+                <w:b w:val="false"/>
+                <w:bCs w:val="false"/>
+                <w:sz w:val="18"/>
+                <w:szCs w:val="18"/>
+              </w:rPr>
+              <w:t xml:space="preserve">Valor estimado publicado como zero</w:t>
+            </w:r>
+          </w:p>
+        </w:tc>
+      </w:tr>
+      <w:tr>
+        <w:trPr>
+          <w:cantSplit/>
+        </w:trPr>
+        <w:tc>
+          <w:tcPr>
+            <w:tcW w:type="dxa" w:w="3600"/>
+            <w:shd w:fill="FFFFFF" w:val="clear"/>
+            <w:tcMar>
+              <w:top w:type="dxa" w:w="70"/>
+              <w:left w:type="dxa" w:w="110"/>
+              <w:bottom w:type="dxa" w:w="70"/>
+              <w:right w:type="dxa" w:w="110"/>
+            </w:tcMar>
+            <w:vAlign w:val="center"/>
+          </w:tcPr>
+          <w:p>
+            <w:pPr>
+              <w:spacing w:after="0"/>
+            </w:pPr>
+            <w:r>
+              <w:rPr>
+                <w:b w:val="false"/>
+                <w:bCs w:val="false"/>
+                <w:sz w:val="18"/>
+                <w:szCs w:val="18"/>
+              </w:rPr>
+              <w:t xml:space="preserve">valor_homologado_ausente</w:t>
+            </w:r>
+          </w:p>
+        </w:tc>
+        <w:tc>
+          <w:tcPr>
+            <w:tcW w:type="dxa" w:w="6000"/>
+            <w:shd w:fill="FFFFFF" w:val="clear"/>
+            <w:tcMar>
+              <w:top w:type="dxa" w:w="70"/>
+              <w:left w:type="dxa" w:w="110"/>
+              <w:bottom w:type="dxa" w:w="70"/>
+              <w:right w:type="dxa" w:w="110"/>
+            </w:tcMar>
+            <w:vAlign w:val="center"/>
+          </w:tcPr>
+          <w:p>
+            <w:pPr>
+              <w:spacing w:after="0"/>
+            </w:pPr>
+            <w:r>
+              <w:rPr>
+                <w:b w:val="false"/>
+                <w:bCs w:val="false"/>
+                <w:sz w:val="18"/>
+                <w:szCs w:val="18"/>
+              </w:rPr>
+              <w:t xml:space="preserve">Sem valor homologado publicado</w:t>
+            </w:r>
+          </w:p>
+        </w:tc>
+      </w:tr>
+      <w:tr>
+        <w:trPr>
+          <w:cantSplit/>
+        </w:trPr>
+        <w:tc>
+          <w:tcPr>
+            <w:tcW w:type="dxa" w:w="3600"/>
+            <w:shd w:fill="F2F2F2" w:val="clear"/>
+            <w:tcMar>
+              <w:top w:type="dxa" w:w="70"/>
+              <w:left w:type="dxa" w:w="110"/>
+              <w:bottom w:type="dxa" w:w="70"/>
+              <w:right w:type="dxa" w:w="110"/>
+            </w:tcMar>
+            <w:vAlign w:val="center"/>
+          </w:tcPr>
+          <w:p>
+            <w:pPr>
+              <w:spacing w:after="0"/>
+            </w:pPr>
+            <w:r>
+              <w:rPr>
+                <w:b w:val="false"/>
+                <w:bCs w:val="false"/>
+                <w:sz w:val="18"/>
+                <w:szCs w:val="18"/>
+              </w:rPr>
+              <w:t xml:space="preserve">valor_total_diverge_itens</w:t>
+            </w:r>
+          </w:p>
+        </w:tc>
+        <w:tc>
+          <w:tcPr>
+            <w:tcW w:type="dxa" w:w="6000"/>
+            <w:shd w:fill="F2F2F2" w:val="clear"/>
+            <w:tcMar>
+              <w:top w:type="dxa" w:w="70"/>
+              <w:left w:type="dxa" w:w="110"/>
+              <w:bottom w:type="dxa" w:w="70"/>
+              <w:right w:type="dxa" w:w="110"/>
+            </w:tcMar>
+            <w:vAlign w:val="center"/>
+          </w:tcPr>
+          <w:p>
+            <w:pPr>
+              <w:spacing w:after="0"/>
+            </w:pPr>
+            <w:r>
+              <w:rPr>
+                <w:b w:val="false"/>
+                <w:bCs w:val="false"/>
+                <w:sz w:val="18"/>
+                <w:szCs w:val="18"/>
+              </w:rPr>
+              <w:t xml:space="preserve">Valor total do processo diferente da soma dos itens</w:t>
+            </w:r>
+          </w:p>
+        </w:tc>
+      </w:tr>
+      <w:tr>
+        <w:trPr>
+          <w:cantSplit/>
+        </w:trPr>
+        <w:tc>
+          <w:tcPr>
+            <w:tcW w:type="dxa" w:w="3600"/>
+            <w:shd w:fill="FFFFFF" w:val="clear"/>
+            <w:tcMar>
+              <w:top w:type="dxa" w:w="70"/>
+              <w:left w:type="dxa" w:w="110"/>
+              <w:bottom w:type="dxa" w:w="70"/>
+              <w:right w:type="dxa" w:w="110"/>
+            </w:tcMar>
+            <w:vAlign w:val="center"/>
+          </w:tcPr>
+          <w:p>
+            <w:pPr>
+              <w:spacing w:after="0"/>
+            </w:pPr>
+            <w:r>
+              <w:rPr>
+                <w:b w:val="false"/>
+                <w:bCs w:val="false"/>
+                <w:sz w:val="18"/>
+                <w:szCs w:val="18"/>
+              </w:rPr>
+              <w:t xml:space="preserve">documento_fornecedor_invalido</w:t>
+            </w:r>
+          </w:p>
+        </w:tc>
+        <w:tc>
+          <w:tcPr>
+            <w:tcW w:type="dxa" w:w="6000"/>
+            <w:shd w:fill="FFFFFF" w:val="clear"/>
+            <w:tcMar>
+              <w:top w:type="dxa" w:w="70"/>
+              <w:left w:type="dxa" w:w="110"/>
+              <w:bottom w:type="dxa" w:w="70"/>
+              <w:right w:type="dxa" w:w="110"/>
+            </w:tcMar>
+            <w:vAlign w:val="center"/>
+          </w:tcPr>
+          <w:p>
+            <w:pPr>
+              <w:spacing w:after="0"/>
+            </w:pPr>
+            <w:r>
+              <w:rPr>
+                <w:b w:val="false"/>
+                <w:bCs w:val="false"/>
+                <w:sz w:val="18"/>
+                <w:szCs w:val="18"/>
+              </w:rPr>
+              <w:t xml:space="preserve">CPF ou CNPJ do fornecedor com dígito verificador inválido</w:t>
+            </w:r>
+          </w:p>
+        </w:tc>
+      </w:tr>
+      <w:tr>
+        <w:trPr>
+          <w:cantSplit/>
+        </w:trPr>
+        <w:tc>
+          <w:tcPr>
+            <w:tcW w:type="dxa" w:w="3600"/>
+            <w:shd w:fill="F2F2F2" w:val="clear"/>
+            <w:tcMar>
+              <w:top w:type="dxa" w:w="70"/>
+              <w:left w:type="dxa" w:w="110"/>
+              <w:bottom w:type="dxa" w:w="70"/>
+              <w:right w:type="dxa" w:w="110"/>
+            </w:tcMar>
+            <w:vAlign w:val="center"/>
+          </w:tcPr>
+          <w:p>
+            <w:pPr>
+              <w:spacing w:after="0"/>
+            </w:pPr>
+            <w:r>
+              <w:rPr>
+                <w:b w:val="false"/>
+                <w:bCs w:val="false"/>
+                <w:sz w:val="18"/>
+                <w:szCs w:val="18"/>
+              </w:rPr>
+              <w:t xml:space="preserve">cnpj_orgao_invalido</w:t>
+            </w:r>
+          </w:p>
+        </w:tc>
+        <w:tc>
+          <w:tcPr>
+            <w:tcW w:type="dxa" w:w="6000"/>
+            <w:shd w:fill="F2F2F2" w:val="clear"/>
+            <w:tcMar>
+              <w:top w:type="dxa" w:w="70"/>
+              <w:left w:type="dxa" w:w="110"/>
+              <w:bottom w:type="dxa" w:w="70"/>
+              <w:right w:type="dxa" w:w="110"/>
+            </w:tcMar>
+            <w:vAlign w:val="center"/>
+          </w:tcPr>
+          <w:p>
+            <w:pPr>
+              <w:spacing w:after="0"/>
+            </w:pPr>
+            <w:r>
+              <w:rPr>
+                <w:b w:val="false"/>
+                <w:bCs w:val="false"/>
+                <w:sz w:val="18"/>
+                <w:szCs w:val="18"/>
+              </w:rPr>
+              <w:t xml:space="preserve">CNPJ do órgão inválido; o campo fica nulo</w:t>
+            </w:r>
+          </w:p>
+        </w:tc>
+      </w:tr>
+      <w:tr>
+        <w:trPr>
+          <w:cantSplit/>
+        </w:trPr>
+        <w:tc>
+          <w:tcPr>
+            <w:tcW w:type="dxa" w:w="3600"/>
+            <w:shd w:fill="FFFFFF" w:val="clear"/>
+            <w:tcMar>
+              <w:top w:type="dxa" w:w="70"/>
+              <w:left w:type="dxa" w:w="110"/>
+              <w:bottom w:type="dxa" w:w="70"/>
+              <w:right w:type="dxa" w:w="110"/>
+            </w:tcMar>
+            <w:vAlign w:val="center"/>
+          </w:tcPr>
+          <w:p>
+            <w:pPr>
+              <w:spacing w:after="0"/>
+            </w:pPr>
+            <w:r>
+              <w:rPr>
+                <w:b w:val="false"/>
+                <w:bCs w:val="false"/>
+                <w:sz w:val="18"/>
+                <w:szCs w:val="18"/>
+              </w:rPr>
+              <w:t xml:space="preserve">modalidade_desconhecida</w:t>
+            </w:r>
+          </w:p>
+        </w:tc>
+        <w:tc>
+          <w:tcPr>
+            <w:tcW w:type="dxa" w:w="6000"/>
+            <w:shd w:fill="FFFFFF" w:val="clear"/>
+            <w:tcMar>
+              <w:top w:type="dxa" w:w="70"/>
+              <w:left w:type="dxa" w:w="110"/>
+              <w:bottom w:type="dxa" w:w="70"/>
+              <w:right w:type="dxa" w:w="110"/>
+            </w:tcMar>
+            <w:vAlign w:val="center"/>
+          </w:tcPr>
+          <w:p>
+            <w:pPr>
+              <w:spacing w:after="0"/>
+            </w:pPr>
+            <w:r>
+              <w:rPr>
+                <w:b w:val="false"/>
+                <w:bCs w:val="false"/>
+                <w:sz w:val="18"/>
+                <w:szCs w:val="18"/>
+              </w:rPr>
+              <w:t xml:space="preserve">Código de modalidade fora do domínio oficial</w:t>
+            </w:r>
+          </w:p>
+        </w:tc>
+      </w:tr>
+    </w:tbl>
+    <w:p>
+      <w:pPr>
+        <w:pStyle w:val="Heading2"/>
+        <w:keepNext/>
+        <w:keepLines/>
+        <w:spacing w:after="120" w:before="280"/>
+      </w:pPr>
+      <w:r>
+        <w:t xml:space="preserve">8.5 Armazenamento da silver</w:t>
+      </w:r>
+    </w:p>
+    <w:p>
+      <w:pPr>
+        <w:spacing w:after="120"/>
+      </w:pPr>
+      <w:r>
+        <w:rPr>
+          <w:b w:val="false"/>
+          <w:bCs w:val="false"/>
+          <w:i w:val="false"/>
+          <w:iCs w:val="false"/>
+        </w:rPr>
+        <w:t xml:space="preserve">Na Fase 1 a silver é gravada em JSON Lines, no mesmo particionamento Hive previsto para o Parquet (entidade/exercicio=AAAA/uf=XX/), sem dependência nova (ADR-015, ADR-016). Cada artefato do bronze vira exatamente um arquivo por partição, com nome derivado do identificador do artefato, regravado por troca atômica: reprocessar produz os mesmos bytes. Cada linha leva a versão do normalizador e o instante da coleta.</w:t>
+      </w:r>
+    </w:p>
+    <w:p>
+      <w:pPr>
+        <w:spacing w:after="120"/>
+      </w:pPr>
+      <w:r>
+        <w:rPr>
+          <w:b w:val="false"/>
+          <w:bCs w:val="false"/>
+          <w:i w:val="false"/>
+          <w:iCs w:val="false"/>
+        </w:rPr>
+        <w:t xml:space="preserve">O mesmo registro aparece em mais de um artefato (coleta por publicação e por atualização, por exemplo); a silver guarda todas as ocorrências, cada uma com a sua proveniência. A visão consolidada escolhe uma por id: a de atualizado_em mais recente, depois a coleta mais recente. A regra existe em Python (silver.consolidar) e como macro do DuckDB (packages/normalizacao/sql/silver_consolidada.sql), e um teste confere que as duas escolhem as mesmas linhas. A conversão para Parquet é um passo de compactação futuro que não muda nenhum contrato.</w:t>
+      </w:r>
+    </w:p>
+    <w:p>
+      <w:pPr>
+        <w:pStyle w:val="Heading2"/>
+        <w:keepNext/>
+        <w:keepLines/>
+        <w:spacing w:after="120" w:before="280"/>
+      </w:pPr>
+      <w:r>
+        <w:t xml:space="preserve">8.6 Banco de domínio (migração 0001)</w:t>
+      </w:r>
+    </w:p>
+    <w:p>
+      <w:pPr>
+        <w:spacing w:after="120"/>
+      </w:pPr>
+      <w:r>
+        <w:rPr>
+          <w:b w:val="false"/>
+          <w:bCs w:val="false"/>
+          <w:i w:val="false"/>
+          <w:iCs w:val="false"/>
+        </w:rPr>
+        <w:t xml:space="preserve">O PostgreSQL guarda só o que é transacional e de prova; o fato administrativo em volume fica na silver e na gold (ADR-005). Três garantias são impostas pelo próprio banco, além da aplicação:</w:t>
+      </w:r>
+    </w:p>
+    <w:tbl>
+      <w:tblPr>
+        <w:tblW w:type="dxa" w:w="9600"/>
+        <w:tblBorders>
+          <w:top w:val="single" w:color="BFBFBF" w:sz="4"/>
+          <w:left w:val="single" w:color="BFBFBF" w:sz="4"/>
+          <w:bottom w:val="single" w:color="BFBFBF" w:sz="4"/>
+          <w:right w:val="single" w:color="BFBFBF" w:sz="4"/>
+          <w:insideH w:val="single" w:color="D9D9D9" w:sz="2"/>
+          <w:insideV w:val="single" w:color="D9D9D9" w:sz="2"/>
+        </w:tblBorders>
+      </w:tblPr>
+      <w:tblGrid>
+        <w:gridCol w:w="3400"/>
+        <w:gridCol w:w="6200"/>
+      </w:tblGrid>
+      <w:tr>
+        <w:trPr>
+          <w:tblHeader/>
+        </w:trPr>
+        <w:tc>
+          <w:tcPr>
+            <w:tcW w:type="dxa" w:w="3400"/>
+            <w:shd w:fill="1F3864" w:val="clear"/>
+            <w:tcMar>
+              <w:top w:type="dxa" w:w="80"/>
+              <w:left w:type="dxa" w:w="110"/>
+              <w:bottom w:type="dxa" w:w="80"/>
+              <w:right w:type="dxa" w:w="110"/>
+            </w:tcMar>
+            <w:vAlign w:val="center"/>
+          </w:tcPr>
+          <w:p>
+            <w:pPr>
+              <w:spacing w:after="0"/>
+            </w:pPr>
+            <w:r>
+              <w:rPr>
+                <w:b/>
+                <w:bCs/>
+                <w:color w:val="FFFFFF"/>
+                <w:sz w:val="19"/>
+                <w:szCs w:val="19"/>
+              </w:rPr>
+              <w:t xml:space="preserve">Garantia</w:t>
+            </w:r>
+          </w:p>
+        </w:tc>
+        <w:tc>
+          <w:tcPr>
+            <w:tcW w:type="dxa" w:w="6200"/>
+            <w:shd w:fill="1F3864" w:val="clear"/>
+            <w:tcMar>
+              <w:top w:type="dxa" w:w="80"/>
+              <w:left w:type="dxa" w:w="110"/>
+              <w:bottom w:type="dxa" w:w="80"/>
+              <w:right w:type="dxa" w:w="110"/>
+            </w:tcMar>
+            <w:vAlign w:val="center"/>
+          </w:tcPr>
+          <w:p>
+            <w:pPr>
+              <w:spacing w:after="0"/>
+            </w:pPr>
+            <w:r>
+              <w:rPr>
+                <w:b/>
+                <w:bCs/>
+                <w:color w:val="FFFFFF"/>
+                <w:sz w:val="19"/>
+                <w:szCs w:val="19"/>
+              </w:rPr>
+              <w:t xml:space="preserve">Como o banco impõe</w:t>
+            </w:r>
+          </w:p>
+        </w:tc>
+      </w:tr>
+      <w:tr>
+        <w:trPr>
+          <w:cantSplit/>
+        </w:trPr>
+        <w:tc>
+          <w:tcPr>
+            <w:tcW w:type="dxa" w:w="3400"/>
+            <w:shd w:fill="FFFFFF" w:val="clear"/>
+            <w:tcMar>
+              <w:top w:type="dxa" w:w="70"/>
+              <w:left w:type="dxa" w:w="110"/>
+              <w:bottom w:type="dxa" w:w="70"/>
+              <w:right w:type="dxa" w:w="110"/>
+            </w:tcMar>
+            <w:vAlign w:val="center"/>
+          </w:tcPr>
+          <w:p>
+            <w:pPr>
+              <w:spacing w:after="0"/>
+            </w:pPr>
+            <w:r>
+              <w:rPr>
+                <w:b w:val="false"/>
+                <w:bCs w:val="false"/>
+                <w:sz w:val="18"/>
+                <w:szCs w:val="18"/>
+              </w:rPr>
+              <w:t xml:space="preserve">Prova e auditoria somente-anexação</w:t>
+            </w:r>
+          </w:p>
+        </w:tc>
+        <w:tc>
+          <w:tcPr>
+            <w:tcW w:type="dxa" w:w="6200"/>
+            <w:shd w:fill="FFFFFF" w:val="clear"/>
+            <w:tcMar>
+              <w:top w:type="dxa" w:w="70"/>
+              <w:left w:type="dxa" w:w="110"/>
+              <w:bottom w:type="dxa" w:w="70"/>
+              <w:right w:type="dxa" w:w="110"/>
+            </w:tcMar>
+            <w:vAlign w:val="center"/>
+          </w:tcPr>
+          <w:p>
+            <w:pPr>
+              <w:spacing w:after="0"/>
+            </w:pPr>
+            <w:r>
+              <w:rPr>
+                <w:b w:val="false"/>
+                <w:bCs w:val="false"/>
+                <w:sz w:val="18"/>
+                <w:szCs w:val="18"/>
+              </w:rPr>
+              <w:t xml:space="preserve">Gatilhos recusam alteração e remoção em documento_fonte, evidencia, aprovacao_indicio, transicao_indicio e trilha_auditoria</w:t>
+            </w:r>
+          </w:p>
+        </w:tc>
+      </w:tr>
+      <w:tr>
+        <w:trPr>
+          <w:cantSplit/>
+        </w:trPr>
+        <w:tc>
+          <w:tcPr>
+            <w:tcW w:type="dxa" w:w="3400"/>
+            <w:shd w:fill="F2F2F2" w:val="clear"/>
+            <w:tcMar>
+              <w:top w:type="dxa" w:w="70"/>
+              <w:left w:type="dxa" w:w="110"/>
+              <w:bottom w:type="dxa" w:w="70"/>
+              <w:right w:type="dxa" w:w="110"/>
+            </w:tcMar>
+            <w:vAlign w:val="center"/>
+          </w:tcPr>
+          <w:p>
+            <w:pPr>
+              <w:spacing w:after="0"/>
+            </w:pPr>
+            <w:r>
+              <w:rPr>
+                <w:b w:val="false"/>
+                <w:bCs w:val="false"/>
+                <w:sz w:val="18"/>
+                <w:szCs w:val="18"/>
+              </w:rPr>
+              <w:t xml:space="preserve">Indício só publicado com evidência e revisores distintos</w:t>
+            </w:r>
+          </w:p>
+        </w:tc>
+        <w:tc>
+          <w:tcPr>
+            <w:tcW w:type="dxa" w:w="6200"/>
+            <w:shd w:fill="F2F2F2" w:val="clear"/>
+            <w:tcMar>
+              <w:top w:type="dxa" w:w="70"/>
+              <w:left w:type="dxa" w:w="110"/>
+              <w:bottom w:type="dxa" w:w="70"/>
+              <w:right w:type="dxa" w:w="110"/>
+            </w:tcMar>
+            <w:vAlign w:val="center"/>
+          </w:tcPr>
+          <w:p>
+            <w:pPr>
+              <w:spacing w:after="0"/>
+            </w:pPr>
+            <w:r>
+              <w:rPr>
+                <w:b w:val="false"/>
+                <w:bCs w:val="false"/>
+                <w:sz w:val="18"/>
+                <w:szCs w:val="18"/>
+              </w:rPr>
+              <w:t xml:space="preserve">Máquina de estados por gatilho (transições permitidas em tabela); aprovação por revisor, nunca "sistema", com o número mínimo pela severidade; o conteúdo do indício é imutável (só estado e protocolo mudam) e ele não pode ser apagado</w:t>
+            </w:r>
+          </w:p>
+        </w:tc>
+      </w:tr>
+      <w:tr>
+        <w:trPr>
+          <w:cantSplit/>
+        </w:trPr>
+        <w:tc>
+          <w:tcPr>
+            <w:tcW w:type="dxa" w:w="3400"/>
+            <w:shd w:fill="FFFFFF" w:val="clear"/>
+            <w:tcMar>
+              <w:top w:type="dxa" w:w="70"/>
+              <w:left w:type="dxa" w:w="110"/>
+              <w:bottom w:type="dxa" w:w="70"/>
+              <w:right w:type="dxa" w:w="110"/>
+            </w:tcMar>
+            <w:vAlign w:val="center"/>
+          </w:tcPr>
+          <w:p>
+            <w:pPr>
+              <w:spacing w:after="0"/>
+            </w:pPr>
+            <w:r>
+              <w:rPr>
+                <w:b w:val="false"/>
+                <w:bCs w:val="false"/>
+                <w:sz w:val="18"/>
+                <w:szCs w:val="18"/>
+              </w:rPr>
+              <w:t xml:space="preserve">Conformidade indeterminada exige motivo</w:t>
+            </w:r>
+          </w:p>
+        </w:tc>
+        <w:tc>
+          <w:tcPr>
+            <w:tcW w:type="dxa" w:w="6200"/>
+            <w:shd w:fill="FFFFFF" w:val="clear"/>
+            <w:tcMar>
+              <w:top w:type="dxa" w:w="70"/>
+              <w:left w:type="dxa" w:w="110"/>
+              <w:bottom w:type="dxa" w:w="70"/>
+              <w:right w:type="dxa" w:w="110"/>
+            </w:tcMar>
+            <w:vAlign w:val="center"/>
+          </w:tcPr>
+          <w:p>
+            <w:pPr>
+              <w:spacing w:after="0"/>
+            </w:pPr>
+            <w:r>
+              <w:rPr>
+                <w:b w:val="false"/>
+                <w:bCs w:val="false"/>
+                <w:sz w:val="18"/>
+                <w:szCs w:val="18"/>
+              </w:rPr>
+              <w:t xml:space="preserve">Restrição de verificação na tabela conformidade</w:t>
+            </w:r>
+          </w:p>
+        </w:tc>
+      </w:tr>
+      <w:tr>
+        <w:trPr>
+          <w:cantSplit/>
+        </w:trPr>
+        <w:tc>
+          <w:tcPr>
+            <w:tcW w:type="dxa" w:w="3400"/>
+            <w:shd w:fill="F2F2F2" w:val="clear"/>
+            <w:tcMar>
+              <w:top w:type="dxa" w:w="70"/>
+              <w:left w:type="dxa" w:w="110"/>
+              <w:bottom w:type="dxa" w:w="70"/>
+              <w:right w:type="dxa" w:w="110"/>
+            </w:tcMar>
+            <w:vAlign w:val="center"/>
+          </w:tcPr>
+          <w:p>
+            <w:pPr>
+              <w:spacing w:after="0"/>
+            </w:pPr>
+            <w:r>
+              <w:rPr>
+                <w:b w:val="false"/>
+                <w:bCs w:val="false"/>
+                <w:sz w:val="18"/>
+                <w:szCs w:val="18"/>
+              </w:rPr>
+              <w:t xml:space="preserve">Defesa em profundidade</w:t>
+            </w:r>
+          </w:p>
+        </w:tc>
+        <w:tc>
+          <w:tcPr>
+            <w:tcW w:type="dxa" w:w="6200"/>
+            <w:shd w:fill="F2F2F2" w:val="clear"/>
+            <w:tcMar>
+              <w:top w:type="dxa" w:w="70"/>
+              <w:left w:type="dxa" w:w="110"/>
+              <w:bottom w:type="dxa" w:w="70"/>
+              <w:right w:type="dxa" w:w="110"/>
+            </w:tcMar>
+            <w:vAlign w:val="center"/>
+          </w:tcPr>
+          <w:p>
+            <w:pPr>
+              <w:spacing w:after="0"/>
+            </w:pPr>
+            <w:r>
+              <w:rPr>
+                <w:b w:val="false"/>
+                <w:bCs w:val="false"/>
+                <w:sz w:val="18"/>
+                <w:szCs w:val="18"/>
+              </w:rPr>
+              <w:t xml:space="preserve">A aplicação conecta com o papel lumen_app, que não recebe UPDATE nem DELETE nas tabelas de prova</w:t>
+            </w:r>
+          </w:p>
+        </w:tc>
+      </w:tr>
+    </w:tbl>
+    <w:p>
+      <w:pPr>
+        <w:spacing w:after="120"/>
+      </w:pPr>
+      <w:r>
+        <w:rPr>
+          <w:b w:val="false"/>
+          <w:bCs w:val="false"/>
+          <w:i w:val="false"/>
+          <w:iCs w:val="false"/>
+        </w:rPr>
+        <w:t xml:space="preserve">Tabelas: migracao, fonte, documento_fonte, grupo_pares, ente_federativo, orgao, regra_deteccao, indicio, evidencia, aprovacao_indicio, transicao_indicio, transicao_permitida, contestacao, conformidade e trilha_auditoria. Os testes de migração rodam contra PostgreSQL 16 no CI.</w:t>
+      </w:r>
+    </w:p>
     <w:sectPr>
-      <w:headerReference w:type="default" r:id="rId7"/>
-      <w:footerReference w:type="default" r:id="rId8"/>
+      <w:headerReference w:type="default" r:id="rId6"/>
+      <w:footerReference w:type="default" r:id="rId7"/>
       <w:pgSz w:w="11906" w:h="16838" w:orient="portrait"/>
       <w:pgMar w:top="1140" w:right="1134" w:bottom="1140" w:left="1134" w:header="708" w:footer="708" w:gutter="0"/>
       <w:pgNumType/>
@@ -22053,10 +25509,6 @@
     </w:sectPr>
   </w:body>
 </w:document>
-</file>
-
-<file path=word/comments.xml><?xml version="1.0" encoding="utf-8"?>
-<w:comments xmlns:cx="http://schemas.microsoft.com/office/drawing/2014/chartex" xmlns:cx1="http://schemas.microsoft.com/office/drawing/2015/9/8/chartex" xmlns:cx2="http://schemas.microsoft.com/office/drawing/2015/10/21/chartex" xmlns:cx3="http://schemas.microsoft.com/office/drawing/2016/5/9/chartex" xmlns:cx4="http://schemas.microsoft.com/office/drawing/2016/5/10/chartex" xmlns:cx5="http://schemas.microsoft.com/office/drawing/2016/5/11/chartex" xmlns:cx6="http://schemas.microsoft.com/office/drawing/2016/5/12/chartex" xmlns:cx7="http://schemas.microsoft.com/office/drawing/2016/5/13/chartex" xmlns:cx8="http://schemas.microsoft.com/office/drawing/2016/5/14/chartex" xmlns:mc="http://schemas.openxmlformats.org/markup-compatibility/2006" xmlns:aink="http://schemas.microsoft.com/office/drawing/2016/ink" xmlns:am3d="http://schemas.microsoft.com/office/drawing/2017/model3d" xmlns:o="urn:schemas-microsoft-com:office:office" xmlns:r="http://schemas.openxmlformats.org/officeDocument/2006/relationships" xmlns:m="http://schemas.openxmlformats.org/officeDocument/2006/math" xmlns:v="urn:schemas-microsoft-com:vml" xmlns:wp14="http://schemas.microsoft.com/office/word/2010/wordprocessingDrawing" xmlns:wp="http://schemas.openxmlformats.org/drawingml/2006/wordprocessingDrawing" xmlns:w10="urn:schemas-microsoft-com:office:word" xmlns:w="http://schemas.openxmlformats.org/wordprocessingml/2006/main" xmlns:w14="http://schemas.microsoft.com/office/word/2010/wordml" xmlns:w15="http://schemas.microsoft.com/office/word/2012/wordml" xmlns:w16cex="http://schemas.microsoft.com/office/word/2018/wordml/cex" xmlns:w16cid="http://schemas.microsoft.com/office/word/2016/wordml/cid" xmlns:w16="http://schemas.microsoft.com/office/word/2018/wordml" xmlns:w16sdtdh="http://schemas.microsoft.com/office/word/2020/wordml/sdtdatahash" xmlns:w16se="http://schemas.microsoft.com/office/word/2015/wordml/symex" xmlns:wpg="http://schemas.microsoft.com/office/word/2010/wordprocessingGroup" xmlns:wpi="http://schemas.microsoft.com/office/word/2010/wordprocessingInk" xmlns:wne="http://schemas.microsoft.com/office/word/2006/wordml" xmlns:wps="http://schemas.microsoft.com/office/word/2010/wordprocessingShape"/>
 </file>
 
 <file path=word/endnotes.xml><?xml version="1.0" encoding="utf-8"?>
@@ -22205,7 +25657,7 @@
 <w:numbering xmlns:wpc="http://schemas.microsoft.com/office/word/2010/wordprocessingCanvas" xmlns:mc="http://schemas.openxmlformats.org/markup-compatibility/2006" xmlns:o="urn:schemas-microsoft-com:office:office" xmlns:r="http://schemas.openxmlformats.org/officeDocument/2006/relationships" xmlns:m="http://schemas.openxmlformats.org/officeDocument/2006/math" xmlns:v="urn:schemas-microsoft-com:vml" xmlns:wp14="http://schemas.microsoft.com/office/word/2010/wordprocessingDrawing" xmlns:wp="http://schemas.openxmlformats.org/drawingml/2006/wordprocessingDrawing" xmlns:w10="urn:schemas-microsoft-com:office:word" xmlns:w="http://schemas.openxmlformats.org/wordprocessingml/2006/main" xmlns:w14="http://schemas.microsoft.com/office/word/2010/wordml" xmlns:w15="http://schemas.microsoft.com/office/word/2012/wordml" xmlns:wpg="http://schemas.microsoft.com/office/word/2010/wordprocessingGroup" xmlns:wpi="http://schemas.microsoft.com/office/word/2010/wordprocessingInk" xmlns:wne="http://schemas.microsoft.com/office/word/2006/wordml" xmlns:wps="http://schemas.microsoft.com/office/word/2010/wordprocessingShape" mc:Ignorable="w14 w15 wp14">
   <w:abstractNum w:abstractNumId="1" w15:restartNumberingAfterBreak="0">
     <w:multiLevelType w:val="hybridMultilevel"/>
-    <w:lvl w:ilvl="0" w15:tentative="1">
+    <w:lvl w:ilvl="0" w:tentative="1">
       <w:start w:val="1"/>
       <w:numFmt w:val="bullet"/>
       <w:lvlText w:val="●"/>
@@ -22214,7 +25666,7 @@
         <w:ind w:left="720" w:hanging="360"/>
       </w:pPr>
     </w:lvl>
-    <w:lvl w:ilvl="1" w15:tentative="1">
+    <w:lvl w:ilvl="1" w:tentative="1">
       <w:start w:val="1"/>
       <w:numFmt w:val="bullet"/>
       <w:lvlText w:val="○"/>
@@ -22223,7 +25675,7 @@
         <w:ind w:left="1440" w:hanging="360"/>
       </w:pPr>
     </w:lvl>
-    <w:lvl w:ilvl="2" w15:tentative="1">
+    <w:lvl w:ilvl="2" w:tentative="1">
       <w:start w:val="1"/>
       <w:numFmt w:val="bullet"/>
       <w:lvlText w:val="■"/>
@@ -22232,7 +25684,7 @@
         <w:ind w:left="2160" w:hanging="360"/>
       </w:pPr>
     </w:lvl>
-    <w:lvl w:ilvl="3" w15:tentative="1">
+    <w:lvl w:ilvl="3" w:tentative="1">
       <w:start w:val="1"/>
       <w:numFmt w:val="bullet"/>
       <w:lvlText w:val="●"/>
@@ -22241,7 +25693,7 @@
         <w:ind w:left="2880" w:hanging="360"/>
       </w:pPr>
     </w:lvl>
-    <w:lvl w:ilvl="4" w15:tentative="1">
+    <w:lvl w:ilvl="4" w:tentative="1">
       <w:start w:val="1"/>
       <w:numFmt w:val="bullet"/>
       <w:lvlText w:val="○"/>
@@ -22250,7 +25702,7 @@
         <w:ind w:left="3600" w:hanging="360"/>
       </w:pPr>
     </w:lvl>
-    <w:lvl w:ilvl="5" w15:tentative="1">
+    <w:lvl w:ilvl="5" w:tentative="1">
       <w:start w:val="1"/>
       <w:numFmt w:val="bullet"/>
       <w:lvlText w:val="■"/>
@@ -22259,7 +25711,7 @@
         <w:ind w:left="4320" w:hanging="360"/>
       </w:pPr>
     </w:lvl>
-    <w:lvl w:ilvl="6" w15:tentative="1">
+    <w:lvl w:ilvl="6" w:tentative="1">
       <w:start w:val="1"/>
       <w:numFmt w:val="bullet"/>
       <w:lvlText w:val="●"/>
@@ -22268,7 +25720,7 @@
         <w:ind w:left="5040" w:hanging="360"/>
       </w:pPr>
     </w:lvl>
-    <w:lvl w:ilvl="7" w15:tentative="1">
+    <w:lvl w:ilvl="7" w:tentative="1">
       <w:start w:val="1"/>
       <w:numFmt w:val="bullet"/>
       <w:lvlText w:val="●"/>
@@ -22277,7 +25729,7 @@
         <w:ind w:left="5760" w:hanging="360"/>
       </w:pPr>
     </w:lvl>
-    <w:lvl w:ilvl="8" w15:tentative="1">
+    <w:lvl w:ilvl="8" w:tentative="1">
       <w:start w:val="1"/>
       <w:numFmt w:val="bullet"/>
       <w:lvlText w:val="●"/>
@@ -22289,7 +25741,7 @@
   </w:abstractNum>
   <w:abstractNum w:abstractNumId="2" w15:restartNumberingAfterBreak="0">
     <w:multiLevelType w:val="hybridMultilevel"/>
-    <w:lvl w:ilvl="0" w15:tentative="1">
+    <w:lvl w:ilvl="0" w:tentative="1">
       <w:start w:val="1"/>
       <w:numFmt w:val="bullet"/>
       <w:lvlText w:val="•"/>
@@ -22298,7 +25750,7 @@
         <w:ind w:left="420" w:hanging="250"/>
       </w:pPr>
     </w:lvl>
-    <w:lvl w:ilvl="1" w15:tentative="1">
+    <w:lvl w:ilvl="1" w:tentative="1">
       <w:start w:val="1"/>
       <w:numFmt w:val="bullet"/>
       <w:lvlText w:val="◦"/>
@@ -22307,7 +25759,7 @@
         <w:ind w:left="840" w:hanging="250"/>
       </w:pPr>
     </w:lvl>
-    <w:lvl w:ilvl="2" w15:tentative="1">
+    <w:lvl w:ilvl="2" w:tentative="1">
       <w:start w:val="1"/>
       <w:numFmt w:val="bullet"/>
       <w:lvlText w:val="▪"/>
@@ -22319,7 +25771,7 @@
   </w:abstractNum>
   <w:abstractNum w:abstractNumId="3" w15:restartNumberingAfterBreak="0">
     <w:multiLevelType w:val="hybridMultilevel"/>
-    <w:lvl w:ilvl="0" w15:tentative="1">
+    <w:lvl w:ilvl="0" w:tentative="1">
       <w:start w:val="1"/>
       <w:numFmt w:val="decimal"/>
       <w:lvlText w:val="%1."/>
@@ -22328,7 +25780,7 @@
         <w:ind w:left="440" w:hanging="280"/>
       </w:pPr>
     </w:lvl>
-    <w:lvl w:ilvl="1" w15:tentative="1">
+    <w:lvl w:ilvl="1" w:tentative="1">
       <w:start w:val="1"/>
       <w:numFmt w:val="lowerLetter"/>
       <w:lvlText w:val="%2)"/>
@@ -22346,6 +25798,12 @@
   </w:num>
   <w:num w:numId="2">
     <w:abstractNumId w:val="3"/>
+    <w:lvlOverride w:ilvl="0">
+      <w:startOverride w:val="1"/>
+    </w:lvlOverride>
+  </w:num>
+  <w:num w:numId="3">
+    <w:abstractNumId w:val="2"/>
     <w:lvlOverride w:ilvl="0">
       <w:startOverride w:val="1"/>
     </w:lvlOverride>
@@ -22369,6 +25827,10 @@
       </w:pPr>
     </w:pPrDefault>
   </w:docDefaults>
+  <w:style w:type="paragraph" w:styleId="Normal" w:default="1">
+    <w:name w:val="Normal"/>
+    <w:qFormat/>
+  </w:style>
   <w:style w:type="paragraph" w:styleId="Title">
     <w:name w:val="Title"/>
     <w:basedOn w:val="Normal"/>
@@ -22559,4 +26021,294 @@
     </w:rPr>
   </w:style>
 </w:styles>
+</file>
+
+<file path=word/theme/theme1.xml><?xml version="1.0" encoding="utf-8"?>
+<a:theme xmlns:a="http://schemas.openxmlformats.org/drawingml/2006/main" name="Office Theme">
+  <a:themeElements>
+    <a:clrScheme name="Office">
+      <a:dk1>
+        <a:sysClr val="windowText" lastClr="000000"/>
+      </a:dk1>
+      <a:lt1>
+        <a:sysClr val="window" lastClr="FFFFFF"/>
+      </a:lt1>
+      <a:dk2>
+        <a:srgbClr val="44546A"/>
+      </a:dk2>
+      <a:lt2>
+        <a:srgbClr val="E7E6E6"/>
+      </a:lt2>
+      <a:accent1>
+        <a:srgbClr val="4472C4"/>
+      </a:accent1>
+      <a:accent2>
+        <a:srgbClr val="ED7D31"/>
+      </a:accent2>
+      <a:accent3>
+        <a:srgbClr val="A5A5A5"/>
+      </a:accent3>
+      <a:accent4>
+        <a:srgbClr val="FFC000"/>
+      </a:accent4>
+      <a:accent5>
+        <a:srgbClr val="5B9BD5"/>
+      </a:accent5>
+      <a:accent6>
+        <a:srgbClr val="70AD47"/>
+      </a:accent6>
+      <a:hlink>
+        <a:srgbClr val="0563C1"/>
+      </a:hlink>
+      <a:folHlink>
+        <a:srgbClr val="954F72"/>
+      </a:folHlink>
+    </a:clrScheme>
+    <a:fontScheme name="Office">
+      <a:majorFont>
+        <a:latin typeface="Calibri Light" panose="020F0302020204030204"/>
+        <a:ea typeface=""/>
+        <a:cs typeface=""/>
+        <a:font script="Jpan" typeface="游ゴシック Light"/>
+        <a:font script="Hang" typeface="맑은 고딕"/>
+        <a:font script="Hans" typeface="等线 Light"/>
+        <a:font script="Hant" typeface="新細明體"/>
+        <a:font script="Arab" typeface="Times New Roman"/>
+        <a:font script="Hebr" typeface="Times New Roman"/>
+        <a:font script="Thai" typeface="Angsana New"/>
+        <a:font script="Ethi" typeface="Nyala"/>
+        <a:font script="Beng" typeface="Vrinda"/>
+        <a:font script="Gujr" typeface="Shruti"/>
+        <a:font script="Khmr" typeface="MoolBoran"/>
+        <a:font script="Knda" typeface="Tunga"/>
+        <a:font script="Guru" typeface="Raavi"/>
+        <a:font script="Cans" typeface="Euphemia"/>
+        <a:font script="Cher" typeface="Plantagenet Cherokee"/>
+        <a:font script="Yiii" typeface="Microsoft Yi Baiti"/>
+        <a:font script="Tibt" typeface="Microsoft Himalaya"/>
+        <a:font script="Thaa" typeface="MV Boli"/>
+        <a:font script="Deva" typeface="Mangal"/>
+        <a:font script="Telu" typeface="Gautami"/>
+        <a:font script="Taml" typeface="Latha"/>
+        <a:font script="Syrc" typeface="Estrangelo Edessa"/>
+        <a:font script="Orya" typeface="Kalinga"/>
+        <a:font script="Mlym" typeface="Kartika"/>
+        <a:font script="Laoo" typeface="DokChampa"/>
+        <a:font script="Sinh" typeface="Iskoola Pota"/>
+        <a:font script="Mong" typeface="Mongolian Baiti"/>
+        <a:font script="Viet" typeface="Times New Roman"/>
+        <a:font script="Uigh" typeface="Microsoft Uighur"/>
+        <a:font script="Geor" typeface="Sylfaen"/>
+        <a:font script="Armn" typeface="Arial"/>
+        <a:font script="Bugi" typeface="Leelawadee UI"/>
+        <a:font script="Bopo" typeface="Microsoft JhengHei"/>
+        <a:font script="Java" typeface="Javanese Text"/>
+        <a:font script="Lisu" typeface="Segoe UI"/>
+        <a:font script="Mymr" typeface="Myanmar Text"/>
+        <a:font script="Nkoo" typeface="Ebrima"/>
+        <a:font script="Olck" typeface="Nirmala UI"/>
+        <a:font script="Osma" typeface="Ebrima"/>
+        <a:font script="Phag" typeface="Phagspa"/>
+        <a:font script="Syrn" typeface="Estrangelo Edessa"/>
+        <a:font script="Syrj" typeface="Estrangelo Edessa"/>
+        <a:font script="Syre" typeface="Estrangelo Edessa"/>
+        <a:font script="Sora" typeface="Nirmala UI"/>
+        <a:font script="Tale" typeface="Microsoft Tai Le"/>
+        <a:font script="Talu" typeface="Microsoft New Tai Lue"/>
+        <a:font script="Tfng" typeface="Ebrima"/>
+      </a:majorFont>
+      <a:minorFont>
+        <a:latin typeface="Calibri" panose="020F0502020204030204"/>
+        <a:ea typeface=""/>
+        <a:cs typeface=""/>
+        <a:font script="Jpan" typeface="游明朝"/>
+        <a:font script="Hang" typeface="맑은 고딕"/>
+        <a:font script="Hans" typeface="等线"/>
+        <a:font script="Hant" typeface="新細明體"/>
+        <a:font script="Arab" typeface="Arial"/>
+        <a:font script="Hebr" typeface="Arial"/>
+        <a:font script="Thai" typeface="Cordia New"/>
+        <a:font script="Ethi" typeface="Nyala"/>
+        <a:font script="Beng" typeface="Vrinda"/>
+        <a:font script="Gujr" typeface="Shruti"/>
+        <a:font script="Khmr" typeface="DaunPenh"/>
+        <a:font script="Knda" typeface="Tunga"/>
+        <a:font script="Guru" typeface="Raavi"/>
+        <a:font script="Cans" typeface="Euphemia"/>
+        <a:font script="Cher" typeface="Plantagenet Cherokee"/>
+        <a:font script="Yiii" typeface="Microsoft Yi Baiti"/>
+        <a:font script="Tibt" typeface="Microsoft Himalaya"/>
+        <a:font script="Thaa" typeface="MV Boli"/>
+        <a:font script="Deva" typeface="Mangal"/>
+        <a:font script="Telu" typeface="Gautami"/>
+        <a:font script="Taml" typeface="Latha"/>
+        <a:font script="Syrc" typeface="Estrangelo Edessa"/>
+        <a:font script="Orya" typeface="Kalinga"/>
+        <a:font script="Mlym" typeface="Kartika"/>
+        <a:font script="Laoo" typeface="DokChampa"/>
+        <a:font script="Sinh" typeface="Iskoola Pota"/>
+        <a:font script="Mong" typeface="Mongolian Baiti"/>
+        <a:font script="Viet" typeface="Arial"/>
+        <a:font script="Uigh" typeface="Microsoft Uighur"/>
+        <a:font script="Geor" typeface="Sylfaen"/>
+        <a:font script="Armn" typeface="Arial"/>
+        <a:font script="Bugi" typeface="Leelawadee UI"/>
+        <a:font script="Bopo" typeface="Microsoft JhengHei"/>
+        <a:font script="Java" typeface="Javanese Text"/>
+        <a:font script="Lisu" typeface="Segoe UI"/>
+        <a:font script="Mymr" typeface="Myanmar Text"/>
+        <a:font script="Nkoo" typeface="Ebrima"/>
+        <a:font script="Olck" typeface="Nirmala UI"/>
+        <a:font script="Osma" typeface="Ebrima"/>
+        <a:font script="Phag" typeface="Phagspa"/>
+        <a:font script="Syrn" typeface="Estrangelo Edessa"/>
+        <a:font script="Syrj" typeface="Estrangelo Edessa"/>
+        <a:font script="Syre" typeface="Estrangelo Edessa"/>
+        <a:font script="Sora" typeface="Nirmala UI"/>
+        <a:font script="Tale" typeface="Microsoft Tai Le"/>
+        <a:font script="Talu" typeface="Microsoft New Tai Lue"/>
+        <a:font script="Tfng" typeface="Ebrima"/>
+      </a:minorFont>
+    </a:fontScheme>
+    <a:fmtScheme name="Office">
+      <a:fillStyleLst>
+        <a:solidFill>
+          <a:schemeClr val="phClr"/>
+        </a:solidFill>
+        <a:gradFill rotWithShape="true">
+          <a:gsLst>
+            <a:gs pos="0">
+              <a:schemeClr val="phClr">
+                <a:lumMod val="110000"/>
+                <a:satMod val="105000"/>
+                <a:tint val="67000"/>
+              </a:schemeClr>
+            </a:gs>
+            <a:gs pos="50000">
+              <a:schemeClr val="phClr">
+                <a:lumMod val="105000"/>
+                <a:satMod val="103000"/>
+                <a:tint val="73000"/>
+              </a:schemeClr>
+            </a:gs>
+            <a:gs pos="100000">
+              <a:schemeClr val="phClr">
+                <a:lumMod val="105000"/>
+                <a:satMod val="109000"/>
+                <a:tint val="81000"/>
+              </a:schemeClr>
+            </a:gs>
+          </a:gsLst>
+          <a:lin ang="5400000" scaled="false"/>
+        </a:gradFill>
+        <a:gradFill rotWithShape="true">
+          <a:gsLst>
+            <a:gs pos="0">
+              <a:schemeClr val="phClr">
+                <a:satMod val="103000"/>
+                <a:lumMod val="102000"/>
+                <a:tint val="94000"/>
+              </a:schemeClr>
+            </a:gs>
+            <a:gs pos="50000">
+              <a:schemeClr val="phClr">
+                <a:satMod val="110000"/>
+                <a:lumMod val="100000"/>
+                <a:shade val="100000"/>
+              </a:schemeClr>
+            </a:gs>
+            <a:gs pos="100000">
+              <a:schemeClr val="phClr">
+                <a:lumMod val="99000"/>
+                <a:satMod val="120000"/>
+                <a:shade val="78000"/>
+              </a:schemeClr>
+            </a:gs>
+          </a:gsLst>
+          <a:lin ang="5400000" scaled="false"/>
+        </a:gradFill>
+      </a:fillStyleLst>
+      <a:lnStyleLst>
+        <a:ln w="6350" cap="flat" cmpd="sng" algn="ctr">
+          <a:solidFill>
+            <a:schemeClr val="phClr"/>
+          </a:solidFill>
+          <a:prstDash val="solid"/>
+          <a:miter lim="800000"/>
+        </a:ln>
+        <a:ln w="12700" cap="flat" cmpd="sng" algn="ctr">
+          <a:solidFill>
+            <a:schemeClr val="phClr"/>
+          </a:solidFill>
+          <a:prstDash val="solid"/>
+          <a:miter lim="800000"/>
+        </a:ln>
+        <a:ln w="19050" cap="flat" cmpd="sng" algn="ctr">
+          <a:solidFill>
+            <a:schemeClr val="phClr"/>
+          </a:solidFill>
+          <a:prstDash val="solid"/>
+          <a:miter lim="800000"/>
+        </a:ln>
+      </a:lnStyleLst>
+      <a:effectStyleLst>
+        <a:effectStyle>
+          <a:effectLst/>
+        </a:effectStyle>
+        <a:effectStyle>
+          <a:effectLst/>
+        </a:effectStyle>
+        <a:effectStyle>
+          <a:effectLst>
+            <a:outerShdw blurRad="57150" dist="19050" dir="5400000" algn="ctr" rotWithShape="false">
+              <a:srgbClr val="000000">
+                <a:alpha val="63000"/>
+              </a:srgbClr>
+            </a:outerShdw>
+          </a:effectLst>
+        </a:effectStyle>
+      </a:effectStyleLst>
+      <a:bgFillStyleLst>
+        <a:solidFill>
+          <a:schemeClr val="phClr"/>
+        </a:solidFill>
+        <a:solidFill>
+          <a:schemeClr val="phClr">
+            <a:tint val="95000"/>
+            <a:satMod val="170000"/>
+          </a:schemeClr>
+        </a:solidFill>
+        <a:gradFill rotWithShape="true">
+          <a:gsLst>
+            <a:gs pos="0">
+              <a:schemeClr val="phClr">
+                <a:tint val="93000"/>
+                <a:satMod val="150000"/>
+                <a:shade val="98000"/>
+                <a:lumMod val="102000"/>
+              </a:schemeClr>
+            </a:gs>
+            <a:gs pos="50000">
+              <a:schemeClr val="phClr">
+                <a:tint val="98000"/>
+                <a:satMod val="130000"/>
+                <a:shade val="90000"/>
+                <a:lumMod val="103000"/>
+              </a:schemeClr>
+            </a:gs>
+            <a:gs pos="100000">
+              <a:schemeClr val="phClr">
+                <a:shade val="63000"/>
+                <a:satMod val="120000"/>
+              </a:schemeClr>
+            </a:gs>
+          </a:gsLst>
+          <a:lin ang="5400000" scaled="false"/>
+        </a:gradFill>
+      </a:bgFillStyleLst>
+    </a:fmtScheme>
+  </a:themeElements>
+  <a:objectDefaults/>
+  <a:extraClrSchemeLst/>
+</a:theme>
 </file>
--- a/docs/DOC-05_Modelo_de_Dados.docx
+++ b/docs/DOC-05_Modelo_de_Dados.docx
@@ -267,7 +267,7 @@
                 <w:sz w:val="19"/>
                 <w:szCs w:val="19"/>
               </w:rPr>
-              <w:t xml:space="preserve">1.1</w:t>
+              <w:t xml:space="preserve">1.2</w:t>
             </w:r>
           </w:p>
         </w:tc>
@@ -326,7 +326,7 @@
                 <w:sz w:val="19"/>
                 <w:szCs w:val="19"/>
               </w:rPr>
-              <w:t xml:space="preserve">6 de outubro de 2026</w:t>
+              <w:t xml:space="preserve">16 de outubro de 2026</w:t>
             </w:r>
           </w:p>
         </w:tc>
@@ -385,7 +385,7 @@
                 <w:sz w:val="19"/>
                 <w:szCs w:val="19"/>
               </w:rPr>
-              <w:t xml:space="preserve">Atualizado com o bloco de fatos implementado na Fase 1 (ADR-016, ADR-017)</w:t>
+              <w:t xml:space="preserve">Atualizado com o bloco de fatos implementado na Fase 1 (ADR-016, ADR-017) e as sanções da CGU (ADR-030)</w:t>
             </w:r>
           </w:p>
         </w:tc>
@@ -11609,7 +11609,7 @@
           <w:i w:val="false"/>
           <w:iCs w:val="false"/>
         </w:rPr>
-        <w:t xml:space="preserve">Registro de sanção administrativa vigente, obtido dos cadastros federais.</w:t>
+        <w:t xml:space="preserve">Sanção ou impedimento num cadastro da CGU (CEIS, CNEP, CEPIM), como publicado, num retrato diário do cadastro (implementado na Fase 1, ADR-030).</w:t>
       </w:r>
     </w:p>
     <w:tbl>
@@ -11855,7 +11855,7 @@
                 <w:sz w:val="19"/>
                 <w:szCs w:val="19"/>
               </w:rPr>
-              <w:t xml:space="preserve">Identificador interno</w:t>
+              <w:t xml:space="preserve">Identificador interno: cadastro + código da sanção (no CEPIM, CNPJ + convênio)</w:t>
             </w:r>
           </w:p>
         </w:tc>
@@ -11887,7 +11887,7 @@
                 <w:sz w:val="19"/>
                 <w:szCs w:val="19"/>
               </w:rPr>
-              <w:t xml:space="preserve">fornecedor_id</w:t>
+              <w:t xml:space="preserve">cadastro</w:t>
             </w:r>
           </w:p>
         </w:tc>
@@ -11914,7 +11914,7 @@
                 <w:sz w:val="19"/>
                 <w:szCs w:val="19"/>
               </w:rPr>
-              <w:t xml:space="preserve">UUID</w:t>
+              <w:t xml:space="preserve">ENUM</w:t>
             </w:r>
           </w:p>
         </w:tc>
@@ -11968,7 +11968,7 @@
                 <w:sz w:val="19"/>
                 <w:szCs w:val="19"/>
               </w:rPr>
-              <w:t xml:space="preserve">Sancionado</w:t>
+              <w:t xml:space="preserve">CEIS, CNEP, CEPIM</w:t>
             </w:r>
           </w:p>
         </w:tc>
@@ -12000,7 +12000,7 @@
                 <w:sz w:val="19"/>
                 <w:szCs w:val="19"/>
               </w:rPr>
-              <w:t xml:space="preserve">cadastro</w:t>
+              <w:t xml:space="preserve">data_referencia</w:t>
             </w:r>
           </w:p>
         </w:tc>
@@ -12027,7 +12027,7 @@
                 <w:sz w:val="19"/>
                 <w:szCs w:val="19"/>
               </w:rPr>
-              <w:t xml:space="preserve">ENUM</w:t>
+              <w:t xml:space="preserve">DATE</w:t>
             </w:r>
           </w:p>
         </w:tc>
@@ -12054,7 +12054,7 @@
                 <w:sz w:val="19"/>
                 <w:szCs w:val="19"/>
               </w:rPr>
-              <w:t xml:space="preserve">Sim</w:t>
+              <w:t xml:space="preserve">Não</w:t>
             </w:r>
           </w:p>
         </w:tc>
@@ -12081,7 +12081,7 @@
                 <w:sz w:val="19"/>
                 <w:szCs w:val="19"/>
               </w:rPr>
-              <w:t xml:space="preserve">CEIS, CNEP, CEPIM</w:t>
+              <w:t xml:space="preserve">Dia do retrato do cadastro; o que está no cadastro hoje é o retrato mais recente</w:t>
             </w:r>
           </w:p>
         </w:tc>
@@ -12113,7 +12113,7 @@
                 <w:sz w:val="19"/>
                 <w:szCs w:val="19"/>
               </w:rPr>
-              <w:t xml:space="preserve">tipo</w:t>
+              <w:t xml:space="preserve">fornecedor_id</w:t>
             </w:r>
           </w:p>
         </w:tc>
@@ -12140,7 +12140,7 @@
                 <w:sz w:val="19"/>
                 <w:szCs w:val="19"/>
               </w:rPr>
-              <w:t xml:space="preserve">TEXT</w:t>
+              <w:t xml:space="preserve">UUID</w:t>
             </w:r>
           </w:p>
         </w:tc>
@@ -12167,7 +12167,7 @@
                 <w:sz w:val="19"/>
                 <w:szCs w:val="19"/>
               </w:rPr>
-              <w:t xml:space="preserve">Sim</w:t>
+              <w:t xml:space="preserve">Não</w:t>
             </w:r>
           </w:p>
         </w:tc>
@@ -12194,7 +12194,7 @@
                 <w:sz w:val="19"/>
                 <w:szCs w:val="19"/>
               </w:rPr>
-              <w:t xml:space="preserve">Tipo de sanção conforme o cadastro (P)</w:t>
+              <w:t xml:space="preserve">O mesmo id do fornecedor no PNCP (CNPJ; CPF mascarado mais nome)</w:t>
             </w:r>
           </w:p>
         </w:tc>
@@ -12226,7 +12226,7 @@
                 <w:sz w:val="19"/>
                 <w:szCs w:val="19"/>
               </w:rPr>
-              <w:t xml:space="preserve">orgao_sancionador</w:t>
+              <w:t xml:space="preserve">documento</w:t>
             </w:r>
           </w:p>
         </w:tc>
@@ -12307,7 +12307,7 @@
                 <w:sz w:val="19"/>
                 <w:szCs w:val="19"/>
               </w:rPr>
-              <w:t xml:space="preserve">Órgão que aplicou (P)</w:t>
+              <w:t xml:space="preserve">CNPJ inteiro; CPF sempre mascarado (S)</w:t>
             </w:r>
           </w:p>
         </w:tc>
@@ -12339,7 +12339,7 @@
                 <w:sz w:val="19"/>
                 <w:szCs w:val="19"/>
               </w:rPr>
-              <w:t xml:space="preserve">data_inicio</w:t>
+              <w:t xml:space="preserve">tipo_pessoa, nome, razao_social_receita</w:t>
             </w:r>
           </w:p>
         </w:tc>
@@ -12366,7 +12366,7 @@
                 <w:sz w:val="19"/>
                 <w:szCs w:val="19"/>
               </w:rPr>
-              <w:t xml:space="preserve">DATE</w:t>
+              <w:t xml:space="preserve">TEXT</w:t>
             </w:r>
           </w:p>
         </w:tc>
@@ -12393,7 +12393,7 @@
                 <w:sz w:val="19"/>
                 <w:szCs w:val="19"/>
               </w:rPr>
-              <w:t xml:space="preserve">Sim</w:t>
+              <w:t xml:space="preserve">Não</w:t>
             </w:r>
           </w:p>
         </w:tc>
@@ -12420,7 +12420,7 @@
                 <w:sz w:val="19"/>
                 <w:szCs w:val="19"/>
               </w:rPr>
-              <w:t xml:space="preserve">Início da vigência; essencial para avaliar a data do contrato</w:t>
+              <w:t xml:space="preserve">Como publicados; razão social só de pessoa jurídica (P)</w:t>
             </w:r>
           </w:p>
         </w:tc>
@@ -12452,6 +12452,345 @@
                 <w:sz w:val="19"/>
                 <w:szCs w:val="19"/>
               </w:rPr>
+              <w:t xml:space="preserve">categoria</w:t>
+            </w:r>
+          </w:p>
+        </w:tc>
+        <w:tc>
+          <w:tcPr>
+            <w:tcW w:type="dxa" w:w="1300"/>
+            <w:shd w:fill="FFFFFF" w:val="clear"/>
+            <w:tcMar>
+              <w:top w:type="dxa" w:w="70"/>
+              <w:left w:type="dxa" w:w="110"/>
+              <w:bottom w:type="dxa" w:w="70"/>
+              <w:right w:type="dxa" w:w="110"/>
+            </w:tcMar>
+            <w:vAlign w:val="center"/>
+          </w:tcPr>
+          <w:p>
+            <w:pPr>
+              <w:spacing w:after="0"/>
+            </w:pPr>
+            <w:r>
+              <w:rPr>
+                <w:b w:val="false"/>
+                <w:bCs w:val="false"/>
+                <w:sz w:val="19"/>
+                <w:szCs w:val="19"/>
+              </w:rPr>
+              <w:t xml:space="preserve">TEXT</w:t>
+            </w:r>
+          </w:p>
+        </w:tc>
+        <w:tc>
+          <w:tcPr>
+            <w:tcW w:type="dxa" w:w="900"/>
+            <w:shd w:fill="FFFFFF" w:val="clear"/>
+            <w:tcMar>
+              <w:top w:type="dxa" w:w="70"/>
+              <w:left w:type="dxa" w:w="110"/>
+              <w:bottom w:type="dxa" w:w="70"/>
+              <w:right w:type="dxa" w:w="110"/>
+            </w:tcMar>
+            <w:vAlign w:val="center"/>
+          </w:tcPr>
+          <w:p>
+            <w:pPr>
+              <w:spacing w:after="0"/>
+            </w:pPr>
+            <w:r>
+              <w:rPr>
+                <w:b w:val="false"/>
+                <w:bCs w:val="false"/>
+                <w:sz w:val="19"/>
+                <w:szCs w:val="19"/>
+              </w:rPr>
+              <w:t xml:space="preserve">Não</w:t>
+            </w:r>
+          </w:p>
+        </w:tc>
+        <w:tc>
+          <w:tcPr>
+            <w:tcW w:type="dxa" w:w="5300"/>
+            <w:shd w:fill="FFFFFF" w:val="clear"/>
+            <w:tcMar>
+              <w:top w:type="dxa" w:w="70"/>
+              <w:left w:type="dxa" w:w="110"/>
+              <w:bottom w:type="dxa" w:w="70"/>
+              <w:right w:type="dxa" w:w="110"/>
+            </w:tcMar>
+            <w:vAlign w:val="center"/>
+          </w:tcPr>
+          <w:p>
+            <w:pPr>
+              <w:spacing w:after="0"/>
+            </w:pPr>
+            <w:r>
+              <w:rPr>
+                <w:b w:val="false"/>
+                <w:bCs w:val="false"/>
+                <w:sz w:val="19"/>
+                <w:szCs w:val="19"/>
+              </w:rPr>
+              <w:t xml:space="preserve">Categoria da sanção; no CEPIM, o motivo do impedimento (P)</w:t>
+            </w:r>
+          </w:p>
+        </w:tc>
+      </w:tr>
+      <w:tr>
+        <w:trPr>
+          <w:cantSplit/>
+        </w:trPr>
+        <w:tc>
+          <w:tcPr>
+            <w:tcW w:type="dxa" w:w="2100"/>
+            <w:shd w:fill="F2F2F2" w:val="clear"/>
+            <w:tcMar>
+              <w:top w:type="dxa" w:w="70"/>
+              <w:left w:type="dxa" w:w="110"/>
+              <w:bottom w:type="dxa" w:w="70"/>
+              <w:right w:type="dxa" w:w="110"/>
+            </w:tcMar>
+            <w:vAlign w:val="center"/>
+          </w:tcPr>
+          <w:p>
+            <w:pPr>
+              <w:spacing w:after="0"/>
+            </w:pPr>
+            <w:r>
+              <w:rPr>
+                <w:b w:val="false"/>
+                <w:bCs w:val="false"/>
+                <w:sz w:val="19"/>
+                <w:szCs w:val="19"/>
+              </w:rPr>
+              <w:t xml:space="preserve">numero_processo, numero_convenio, valor_multa</w:t>
+            </w:r>
+          </w:p>
+        </w:tc>
+        <w:tc>
+          <w:tcPr>
+            <w:tcW w:type="dxa" w:w="1300"/>
+            <w:shd w:fill="F2F2F2" w:val="clear"/>
+            <w:tcMar>
+              <w:top w:type="dxa" w:w="70"/>
+              <w:left w:type="dxa" w:w="110"/>
+              <w:bottom w:type="dxa" w:w="70"/>
+              <w:right w:type="dxa" w:w="110"/>
+            </w:tcMar>
+            <w:vAlign w:val="center"/>
+          </w:tcPr>
+          <w:p>
+            <w:pPr>
+              <w:spacing w:after="0"/>
+            </w:pPr>
+            <w:r>
+              <w:rPr>
+                <w:b w:val="false"/>
+                <w:bCs w:val="false"/>
+                <w:sz w:val="19"/>
+                <w:szCs w:val="19"/>
+              </w:rPr>
+              <w:t xml:space="preserve">TEXT, NUMERIC</w:t>
+            </w:r>
+          </w:p>
+        </w:tc>
+        <w:tc>
+          <w:tcPr>
+            <w:tcW w:type="dxa" w:w="900"/>
+            <w:shd w:fill="F2F2F2" w:val="clear"/>
+            <w:tcMar>
+              <w:top w:type="dxa" w:w="70"/>
+              <w:left w:type="dxa" w:w="110"/>
+              <w:bottom w:type="dxa" w:w="70"/>
+              <w:right w:type="dxa" w:w="110"/>
+            </w:tcMar>
+            <w:vAlign w:val="center"/>
+          </w:tcPr>
+          <w:p>
+            <w:pPr>
+              <w:spacing w:after="0"/>
+            </w:pPr>
+            <w:r>
+              <w:rPr>
+                <w:b w:val="false"/>
+                <w:bCs w:val="false"/>
+                <w:sz w:val="19"/>
+                <w:szCs w:val="19"/>
+              </w:rPr>
+              <w:t xml:space="preserve">Não</w:t>
+            </w:r>
+          </w:p>
+        </w:tc>
+        <w:tc>
+          <w:tcPr>
+            <w:tcW w:type="dxa" w:w="5300"/>
+            <w:shd w:fill="F2F2F2" w:val="clear"/>
+            <w:tcMar>
+              <w:top w:type="dxa" w:w="70"/>
+              <w:left w:type="dxa" w:w="110"/>
+              <w:bottom w:type="dxa" w:w="70"/>
+              <w:right w:type="dxa" w:w="110"/>
+            </w:tcMar>
+            <w:vAlign w:val="center"/>
+          </w:tcPr>
+          <w:p>
+            <w:pPr>
+              <w:spacing w:after="0"/>
+            </w:pPr>
+            <w:r>
+              <w:rPr>
+                <w:b w:val="false"/>
+                <w:bCs w:val="false"/>
+                <w:sz w:val="19"/>
+                <w:szCs w:val="19"/>
+              </w:rPr>
+              <w:t xml:space="preserve">Processo; convênio (CEPIM); multa (CNEP) (P)</w:t>
+            </w:r>
+          </w:p>
+        </w:tc>
+      </w:tr>
+      <w:tr>
+        <w:trPr>
+          <w:cantSplit/>
+        </w:trPr>
+        <w:tc>
+          <w:tcPr>
+            <w:tcW w:type="dxa" w:w="2100"/>
+            <w:shd w:fill="FFFFFF" w:val="clear"/>
+            <w:tcMar>
+              <w:top w:type="dxa" w:w="70"/>
+              <w:left w:type="dxa" w:w="110"/>
+              <w:bottom w:type="dxa" w:w="70"/>
+              <w:right w:type="dxa" w:w="110"/>
+            </w:tcMar>
+            <w:vAlign w:val="center"/>
+          </w:tcPr>
+          <w:p>
+            <w:pPr>
+              <w:spacing w:after="0"/>
+            </w:pPr>
+            <w:r>
+              <w:rPr>
+                <w:b w:val="false"/>
+                <w:bCs w:val="false"/>
+                <w:sz w:val="19"/>
+                <w:szCs w:val="19"/>
+              </w:rPr>
+              <w:t xml:space="preserve">data_inicio</w:t>
+            </w:r>
+          </w:p>
+        </w:tc>
+        <w:tc>
+          <w:tcPr>
+            <w:tcW w:type="dxa" w:w="1300"/>
+            <w:shd w:fill="FFFFFF" w:val="clear"/>
+            <w:tcMar>
+              <w:top w:type="dxa" w:w="70"/>
+              <w:left w:type="dxa" w:w="110"/>
+              <w:bottom w:type="dxa" w:w="70"/>
+              <w:right w:type="dxa" w:w="110"/>
+            </w:tcMar>
+            <w:vAlign w:val="center"/>
+          </w:tcPr>
+          <w:p>
+            <w:pPr>
+              <w:spacing w:after="0"/>
+            </w:pPr>
+            <w:r>
+              <w:rPr>
+                <w:b w:val="false"/>
+                <w:bCs w:val="false"/>
+                <w:sz w:val="19"/>
+                <w:szCs w:val="19"/>
+              </w:rPr>
+              <w:t xml:space="preserve">DATE</w:t>
+            </w:r>
+          </w:p>
+        </w:tc>
+        <w:tc>
+          <w:tcPr>
+            <w:tcW w:type="dxa" w:w="900"/>
+            <w:shd w:fill="FFFFFF" w:val="clear"/>
+            <w:tcMar>
+              <w:top w:type="dxa" w:w="70"/>
+              <w:left w:type="dxa" w:w="110"/>
+              <w:bottom w:type="dxa" w:w="70"/>
+              <w:right w:type="dxa" w:w="110"/>
+            </w:tcMar>
+            <w:vAlign w:val="center"/>
+          </w:tcPr>
+          <w:p>
+            <w:pPr>
+              <w:spacing w:after="0"/>
+            </w:pPr>
+            <w:r>
+              <w:rPr>
+                <w:b w:val="false"/>
+                <w:bCs w:val="false"/>
+                <w:sz w:val="19"/>
+                <w:szCs w:val="19"/>
+              </w:rPr>
+              <w:t xml:space="preserve">Não</w:t>
+            </w:r>
+          </w:p>
+        </w:tc>
+        <w:tc>
+          <w:tcPr>
+            <w:tcW w:type="dxa" w:w="5300"/>
+            <w:shd w:fill="FFFFFF" w:val="clear"/>
+            <w:tcMar>
+              <w:top w:type="dxa" w:w="70"/>
+              <w:left w:type="dxa" w:w="110"/>
+              <w:bottom w:type="dxa" w:w="70"/>
+              <w:right w:type="dxa" w:w="110"/>
+            </w:tcMar>
+            <w:vAlign w:val="center"/>
+          </w:tcPr>
+          <w:p>
+            <w:pPr>
+              <w:spacing w:after="0"/>
+            </w:pPr>
+            <w:r>
+              <w:rPr>
+                <w:b w:val="false"/>
+                <w:bCs w:val="false"/>
+                <w:sz w:val="19"/>
+                <w:szCs w:val="19"/>
+              </w:rPr>
+              <w:t xml:space="preserve">Início da sanção; obrigatório no CEIS e no CNEP, ausente no CEPIM</w:t>
+            </w:r>
+          </w:p>
+        </w:tc>
+      </w:tr>
+      <w:tr>
+        <w:trPr>
+          <w:cantSplit/>
+        </w:trPr>
+        <w:tc>
+          <w:tcPr>
+            <w:tcW w:type="dxa" w:w="2100"/>
+            <w:shd w:fill="F2F2F2" w:val="clear"/>
+            <w:tcMar>
+              <w:top w:type="dxa" w:w="70"/>
+              <w:left w:type="dxa" w:w="110"/>
+              <w:bottom w:type="dxa" w:w="70"/>
+              <w:right w:type="dxa" w:w="110"/>
+            </w:tcMar>
+            <w:vAlign w:val="center"/>
+          </w:tcPr>
+          <w:p>
+            <w:pPr>
+              <w:spacing w:after="0"/>
+            </w:pPr>
+            <w:r>
+              <w:rPr>
+                <w:b w:val="false"/>
+                <w:bCs w:val="false"/>
+                <w:sz w:val="19"/>
+                <w:szCs w:val="19"/>
+              </w:rPr>
               <w:t xml:space="preserve">data_fim</w:t>
             </w:r>
           </w:p>
@@ -12459,7 +12798,7 @@
         <w:tc>
           <w:tcPr>
             <w:tcW w:type="dxa" w:w="1300"/>
-            <w:shd w:fill="FFFFFF" w:val="clear"/>
+            <w:shd w:fill="F2F2F2" w:val="clear"/>
             <w:tcMar>
               <w:top w:type="dxa" w:w="70"/>
               <w:left w:type="dxa" w:w="110"/>
@@ -12486,7 +12825,7 @@
         <w:tc>
           <w:tcPr>
             <w:tcW w:type="dxa" w:w="900"/>
-            <w:shd w:fill="FFFFFF" w:val="clear"/>
+            <w:shd w:fill="F2F2F2" w:val="clear"/>
             <w:tcMar>
               <w:top w:type="dxa" w:w="70"/>
               <w:left w:type="dxa" w:w="110"/>
@@ -12513,27 +12852,366 @@
         <w:tc>
           <w:tcPr>
             <w:tcW w:type="dxa" w:w="5300"/>
-            <w:shd w:fill="FFFFFF" w:val="clear"/>
-            <w:tcMar>
-              <w:top w:type="dxa" w:w="70"/>
-              <w:left w:type="dxa" w:w="110"/>
-              <w:bottom w:type="dxa" w:w="70"/>
-              <w:right w:type="dxa" w:w="110"/>
-            </w:tcMar>
-            <w:vAlign w:val="center"/>
-          </w:tcPr>
-          <w:p>
-            <w:pPr>
-              <w:spacing w:after="0"/>
-            </w:pPr>
-            <w:r>
-              <w:rPr>
-                <w:b w:val="false"/>
-                <w:bCs w:val="false"/>
-                <w:sz w:val="19"/>
-                <w:szCs w:val="19"/>
-              </w:rPr>
-              <w:t xml:space="preserve">Fim da vigência</w:t>
+            <w:shd w:fill="F2F2F2" w:val="clear"/>
+            <w:tcMar>
+              <w:top w:type="dxa" w:w="70"/>
+              <w:left w:type="dxa" w:w="110"/>
+              <w:bottom w:type="dxa" w:w="70"/>
+              <w:right w:type="dxa" w:w="110"/>
+            </w:tcMar>
+            <w:vAlign w:val="center"/>
+          </w:tcPr>
+          <w:p>
+            <w:pPr>
+              <w:spacing w:after="0"/>
+            </w:pPr>
+            <w:r>
+              <w:rPr>
+                <w:b w:val="false"/>
+                <w:bCs w:val="false"/>
+                <w:sz w:val="19"/>
+                <w:szCs w:val="19"/>
+              </w:rPr>
+              <w:t xml:space="preserve">Fim da sanção; nulo quando sem prazo determinado</w:t>
+            </w:r>
+          </w:p>
+        </w:tc>
+      </w:tr>
+      <w:tr>
+        <w:trPr>
+          <w:cantSplit/>
+        </w:trPr>
+        <w:tc>
+          <w:tcPr>
+            <w:tcW w:type="dxa" w:w="2100"/>
+            <w:shd w:fill="FFFFFF" w:val="clear"/>
+            <w:tcMar>
+              <w:top w:type="dxa" w:w="70"/>
+              <w:left w:type="dxa" w:w="110"/>
+              <w:bottom w:type="dxa" w:w="70"/>
+              <w:right w:type="dxa" w:w="110"/>
+            </w:tcMar>
+            <w:vAlign w:val="center"/>
+          </w:tcPr>
+          <w:p>
+            <w:pPr>
+              <w:spacing w:after="0"/>
+            </w:pPr>
+            <w:r>
+              <w:rPr>
+                <w:b w:val="false"/>
+                <w:bCs w:val="false"/>
+                <w:sz w:val="19"/>
+                <w:szCs w:val="19"/>
+              </w:rPr>
+              <w:t xml:space="preserve">data_publicacao, data_transito_julgado, data_origem_informacao</w:t>
+            </w:r>
+          </w:p>
+        </w:tc>
+        <w:tc>
+          <w:tcPr>
+            <w:tcW w:type="dxa" w:w="1300"/>
+            <w:shd w:fill="FFFFFF" w:val="clear"/>
+            <w:tcMar>
+              <w:top w:type="dxa" w:w="70"/>
+              <w:left w:type="dxa" w:w="110"/>
+              <w:bottom w:type="dxa" w:w="70"/>
+              <w:right w:type="dxa" w:w="110"/>
+            </w:tcMar>
+            <w:vAlign w:val="center"/>
+          </w:tcPr>
+          <w:p>
+            <w:pPr>
+              <w:spacing w:after="0"/>
+            </w:pPr>
+            <w:r>
+              <w:rPr>
+                <w:b w:val="false"/>
+                <w:bCs w:val="false"/>
+                <w:sz w:val="19"/>
+                <w:szCs w:val="19"/>
+              </w:rPr>
+              <w:t xml:space="preserve">DATE</w:t>
+            </w:r>
+          </w:p>
+        </w:tc>
+        <w:tc>
+          <w:tcPr>
+            <w:tcW w:type="dxa" w:w="900"/>
+            <w:shd w:fill="FFFFFF" w:val="clear"/>
+            <w:tcMar>
+              <w:top w:type="dxa" w:w="70"/>
+              <w:left w:type="dxa" w:w="110"/>
+              <w:bottom w:type="dxa" w:w="70"/>
+              <w:right w:type="dxa" w:w="110"/>
+            </w:tcMar>
+            <w:vAlign w:val="center"/>
+          </w:tcPr>
+          <w:p>
+            <w:pPr>
+              <w:spacing w:after="0"/>
+            </w:pPr>
+            <w:r>
+              <w:rPr>
+                <w:b w:val="false"/>
+                <w:bCs w:val="false"/>
+                <w:sz w:val="19"/>
+                <w:szCs w:val="19"/>
+              </w:rPr>
+              <w:t xml:space="preserve">Não</w:t>
+            </w:r>
+          </w:p>
+        </w:tc>
+        <w:tc>
+          <w:tcPr>
+            <w:tcW w:type="dxa" w:w="5300"/>
+            <w:shd w:fill="FFFFFF" w:val="clear"/>
+            <w:tcMar>
+              <w:top w:type="dxa" w:w="70"/>
+              <w:left w:type="dxa" w:w="110"/>
+              <w:bottom w:type="dxa" w:w="70"/>
+              <w:right w:type="dxa" w:w="110"/>
+            </w:tcMar>
+            <w:vAlign w:val="center"/>
+          </w:tcPr>
+          <w:p>
+            <w:pPr>
+              <w:spacing w:after="0"/>
+            </w:pPr>
+            <w:r>
+              <w:rPr>
+                <w:b w:val="false"/>
+                <w:bCs w:val="false"/>
+                <w:sz w:val="19"/>
+                <w:szCs w:val="19"/>
+              </w:rPr>
+              <w:t xml:space="preserve">Datas publicadas pela CGU (P)</w:t>
+            </w:r>
+          </w:p>
+        </w:tc>
+      </w:tr>
+      <w:tr>
+        <w:trPr>
+          <w:cantSplit/>
+        </w:trPr>
+        <w:tc>
+          <w:tcPr>
+            <w:tcW w:type="dxa" w:w="2100"/>
+            <w:shd w:fill="F2F2F2" w:val="clear"/>
+            <w:tcMar>
+              <w:top w:type="dxa" w:w="70"/>
+              <w:left w:type="dxa" w:w="110"/>
+              <w:bottom w:type="dxa" w:w="70"/>
+              <w:right w:type="dxa" w:w="110"/>
+            </w:tcMar>
+            <w:vAlign w:val="center"/>
+          </w:tcPr>
+          <w:p>
+            <w:pPr>
+              <w:spacing w:after="0"/>
+            </w:pPr>
+            <w:r>
+              <w:rPr>
+                <w:b w:val="false"/>
+                <w:bCs w:val="false"/>
+                <w:sz w:val="19"/>
+                <w:szCs w:val="19"/>
+              </w:rPr>
+              <w:t xml:space="preserve">abrangencia, orgao_sancionador, uf_orgao_sancionador, esfera_orgao_sancionador</w:t>
+            </w:r>
+          </w:p>
+        </w:tc>
+        <w:tc>
+          <w:tcPr>
+            <w:tcW w:type="dxa" w:w="1300"/>
+            <w:shd w:fill="F2F2F2" w:val="clear"/>
+            <w:tcMar>
+              <w:top w:type="dxa" w:w="70"/>
+              <w:left w:type="dxa" w:w="110"/>
+              <w:bottom w:type="dxa" w:w="70"/>
+              <w:right w:type="dxa" w:w="110"/>
+            </w:tcMar>
+            <w:vAlign w:val="center"/>
+          </w:tcPr>
+          <w:p>
+            <w:pPr>
+              <w:spacing w:after="0"/>
+            </w:pPr>
+            <w:r>
+              <w:rPr>
+                <w:b w:val="false"/>
+                <w:bCs w:val="false"/>
+                <w:sz w:val="19"/>
+                <w:szCs w:val="19"/>
+              </w:rPr>
+              <w:t xml:space="preserve">TEXT, ENUM</w:t>
+            </w:r>
+          </w:p>
+        </w:tc>
+        <w:tc>
+          <w:tcPr>
+            <w:tcW w:type="dxa" w:w="900"/>
+            <w:shd w:fill="F2F2F2" w:val="clear"/>
+            <w:tcMar>
+              <w:top w:type="dxa" w:w="70"/>
+              <w:left w:type="dxa" w:w="110"/>
+              <w:bottom w:type="dxa" w:w="70"/>
+              <w:right w:type="dxa" w:w="110"/>
+            </w:tcMar>
+            <w:vAlign w:val="center"/>
+          </w:tcPr>
+          <w:p>
+            <w:pPr>
+              <w:spacing w:after="0"/>
+            </w:pPr>
+            <w:r>
+              <w:rPr>
+                <w:b w:val="false"/>
+                <w:bCs w:val="false"/>
+                <w:sz w:val="19"/>
+                <w:szCs w:val="19"/>
+              </w:rPr>
+              <w:t xml:space="preserve">Não</w:t>
+            </w:r>
+          </w:p>
+        </w:tc>
+        <w:tc>
+          <w:tcPr>
+            <w:tcW w:type="dxa" w:w="5300"/>
+            <w:shd w:fill="F2F2F2" w:val="clear"/>
+            <w:tcMar>
+              <w:top w:type="dxa" w:w="70"/>
+              <w:left w:type="dxa" w:w="110"/>
+              <w:bottom w:type="dxa" w:w="70"/>
+              <w:right w:type="dxa" w:w="110"/>
+            </w:tcMar>
+            <w:vAlign w:val="center"/>
+          </w:tcPr>
+          <w:p>
+            <w:pPr>
+              <w:spacing w:after="0"/>
+            </w:pPr>
+            <w:r>
+              <w:rPr>
+                <w:b w:val="false"/>
+                <w:bCs w:val="false"/>
+                <w:sz w:val="19"/>
+                <w:szCs w:val="19"/>
+              </w:rPr>
+              <w:t xml:space="preserve">Alcance da sanção e quem a aplicou; base da regra J-01 (P)</w:t>
+            </w:r>
+          </w:p>
+        </w:tc>
+      </w:tr>
+      <w:tr>
+        <w:trPr>
+          <w:cantSplit/>
+        </w:trPr>
+        <w:tc>
+          <w:tcPr>
+            <w:tcW w:type="dxa" w:w="2100"/>
+            <w:shd w:fill="FFFFFF" w:val="clear"/>
+            <w:tcMar>
+              <w:top w:type="dxa" w:w="70"/>
+              <w:left w:type="dxa" w:w="110"/>
+              <w:bottom w:type="dxa" w:w="70"/>
+              <w:right w:type="dxa" w:w="110"/>
+            </w:tcMar>
+            <w:vAlign w:val="center"/>
+          </w:tcPr>
+          <w:p>
+            <w:pPr>
+              <w:spacing w:after="0"/>
+            </w:pPr>
+            <w:r>
+              <w:rPr>
+                <w:b w:val="false"/>
+                <w:bCs w:val="false"/>
+                <w:sz w:val="19"/>
+                <w:szCs w:val="19"/>
+              </w:rPr>
+              <w:t xml:space="preserve">fundamentacao_legal, origem_informacao, meio_publicacao</w:t>
+            </w:r>
+          </w:p>
+        </w:tc>
+        <w:tc>
+          <w:tcPr>
+            <w:tcW w:type="dxa" w:w="1300"/>
+            <w:shd w:fill="FFFFFF" w:val="clear"/>
+            <w:tcMar>
+              <w:top w:type="dxa" w:w="70"/>
+              <w:left w:type="dxa" w:w="110"/>
+              <w:bottom w:type="dxa" w:w="70"/>
+              <w:right w:type="dxa" w:w="110"/>
+            </w:tcMar>
+            <w:vAlign w:val="center"/>
+          </w:tcPr>
+          <w:p>
+            <w:pPr>
+              <w:spacing w:after="0"/>
+            </w:pPr>
+            <w:r>
+              <w:rPr>
+                <w:b w:val="false"/>
+                <w:bCs w:val="false"/>
+                <w:sz w:val="19"/>
+                <w:szCs w:val="19"/>
+              </w:rPr>
+              <w:t xml:space="preserve">TEXT</w:t>
+            </w:r>
+          </w:p>
+        </w:tc>
+        <w:tc>
+          <w:tcPr>
+            <w:tcW w:type="dxa" w:w="900"/>
+            <w:shd w:fill="FFFFFF" w:val="clear"/>
+            <w:tcMar>
+              <w:top w:type="dxa" w:w="70"/>
+              <w:left w:type="dxa" w:w="110"/>
+              <w:bottom w:type="dxa" w:w="70"/>
+              <w:right w:type="dxa" w:w="110"/>
+            </w:tcMar>
+            <w:vAlign w:val="center"/>
+          </w:tcPr>
+          <w:p>
+            <w:pPr>
+              <w:spacing w:after="0"/>
+            </w:pPr>
+            <w:r>
+              <w:rPr>
+                <w:b w:val="false"/>
+                <w:bCs w:val="false"/>
+                <w:sz w:val="19"/>
+                <w:szCs w:val="19"/>
+              </w:rPr>
+              <w:t xml:space="preserve">Não</w:t>
+            </w:r>
+          </w:p>
+        </w:tc>
+        <w:tc>
+          <w:tcPr>
+            <w:tcW w:type="dxa" w:w="5300"/>
+            <w:shd w:fill="FFFFFF" w:val="clear"/>
+            <w:tcMar>
+              <w:top w:type="dxa" w:w="70"/>
+              <w:left w:type="dxa" w:w="110"/>
+              <w:bottom w:type="dxa" w:w="70"/>
+              <w:right w:type="dxa" w:w="110"/>
+            </w:tcMar>
+            <w:vAlign w:val="center"/>
+          </w:tcPr>
+          <w:p>
+            <w:pPr>
+              <w:spacing w:after="0"/>
+            </w:pPr>
+            <w:r>
+              <w:rPr>
+                <w:b w:val="false"/>
+                <w:bCs w:val="false"/>
+                <w:sz w:val="19"/>
+                <w:szCs w:val="19"/>
+              </w:rPr>
+              <w:t xml:space="preserve">Como publicados (P)</w:t>
             </w:r>
           </w:p>
         </w:tc>

--- a/docs/DOC-05_Modelo_de_Dados.docx
+++ b/docs/DOC-05_Modelo_de_Dados.docx
@@ -267,7 +267,7 @@
                 <w:sz w:val="19"/>
                 <w:szCs w:val="19"/>
               </w:rPr>
-              <w:t xml:space="preserve">1.2</w:t>
+              <w:t xml:space="preserve">1.3</w:t>
             </w:r>
           </w:p>
         </w:tc>
@@ -326,7 +326,7 @@
                 <w:sz w:val="19"/>
                 <w:szCs w:val="19"/>
               </w:rPr>
-              <w:t xml:space="preserve">16 de outubro de 2026</w:t>
+              <w:t xml:space="preserve">20 de outubro de 2026</w:t>
             </w:r>
           </w:p>
         </w:tc>
@@ -425,9 +425,11 @@
         <w:keepLines/>
         <w:spacing w:after="160" w:before="380"/>
       </w:pPr>
+      <w:bookmarkStart w:name="_Toc1" w:id="1"/>
       <w:r>
         <w:t xml:space="preserve">Sumário</w:t>
       </w:r>
+      <w:bookmarkEnd w:id="1"/>
     </w:p>
     <w:p>
       <w:pPr>
@@ -452,11 +454,805 @@
       </w:sdtPr>
       <w:sdtContent>
         <w:p>
+          <w:pPr>
+            <w:pStyle w:val="TOC1"/>
+            <w:tabs>
+              <w:tab w:val="right" w:pos="9638" w:leader="dot"/>
+            </w:tabs>
+          </w:pPr>
           <w:r>
             <w:fldChar w:fldCharType="begin" w:dirty="true"/>
             <w:instrText xml:space="preserve">TOC \h \o "1-3"</w:instrText>
             <w:fldChar w:fldCharType="separate"/>
           </w:r>
+          <w:hyperlink w:history="1" w:anchor="_Toc1">
+            <w:r>
+              <w:t xml:space="preserve">Sumário</w:t>
+            </w:r>
+            <w:r>
+              <w:tab/>
+            </w:r>
+            <w:r>
+              <w:fldChar w:fldCharType="begin" w:dirty="true"/>
+              <w:instrText xml:space="preserve">PAGEREF _Toc1 \h</w:instrText>
+              <w:fldChar w:fldCharType="separate"/>
+              <w:fldChar w:fldCharType="end"/>
+            </w:r>
+          </w:hyperlink>
+        </w:p>
+        <w:p>
+          <w:pPr>
+            <w:pStyle w:val="TOC1"/>
+            <w:tabs>
+              <w:tab w:val="right" w:pos="9638" w:leader="dot"/>
+            </w:tabs>
+          </w:pPr>
+          <w:hyperlink w:history="1" w:anchor="_Toc2">
+            <w:r>
+              <w:t xml:space="preserve">1. Princípios do modelo</w:t>
+            </w:r>
+            <w:r>
+              <w:tab/>
+            </w:r>
+            <w:r>
+              <w:fldChar w:fldCharType="begin" w:dirty="true"/>
+              <w:instrText xml:space="preserve">PAGEREF _Toc2 \h</w:instrText>
+              <w:fldChar w:fldCharType="separate"/>
+              <w:fldChar w:fldCharType="end"/>
+            </w:r>
+          </w:hyperlink>
+        </w:p>
+        <w:p>
+          <w:pPr>
+            <w:pStyle w:val="TOC1"/>
+            <w:tabs>
+              <w:tab w:val="right" w:pos="9638" w:leader="dot"/>
+            </w:tabs>
+          </w:pPr>
+          <w:hyperlink w:history="1" w:anchor="_Toc3">
+            <w:r>
+              <w:t xml:space="preserve">2. Diagrama entidade-relacionamento</w:t>
+            </w:r>
+            <w:r>
+              <w:tab/>
+            </w:r>
+            <w:r>
+              <w:fldChar w:fldCharType="begin" w:dirty="true"/>
+              <w:instrText xml:space="preserve">PAGEREF _Toc3 \h</w:instrText>
+              <w:fldChar w:fldCharType="separate"/>
+              <w:fldChar w:fldCharType="end"/>
+            </w:r>
+          </w:hyperlink>
+        </w:p>
+        <w:p>
+          <w:pPr>
+            <w:pStyle w:val="TOC2"/>
+            <w:tabs>
+              <w:tab w:val="right" w:pos="9638" w:leader="dot"/>
+            </w:tabs>
+            <w:ind w:left="220"/>
+          </w:pPr>
+          <w:hyperlink w:history="1" w:anchor="_Toc4">
+            <w:r>
+              <w:t xml:space="preserve">2.1 Os três blocos do modelo</w:t>
+            </w:r>
+            <w:r>
+              <w:tab/>
+            </w:r>
+            <w:r>
+              <w:fldChar w:fldCharType="begin" w:dirty="true"/>
+              <w:instrText xml:space="preserve">PAGEREF _Toc4 \h</w:instrText>
+              <w:fldChar w:fldCharType="separate"/>
+              <w:fldChar w:fldCharType="end"/>
+            </w:r>
+          </w:hyperlink>
+        </w:p>
+        <w:p>
+          <w:pPr>
+            <w:pStyle w:val="TOC1"/>
+            <w:tabs>
+              <w:tab w:val="right" w:pos="9638" w:leader="dot"/>
+            </w:tabs>
+          </w:pPr>
+          <w:hyperlink w:history="1" w:anchor="_Toc5">
+            <w:r>
+              <w:t xml:space="preserve">3. Dicionário de dados</w:t>
+            </w:r>
+            <w:r>
+              <w:tab/>
+            </w:r>
+            <w:r>
+              <w:fldChar w:fldCharType="begin" w:dirty="true"/>
+              <w:instrText xml:space="preserve">PAGEREF _Toc5 \h</w:instrText>
+              <w:fldChar w:fldCharType="separate"/>
+              <w:fldChar w:fldCharType="end"/>
+            </w:r>
+          </w:hyperlink>
+        </w:p>
+        <w:p>
+          <w:pPr>
+            <w:pStyle w:val="TOC2"/>
+            <w:tabs>
+              <w:tab w:val="right" w:pos="9638" w:leader="dot"/>
+            </w:tabs>
+            <w:ind w:left="220"/>
+          </w:pPr>
+          <w:hyperlink w:history="1" w:anchor="_Toc6">
+            <w:r>
+              <w:t xml:space="preserve">3.1 Bloco de fato administrativo</w:t>
+            </w:r>
+            <w:r>
+              <w:tab/>
+            </w:r>
+            <w:r>
+              <w:fldChar w:fldCharType="begin" w:dirty="true"/>
+              <w:instrText xml:space="preserve">PAGEREF _Toc6 \h</w:instrText>
+              <w:fldChar w:fldCharType="separate"/>
+              <w:fldChar w:fldCharType="end"/>
+            </w:r>
+          </w:hyperlink>
+        </w:p>
+        <w:p>
+          <w:pPr>
+            <w:pStyle w:val="TOC3"/>
+            <w:tabs>
+              <w:tab w:val="right" w:pos="9638" w:leader="dot"/>
+            </w:tabs>
+            <w:ind w:left="440"/>
+          </w:pPr>
+          <w:hyperlink w:history="1" w:anchor="_Toc7">
+            <w:r>
+              <w:t xml:space="preserve">Ente</w:t>
+            </w:r>
+            <w:r>
+              <w:tab/>
+            </w:r>
+            <w:r>
+              <w:fldChar w:fldCharType="begin" w:dirty="true"/>
+              <w:instrText xml:space="preserve">PAGEREF _Toc7 \h</w:instrText>
+              <w:fldChar w:fldCharType="separate"/>
+              <w:fldChar w:fldCharType="end"/>
+            </w:r>
+          </w:hyperlink>
+        </w:p>
+        <w:p>
+          <w:pPr>
+            <w:pStyle w:val="TOC3"/>
+            <w:tabs>
+              <w:tab w:val="right" w:pos="9638" w:leader="dot"/>
+            </w:tabs>
+            <w:ind w:left="440"/>
+          </w:pPr>
+          <w:hyperlink w:history="1" w:anchor="_Toc8">
+            <w:r>
+              <w:t xml:space="preserve">ProcessoContratacao</w:t>
+            </w:r>
+            <w:r>
+              <w:tab/>
+            </w:r>
+            <w:r>
+              <w:fldChar w:fldCharType="begin" w:dirty="true"/>
+              <w:instrText xml:space="preserve">PAGEREF _Toc8 \h</w:instrText>
+              <w:fldChar w:fldCharType="separate"/>
+              <w:fldChar w:fldCharType="end"/>
+            </w:r>
+          </w:hyperlink>
+        </w:p>
+        <w:p>
+          <w:pPr>
+            <w:pStyle w:val="TOC3"/>
+            <w:tabs>
+              <w:tab w:val="right" w:pos="9638" w:leader="dot"/>
+            </w:tabs>
+            <w:ind w:left="440"/>
+          </w:pPr>
+          <w:hyperlink w:history="1" w:anchor="_Toc9">
+            <w:r>
+              <w:t xml:space="preserve">AtoAutorizativo</w:t>
+            </w:r>
+            <w:r>
+              <w:tab/>
+            </w:r>
+            <w:r>
+              <w:fldChar w:fldCharType="begin" w:dirty="true"/>
+              <w:instrText xml:space="preserve">PAGEREF _Toc9 \h</w:instrText>
+              <w:fldChar w:fldCharType="separate"/>
+              <w:fldChar w:fldCharType="end"/>
+            </w:r>
+          </w:hyperlink>
+        </w:p>
+        <w:p>
+          <w:pPr>
+            <w:pStyle w:val="TOC3"/>
+            <w:tabs>
+              <w:tab w:val="right" w:pos="9638" w:leader="dot"/>
+            </w:tabs>
+            <w:ind w:left="440"/>
+          </w:pPr>
+          <w:hyperlink w:history="1" w:anchor="_Toc10">
+            <w:r>
+              <w:t xml:space="preserve">AgentePublico</w:t>
+            </w:r>
+            <w:r>
+              <w:tab/>
+            </w:r>
+            <w:r>
+              <w:fldChar w:fldCharType="begin" w:dirty="true"/>
+              <w:instrText xml:space="preserve">PAGEREF _Toc10 \h</w:instrText>
+              <w:fldChar w:fldCharType="separate"/>
+              <w:fldChar w:fldCharType="end"/>
+            </w:r>
+          </w:hyperlink>
+        </w:p>
+        <w:p>
+          <w:pPr>
+            <w:pStyle w:val="TOC3"/>
+            <w:tabs>
+              <w:tab w:val="right" w:pos="9638" w:leader="dot"/>
+            </w:tabs>
+            <w:ind w:left="440"/>
+          </w:pPr>
+          <w:hyperlink w:history="1" w:anchor="_Toc11">
+            <w:r>
+              <w:t xml:space="preserve">Contrato</w:t>
+            </w:r>
+            <w:r>
+              <w:tab/>
+            </w:r>
+            <w:r>
+              <w:fldChar w:fldCharType="begin" w:dirty="true"/>
+              <w:instrText xml:space="preserve">PAGEREF _Toc11 \h</w:instrText>
+              <w:fldChar w:fldCharType="separate"/>
+              <w:fldChar w:fldCharType="end"/>
+            </w:r>
+          </w:hyperlink>
+        </w:p>
+        <w:p>
+          <w:pPr>
+            <w:pStyle w:val="TOC3"/>
+            <w:tabs>
+              <w:tab w:val="right" w:pos="9638" w:leader="dot"/>
+            </w:tabs>
+            <w:ind w:left="440"/>
+          </w:pPr>
+          <w:hyperlink w:history="1" w:anchor="_Toc12">
+            <w:r>
+              <w:t xml:space="preserve">ItemContratado</w:t>
+            </w:r>
+            <w:r>
+              <w:tab/>
+            </w:r>
+            <w:r>
+              <w:fldChar w:fldCharType="begin" w:dirty="true"/>
+              <w:instrText xml:space="preserve">PAGEREF _Toc12 \h</w:instrText>
+              <w:fldChar w:fldCharType="separate"/>
+              <w:fldChar w:fldCharType="end"/>
+            </w:r>
+          </w:hyperlink>
+        </w:p>
+        <w:p>
+          <w:pPr>
+            <w:pStyle w:val="TOC3"/>
+            <w:tabs>
+              <w:tab w:val="right" w:pos="9638" w:leader="dot"/>
+            </w:tabs>
+            <w:ind w:left="440"/>
+          </w:pPr>
+          <w:hyperlink w:history="1" w:anchor="_Toc13">
+            <w:r>
+              <w:t xml:space="preserve">Empenho</w:t>
+            </w:r>
+            <w:r>
+              <w:tab/>
+            </w:r>
+            <w:r>
+              <w:fldChar w:fldCharType="begin" w:dirty="true"/>
+              <w:instrText xml:space="preserve">PAGEREF _Toc13 \h</w:instrText>
+              <w:fldChar w:fldCharType="separate"/>
+              <w:fldChar w:fldCharType="end"/>
+            </w:r>
+          </w:hyperlink>
+        </w:p>
+        <w:p>
+          <w:pPr>
+            <w:pStyle w:val="TOC2"/>
+            <w:tabs>
+              <w:tab w:val="right" w:pos="9638" w:leader="dot"/>
+            </w:tabs>
+            <w:ind w:left="220"/>
+          </w:pPr>
+          <w:hyperlink w:history="1" w:anchor="_Toc14">
+            <w:r>
+              <w:t xml:space="preserve">3.2 Bloco de contexto</w:t>
+            </w:r>
+            <w:r>
+              <w:tab/>
+            </w:r>
+            <w:r>
+              <w:fldChar w:fldCharType="begin" w:dirty="true"/>
+              <w:instrText xml:space="preserve">PAGEREF _Toc14 \h</w:instrText>
+              <w:fldChar w:fldCharType="separate"/>
+              <w:fldChar w:fldCharType="end"/>
+            </w:r>
+          </w:hyperlink>
+        </w:p>
+        <w:p>
+          <w:pPr>
+            <w:pStyle w:val="TOC3"/>
+            <w:tabs>
+              <w:tab w:val="right" w:pos="9638" w:leader="dot"/>
+            </w:tabs>
+            <w:ind w:left="440"/>
+          </w:pPr>
+          <w:hyperlink w:history="1" w:anchor="_Toc15">
+            <w:r>
+              <w:t xml:space="preserve">Fornecedor</w:t>
+            </w:r>
+            <w:r>
+              <w:tab/>
+            </w:r>
+            <w:r>
+              <w:fldChar w:fldCharType="begin" w:dirty="true"/>
+              <w:instrText xml:space="preserve">PAGEREF _Toc15 \h</w:instrText>
+              <w:fldChar w:fldCharType="separate"/>
+              <w:fldChar w:fldCharType="end"/>
+            </w:r>
+          </w:hyperlink>
+        </w:p>
+        <w:p>
+          <w:pPr>
+            <w:pStyle w:val="TOC3"/>
+            <w:tabs>
+              <w:tab w:val="right" w:pos="9638" w:leader="dot"/>
+            </w:tabs>
+            <w:ind w:left="440"/>
+          </w:pPr>
+          <w:hyperlink w:history="1" w:anchor="_Toc16">
+            <w:r>
+              <w:t xml:space="preserve">Sancao</w:t>
+            </w:r>
+            <w:r>
+              <w:tab/>
+            </w:r>
+            <w:r>
+              <w:fldChar w:fldCharType="begin" w:dirty="true"/>
+              <w:instrText xml:space="preserve">PAGEREF _Toc16 \h</w:instrText>
+              <w:fldChar w:fldCharType="separate"/>
+              <w:fldChar w:fldCharType="end"/>
+            </w:r>
+          </w:hyperlink>
+        </w:p>
+        <w:p>
+          <w:pPr>
+            <w:pStyle w:val="TOC3"/>
+            <w:tabs>
+              <w:tab w:val="right" w:pos="9638" w:leader="dot"/>
+            </w:tabs>
+            <w:ind w:left="440"/>
+          </w:pPr>
+          <w:hyperlink w:history="1" w:anchor="_Toc17">
+            <w:r>
+              <w:t xml:space="preserve">GrupoPares</w:t>
+            </w:r>
+            <w:r>
+              <w:tab/>
+            </w:r>
+            <w:r>
+              <w:fldChar w:fldCharType="begin" w:dirty="true"/>
+              <w:instrText xml:space="preserve">PAGEREF _Toc17 \h</w:instrText>
+              <w:fldChar w:fldCharType="separate"/>
+              <w:fldChar w:fldCharType="end"/>
+            </w:r>
+          </w:hyperlink>
+        </w:p>
+        <w:p>
+          <w:pPr>
+            <w:pStyle w:val="TOC2"/>
+            <w:tabs>
+              <w:tab w:val="right" w:pos="9638" w:leader="dot"/>
+            </w:tabs>
+            <w:ind w:left="220"/>
+          </w:pPr>
+          <w:hyperlink w:history="1" w:anchor="_Toc18">
+            <w:r>
+              <w:t xml:space="preserve">3.3 Bloco de análise e prova</w:t>
+            </w:r>
+            <w:r>
+              <w:tab/>
+            </w:r>
+            <w:r>
+              <w:fldChar w:fldCharType="begin" w:dirty="true"/>
+              <w:instrText xml:space="preserve">PAGEREF _Toc18 \h</w:instrText>
+              <w:fldChar w:fldCharType="separate"/>
+              <w:fldChar w:fldCharType="end"/>
+            </w:r>
+          </w:hyperlink>
+        </w:p>
+        <w:p>
+          <w:pPr>
+            <w:pStyle w:val="TOC3"/>
+            <w:tabs>
+              <w:tab w:val="right" w:pos="9638" w:leader="dot"/>
+            </w:tabs>
+            <w:ind w:left="440"/>
+          </w:pPr>
+          <w:hyperlink w:history="1" w:anchor="_Toc19">
+            <w:r>
+              <w:t xml:space="preserve">DocumentoFonte</w:t>
+            </w:r>
+            <w:r>
+              <w:tab/>
+            </w:r>
+            <w:r>
+              <w:fldChar w:fldCharType="begin" w:dirty="true"/>
+              <w:instrText xml:space="preserve">PAGEREF _Toc19 \h</w:instrText>
+              <w:fldChar w:fldCharType="separate"/>
+              <w:fldChar w:fldCharType="end"/>
+            </w:r>
+          </w:hyperlink>
+        </w:p>
+        <w:p>
+          <w:pPr>
+            <w:pStyle w:val="TOC3"/>
+            <w:tabs>
+              <w:tab w:val="right" w:pos="9638" w:leader="dot"/>
+            </w:tabs>
+            <w:ind w:left="440"/>
+          </w:pPr>
+          <w:hyperlink w:history="1" w:anchor="_Toc20">
+            <w:r>
+              <w:t xml:space="preserve">RegraDeteccao</w:t>
+            </w:r>
+            <w:r>
+              <w:tab/>
+            </w:r>
+            <w:r>
+              <w:fldChar w:fldCharType="begin" w:dirty="true"/>
+              <w:instrText xml:space="preserve">PAGEREF _Toc20 \h</w:instrText>
+              <w:fldChar w:fldCharType="separate"/>
+              <w:fldChar w:fldCharType="end"/>
+            </w:r>
+          </w:hyperlink>
+        </w:p>
+        <w:p>
+          <w:pPr>
+            <w:pStyle w:val="TOC3"/>
+            <w:tabs>
+              <w:tab w:val="right" w:pos="9638" w:leader="dot"/>
+            </w:tabs>
+            <w:ind w:left="440"/>
+          </w:pPr>
+          <w:hyperlink w:history="1" w:anchor="_Toc21">
+            <w:r>
+              <w:t xml:space="preserve">Indicio</w:t>
+            </w:r>
+            <w:r>
+              <w:tab/>
+            </w:r>
+            <w:r>
+              <w:fldChar w:fldCharType="begin" w:dirty="true"/>
+              <w:instrText xml:space="preserve">PAGEREF _Toc21 \h</w:instrText>
+              <w:fldChar w:fldCharType="separate"/>
+              <w:fldChar w:fldCharType="end"/>
+            </w:r>
+          </w:hyperlink>
+        </w:p>
+        <w:p>
+          <w:pPr>
+            <w:pStyle w:val="TOC3"/>
+            <w:tabs>
+              <w:tab w:val="right" w:pos="9638" w:leader="dot"/>
+            </w:tabs>
+            <w:ind w:left="440"/>
+          </w:pPr>
+          <w:hyperlink w:history="1" w:anchor="_Toc22">
+            <w:r>
+              <w:t xml:space="preserve">Evidencia</w:t>
+            </w:r>
+            <w:r>
+              <w:tab/>
+            </w:r>
+            <w:r>
+              <w:fldChar w:fldCharType="begin" w:dirty="true"/>
+              <w:instrText xml:space="preserve">PAGEREF _Toc22 \h</w:instrText>
+              <w:fldChar w:fldCharType="separate"/>
+              <w:fldChar w:fldCharType="end"/>
+            </w:r>
+          </w:hyperlink>
+        </w:p>
+        <w:p>
+          <w:pPr>
+            <w:pStyle w:val="TOC3"/>
+            <w:tabs>
+              <w:tab w:val="right" w:pos="9638" w:leader="dot"/>
+            </w:tabs>
+            <w:ind w:left="440"/>
+          </w:pPr>
+          <w:hyperlink w:history="1" w:anchor="_Toc23">
+            <w:r>
+              <w:t xml:space="preserve">Contestacao</w:t>
+            </w:r>
+            <w:r>
+              <w:tab/>
+            </w:r>
+            <w:r>
+              <w:fldChar w:fldCharType="begin" w:dirty="true"/>
+              <w:instrText xml:space="preserve">PAGEREF _Toc23 \h</w:instrText>
+              <w:fldChar w:fldCharType="separate"/>
+              <w:fldChar w:fldCharType="end"/>
+            </w:r>
+          </w:hyperlink>
+        </w:p>
+        <w:p>
+          <w:pPr>
+            <w:pStyle w:val="TOC3"/>
+            <w:tabs>
+              <w:tab w:val="right" w:pos="9638" w:leader="dot"/>
+            </w:tabs>
+            <w:ind w:left="440"/>
+          </w:pPr>
+          <w:hyperlink w:history="1" w:anchor="_Toc24">
+            <w:r>
+              <w:t xml:space="preserve">Conformidade</w:t>
+            </w:r>
+            <w:r>
+              <w:tab/>
+            </w:r>
+            <w:r>
+              <w:fldChar w:fldCharType="begin" w:dirty="true"/>
+              <w:instrText xml:space="preserve">PAGEREF _Toc24 \h</w:instrText>
+              <w:fldChar w:fldCharType="separate"/>
+              <w:fldChar w:fldCharType="end"/>
+            </w:r>
+          </w:hyperlink>
+        </w:p>
+        <w:p>
+          <w:pPr>
+            <w:pStyle w:val="TOC1"/>
+            <w:tabs>
+              <w:tab w:val="right" w:pos="9638" w:leader="dot"/>
+            </w:tabs>
+          </w:pPr>
+          <w:hyperlink w:history="1" w:anchor="_Toc25">
+            <w:r>
+              <w:t xml:space="preserve">4. Ciclo de vida do indício</w:t>
+            </w:r>
+            <w:r>
+              <w:tab/>
+            </w:r>
+            <w:r>
+              <w:fldChar w:fldCharType="begin" w:dirty="true"/>
+              <w:instrText xml:space="preserve">PAGEREF _Toc25 \h</w:instrText>
+              <w:fldChar w:fldCharType="separate"/>
+              <w:fldChar w:fldCharType="end"/>
+            </w:r>
+          </w:hyperlink>
+        </w:p>
+        <w:p>
+          <w:pPr>
+            <w:pStyle w:val="TOC1"/>
+            <w:tabs>
+              <w:tab w:val="right" w:pos="9638" w:leader="dot"/>
+            </w:tabs>
+          </w:pPr>
+          <w:hyperlink w:history="1" w:anchor="_Toc26">
+            <w:r>
+              <w:t xml:space="preserve">5. Identidade e resolução de entidades</w:t>
+            </w:r>
+            <w:r>
+              <w:tab/>
+            </w:r>
+            <w:r>
+              <w:fldChar w:fldCharType="begin" w:dirty="true"/>
+              <w:instrText xml:space="preserve">PAGEREF _Toc26 \h</w:instrText>
+              <w:fldChar w:fldCharType="separate"/>
+              <w:fldChar w:fldCharType="end"/>
+            </w:r>
+          </w:hyperlink>
+        </w:p>
+        <w:p>
+          <w:pPr>
+            <w:pStyle w:val="TOC1"/>
+            <w:tabs>
+              <w:tab w:val="right" w:pos="9638" w:leader="dot"/>
+            </w:tabs>
+          </w:pPr>
+          <w:hyperlink w:history="1" w:anchor="_Toc27">
+            <w:r>
+              <w:t xml:space="preserve">6. Qualidade de dados</w:t>
+            </w:r>
+            <w:r>
+              <w:tab/>
+            </w:r>
+            <w:r>
+              <w:fldChar w:fldCharType="begin" w:dirty="true"/>
+              <w:instrText xml:space="preserve">PAGEREF _Toc27 \h</w:instrText>
+              <w:fldChar w:fldCharType="separate"/>
+              <w:fldChar w:fldCharType="end"/>
+            </w:r>
+          </w:hyperlink>
+        </w:p>
+        <w:p>
+          <w:pPr>
+            <w:pStyle w:val="TOC1"/>
+            <w:tabs>
+              <w:tab w:val="right" w:pos="9638" w:leader="dot"/>
+            </w:tabs>
+          </w:pPr>
+          <w:hyperlink w:history="1" w:anchor="_Toc28">
+            <w:r>
+              <w:t xml:space="preserve">7. Particionamento e retenção</w:t>
+            </w:r>
+            <w:r>
+              <w:tab/>
+            </w:r>
+            <w:r>
+              <w:fldChar w:fldCharType="begin" w:dirty="true"/>
+              <w:instrText xml:space="preserve">PAGEREF _Toc28 \h</w:instrText>
+              <w:fldChar w:fldCharType="separate"/>
+              <w:fldChar w:fldCharType="end"/>
+            </w:r>
+          </w:hyperlink>
+        </w:p>
+        <w:p>
+          <w:pPr>
+            <w:pStyle w:val="TOC1"/>
+            <w:tabs>
+              <w:tab w:val="right" w:pos="9638" w:leader="dot"/>
+            </w:tabs>
+          </w:pPr>
+          <w:hyperlink w:history="1" w:anchor="_Toc29">
+            <w:r>
+              <w:t xml:space="preserve">8. Implementação da Fase 1</w:t>
+            </w:r>
+            <w:r>
+              <w:tab/>
+            </w:r>
+            <w:r>
+              <w:fldChar w:fldCharType="begin" w:dirty="true"/>
+              <w:instrText xml:space="preserve">PAGEREF _Toc29 \h</w:instrText>
+              <w:fldChar w:fldCharType="separate"/>
+              <w:fldChar w:fldCharType="end"/>
+            </w:r>
+          </w:hyperlink>
+        </w:p>
+        <w:p>
+          <w:pPr>
+            <w:pStyle w:val="TOC2"/>
+            <w:tabs>
+              <w:tab w:val="right" w:pos="9638" w:leader="dot"/>
+            </w:tabs>
+            <w:ind w:left="220"/>
+          </w:pPr>
+          <w:hyperlink w:history="1" w:anchor="_Toc30">
+            <w:r>
+              <w:t xml:space="preserve">8.1 Do modelo conceitual às entidades implementadas</w:t>
+            </w:r>
+            <w:r>
+              <w:tab/>
+            </w:r>
+            <w:r>
+              <w:fldChar w:fldCharType="begin" w:dirty="true"/>
+              <w:instrText xml:space="preserve">PAGEREF _Toc30 \h</w:instrText>
+              <w:fldChar w:fldCharType="separate"/>
+              <w:fldChar w:fldCharType="end"/>
+            </w:r>
+          </w:hyperlink>
+        </w:p>
+        <w:p>
+          <w:pPr>
+            <w:pStyle w:val="TOC2"/>
+            <w:tabs>
+              <w:tab w:val="right" w:pos="9638" w:leader="dot"/>
+            </w:tabs>
+            <w:ind w:left="220"/>
+          </w:pPr>
+          <w:hyperlink w:history="1" w:anchor="_Toc31">
+            <w:r>
+              <w:t xml:space="preserve">8.2 Identidade determinística</w:t>
+            </w:r>
+            <w:r>
+              <w:tab/>
+            </w:r>
+            <w:r>
+              <w:fldChar w:fldCharType="begin" w:dirty="true"/>
+              <w:instrText xml:space="preserve">PAGEREF _Toc31 \h</w:instrText>
+              <w:fldChar w:fldCharType="separate"/>
+              <w:fldChar w:fldCharType="end"/>
+            </w:r>
+          </w:hyperlink>
+        </w:p>
+        <w:p>
+          <w:pPr>
+            <w:pStyle w:val="TOC2"/>
+            <w:tabs>
+              <w:tab w:val="right" w:pos="9638" w:leader="dot"/>
+            </w:tabs>
+            <w:ind w:left="220"/>
+          </w:pPr>
+          <w:hyperlink w:history="1" w:anchor="_Toc32">
+            <w:r>
+              <w:t xml:space="preserve">8.3 Divergências registradas</w:t>
+            </w:r>
+            <w:r>
+              <w:tab/>
+            </w:r>
+            <w:r>
+              <w:fldChar w:fldCharType="begin" w:dirty="true"/>
+              <w:instrText xml:space="preserve">PAGEREF _Toc32 \h</w:instrText>
+              <w:fldChar w:fldCharType="separate"/>
+              <w:fldChar w:fldCharType="end"/>
+            </w:r>
+          </w:hyperlink>
+        </w:p>
+        <w:p>
+          <w:pPr>
+            <w:pStyle w:val="TOC2"/>
+            <w:tabs>
+              <w:tab w:val="right" w:pos="9638" w:leader="dot"/>
+            </w:tabs>
+            <w:ind w:left="220"/>
+          </w:pPr>
+          <w:hyperlink w:history="1" w:anchor="_Toc33">
+            <w:r>
+              <w:t xml:space="preserve">8.4 Quarentena e marcações de qualidade</w:t>
+            </w:r>
+            <w:r>
+              <w:tab/>
+            </w:r>
+            <w:r>
+              <w:fldChar w:fldCharType="begin" w:dirty="true"/>
+              <w:instrText xml:space="preserve">PAGEREF _Toc33 \h</w:instrText>
+              <w:fldChar w:fldCharType="separate"/>
+              <w:fldChar w:fldCharType="end"/>
+            </w:r>
+          </w:hyperlink>
+        </w:p>
+        <w:p>
+          <w:pPr>
+            <w:pStyle w:val="TOC2"/>
+            <w:tabs>
+              <w:tab w:val="right" w:pos="9638" w:leader="dot"/>
+            </w:tabs>
+            <w:ind w:left="220"/>
+          </w:pPr>
+          <w:hyperlink w:history="1" w:anchor="_Toc34">
+            <w:r>
+              <w:t xml:space="preserve">8.5 Armazenamento da silver</w:t>
+            </w:r>
+            <w:r>
+              <w:tab/>
+            </w:r>
+            <w:r>
+              <w:fldChar w:fldCharType="begin" w:dirty="true"/>
+              <w:instrText xml:space="preserve">PAGEREF _Toc34 \h</w:instrText>
+              <w:fldChar w:fldCharType="separate"/>
+              <w:fldChar w:fldCharType="end"/>
+            </w:r>
+          </w:hyperlink>
+        </w:p>
+        <w:p>
+          <w:pPr>
+            <w:pStyle w:val="TOC2"/>
+            <w:tabs>
+              <w:tab w:val="right" w:pos="9638" w:leader="dot"/>
+            </w:tabs>
+            <w:ind w:left="220"/>
+          </w:pPr>
+          <w:hyperlink w:history="1" w:anchor="_Toc35">
+            <w:r>
+              <w:t xml:space="preserve">8.6 Banco de domínio (migração 0001)</w:t>
+            </w:r>
+            <w:r>
+              <w:tab/>
+            </w:r>
+            <w:r>
+              <w:fldChar w:fldCharType="begin" w:dirty="true"/>
+              <w:instrText xml:space="preserve">PAGEREF _Toc35 \h</w:instrText>
+              <w:fldChar w:fldCharType="separate"/>
+              <w:fldChar w:fldCharType="end"/>
+            </w:r>
+          </w:hyperlink>
         </w:p>
         <w:p>
           <w:r>
@@ -477,9 +1273,11 @@
         <w:keepLines/>
         <w:spacing w:after="160" w:before="380"/>
       </w:pPr>
+      <w:bookmarkStart w:name="_Toc2" w:id="2"/>
       <w:r>
         <w:t xml:space="preserve">1. Princípios do modelo</w:t>
       </w:r>
+      <w:bookmarkEnd w:id="2"/>
     </w:p>
     <w:p>
       <w:pPr>
@@ -553,9 +1351,11 @@
         <w:keepLines/>
         <w:spacing w:after="160" w:before="380"/>
       </w:pPr>
+      <w:bookmarkStart w:name="_Toc3" w:id="3"/>
       <w:r>
         <w:t xml:space="preserve">2. Diagrama entidade-relacionamento</w:t>
       </w:r>
+      <w:bookmarkEnd w:id="3"/>
     </w:p>
     <w:p>
       <w:pPr>
@@ -626,9 +1426,11 @@
         <w:keepLines/>
         <w:spacing w:after="120" w:before="280"/>
       </w:pPr>
+      <w:bookmarkStart w:name="_Toc4" w:id="4"/>
       <w:r>
         <w:t xml:space="preserve">2.1 Os três blocos do modelo</w:t>
       </w:r>
+      <w:bookmarkEnd w:id="4"/>
     </w:p>
     <w:tbl>
       <w:tblPr>
@@ -1061,9 +1863,11 @@
         <w:keepLines/>
         <w:spacing w:after="160" w:before="380"/>
       </w:pPr>
+      <w:bookmarkStart w:name="_Toc5" w:id="5"/>
       <w:r>
         <w:t xml:space="preserve">3. Dicionário de dados</w:t>
       </w:r>
+      <w:bookmarkEnd w:id="5"/>
     </w:p>
     <w:p>
       <w:pPr>
@@ -1086,9 +1890,11 @@
         <w:keepLines/>
         <w:spacing w:after="120" w:before="280"/>
       </w:pPr>
+      <w:bookmarkStart w:name="_Toc6" w:id="6"/>
       <w:r>
         <w:t xml:space="preserve">3.1 Bloco de fato administrativo</w:t>
       </w:r>
+      <w:bookmarkEnd w:id="6"/>
     </w:p>
     <w:p>
       <w:pPr>
@@ -1097,9 +1903,11 @@
         <w:keepLines/>
         <w:spacing w:after="100" w:before="220"/>
       </w:pPr>
+      <w:bookmarkStart w:name="_Toc7" w:id="7"/>
       <w:r>
         <w:t xml:space="preserve">Ente</w:t>
       </w:r>
+      <w:bookmarkEnd w:id="7"/>
     </w:p>
     <w:p>
       <w:pPr>
@@ -2506,9 +3314,11 @@
         <w:keepLines/>
         <w:spacing w:after="100" w:before="220"/>
       </w:pPr>
+      <w:bookmarkStart w:name="_Toc8" w:id="8"/>
       <w:r>
         <w:t xml:space="preserve">ProcessoContratacao</w:t>
       </w:r>
+      <w:bookmarkEnd w:id="8"/>
     </w:p>
     <w:p>
       <w:pPr>
@@ -4141,9 +4951,11 @@
         <w:keepLines/>
         <w:spacing w:after="100" w:before="220"/>
       </w:pPr>
+      <w:bookmarkStart w:name="_Toc9" w:id="9"/>
       <w:r>
         <w:t xml:space="preserve">AtoAutorizativo</w:t>
       </w:r>
+      <w:bookmarkEnd w:id="9"/>
     </w:p>
     <w:p>
       <w:pPr>
@@ -5324,9 +6136,11 @@
         <w:keepLines/>
         <w:spacing w:after="100" w:before="220"/>
       </w:pPr>
+      <w:bookmarkStart w:name="_Toc10" w:id="10"/>
       <w:r>
         <w:t xml:space="preserve">AgentePublico</w:t>
       </w:r>
+      <w:bookmarkEnd w:id="10"/>
     </w:p>
     <w:p>
       <w:pPr>
@@ -6055,9 +6869,11 @@
         <w:keepLines/>
         <w:spacing w:after="100" w:before="220"/>
       </w:pPr>
+      <w:bookmarkStart w:name="_Toc11" w:id="11"/>
       <w:r>
         <w:t xml:space="preserve">Contrato</w:t>
       </w:r>
+      <w:bookmarkEnd w:id="11"/>
     </w:p>
     <w:p>
       <w:pPr>
@@ -7690,9 +8506,11 @@
         <w:keepLines/>
         <w:spacing w:after="100" w:before="220"/>
       </w:pPr>
+      <w:bookmarkStart w:name="_Toc12" w:id="12"/>
       <w:r>
         <w:t xml:space="preserve">ItemContratado</w:t>
       </w:r>
+      <w:bookmarkEnd w:id="12"/>
     </w:p>
     <w:p>
       <w:pPr>
@@ -8760,9 +9578,11 @@
         <w:keepLines/>
         <w:spacing w:after="100" w:before="220"/>
       </w:pPr>
+      <w:bookmarkStart w:name="_Toc13" w:id="13"/>
       <w:r>
         <w:t xml:space="preserve">Empenho</w:t>
       </w:r>
+      <w:bookmarkEnd w:id="13"/>
     </w:p>
     <w:p>
       <w:pPr>
@@ -10287,9 +11107,11 @@
         <w:keepLines/>
         <w:spacing w:after="120" w:before="280"/>
       </w:pPr>
+      <w:bookmarkStart w:name="_Toc14" w:id="14"/>
       <w:r>
         <w:t xml:space="preserve">3.2 Bloco de contexto</w:t>
       </w:r>
+      <w:bookmarkEnd w:id="14"/>
     </w:p>
     <w:p>
       <w:pPr>
@@ -10298,9 +11120,11 @@
         <w:keepLines/>
         <w:spacing w:after="100" w:before="220"/>
       </w:pPr>
+      <w:bookmarkStart w:name="_Toc15" w:id="15"/>
       <w:r>
         <w:t xml:space="preserve">Fornecedor</w:t>
       </w:r>
+      <w:bookmarkEnd w:id="15"/>
     </w:p>
     <w:p>
       <w:pPr>
@@ -11594,9 +12418,11 @@
         <w:keepLines/>
         <w:spacing w:after="100" w:before="220"/>
       </w:pPr>
+      <w:bookmarkStart w:name="_Toc16" w:id="16"/>
       <w:r>
         <w:t xml:space="preserve">Sancao</w:t>
       </w:r>
+      <w:bookmarkEnd w:id="16"/>
     </w:p>
     <w:p>
       <w:pPr>
@@ -13229,9 +14055,11 @@
         <w:keepLines/>
         <w:spacing w:after="100" w:before="220"/>
       </w:pPr>
+      <w:bookmarkStart w:name="_Toc17" w:id="17"/>
       <w:r>
         <w:t xml:space="preserve">GrupoPares</w:t>
       </w:r>
+      <w:bookmarkEnd w:id="17"/>
     </w:p>
     <w:p>
       <w:pPr>
@@ -14073,9 +14901,11 @@
         <w:keepLines/>
         <w:spacing w:after="120" w:before="280"/>
       </w:pPr>
+      <w:bookmarkStart w:name="_Toc18" w:id="18"/>
       <w:r>
         <w:t xml:space="preserve">3.3 Bloco de análise e prova</w:t>
       </w:r>
+      <w:bookmarkEnd w:id="18"/>
     </w:p>
     <w:p>
       <w:pPr>
@@ -14084,9 +14914,11 @@
         <w:keepLines/>
         <w:spacing w:after="100" w:before="220"/>
       </w:pPr>
+      <w:bookmarkStart w:name="_Toc19" w:id="19"/>
       <w:r>
         <w:t xml:space="preserve">DocumentoFonte</w:t>
       </w:r>
+      <w:bookmarkEnd w:id="19"/>
     </w:p>
     <w:p>
       <w:pPr>
@@ -15380,9 +16212,11 @@
         <w:keepLines/>
         <w:spacing w:after="100" w:before="220"/>
       </w:pPr>
+      <w:bookmarkStart w:name="_Toc20" w:id="20"/>
       <w:r>
         <w:t xml:space="preserve">RegraDeteccao</w:t>
       </w:r>
+      <w:bookmarkEnd w:id="20"/>
     </w:p>
     <w:p>
       <w:pPr>
@@ -16563,9 +17397,11 @@
         <w:keepLines/>
         <w:spacing w:after="100" w:before="220"/>
       </w:pPr>
+      <w:bookmarkStart w:name="_Toc21" w:id="21"/>
       <w:r>
         <w:t xml:space="preserve">Indicio</w:t>
       </w:r>
+      <w:bookmarkEnd w:id="21"/>
     </w:p>
     <w:p>
       <w:pPr>
@@ -18424,9 +19260,11 @@
         <w:keepLines/>
         <w:spacing w:after="100" w:before="220"/>
       </w:pPr>
+      <w:bookmarkStart w:name="_Toc22" w:id="22"/>
       <w:r>
         <w:t xml:space="preserve">Evidencia</w:t>
       </w:r>
+      <w:bookmarkEnd w:id="22"/>
     </w:p>
     <w:p>
       <w:pPr>
@@ -19155,9 +19993,11 @@
         <w:keepLines/>
         <w:spacing w:after="100" w:before="220"/>
       </w:pPr>
+      <w:bookmarkStart w:name="_Toc23" w:id="23"/>
       <w:r>
         <w:t xml:space="preserve">Contestacao</w:t>
       </w:r>
+      <w:bookmarkEnd w:id="23"/>
     </w:p>
     <w:p>
       <w:pPr>
@@ -20451,9 +21291,11 @@
         <w:keepLines/>
         <w:spacing w:after="100" w:before="220"/>
       </w:pPr>
+      <w:bookmarkStart w:name="_Toc24" w:id="24"/>
       <w:r>
         <w:t xml:space="preserve">Conformidade</w:t>
       </w:r>
+      <w:bookmarkEnd w:id="24"/>
     </w:p>
     <w:p>
       <w:pPr>
@@ -21413,9 +22255,11 @@
         <w:keepLines/>
         <w:spacing w:after="160" w:before="380"/>
       </w:pPr>
+      <w:bookmarkStart w:name="_Toc25" w:id="25"/>
       <w:r>
         <w:t xml:space="preserve">4. Ciclo de vida do indício</w:t>
       </w:r>
+      <w:bookmarkEnd w:id="25"/>
     </w:p>
     <w:p>
       <w:pPr>
@@ -21500,9 +22344,11 @@
         <w:keepLines/>
         <w:spacing w:after="160" w:before="380"/>
       </w:pPr>
+      <w:bookmarkStart w:name="_Toc26" w:id="26"/>
       <w:r>
         <w:t xml:space="preserve">5. Identidade e resolução de entidades</w:t>
       </w:r>
+      <w:bookmarkEnd w:id="26"/>
     </w:p>
     <w:p>
       <w:pPr>
@@ -22130,9 +22976,11 @@
         <w:keepLines/>
         <w:spacing w:after="160" w:before="380"/>
       </w:pPr>
+      <w:bookmarkStart w:name="_Toc27" w:id="27"/>
       <w:r>
         <w:t xml:space="preserve">6. Qualidade de dados</w:t>
       </w:r>
+      <w:bookmarkEnd w:id="27"/>
     </w:p>
     <w:p>
       <w:pPr>
@@ -22778,9 +23626,11 @@
         <w:keepLines/>
         <w:spacing w:after="160" w:before="380"/>
       </w:pPr>
+      <w:bookmarkStart w:name="_Toc28" w:id="28"/>
       <w:r>
         <w:t xml:space="preserve">7. Particionamento e retenção</w:t>
       </w:r>
+      <w:bookmarkEnd w:id="28"/>
     </w:p>
     <w:tbl>
       <w:tblPr>
@@ -23327,9 +24177,11 @@
         <w:pageBreakBefore/>
         <w:spacing w:after="160" w:before="380"/>
       </w:pPr>
+      <w:bookmarkStart w:name="_Toc29" w:id="29"/>
       <w:r>
         <w:t xml:space="preserve">8. Implementação da Fase 1</w:t>
       </w:r>
+      <w:bookmarkEnd w:id="29"/>
     </w:p>
     <w:p>
       <w:pPr>
@@ -23352,9 +24204,11 @@
         <w:keepLines/>
         <w:spacing w:after="120" w:before="280"/>
       </w:pPr>
+      <w:bookmarkStart w:name="_Toc30" w:id="30"/>
       <w:r>
         <w:t xml:space="preserve">8.1 Do modelo conceitual às entidades implementadas</w:t>
       </w:r>
+      <w:bookmarkEnd w:id="30"/>
     </w:p>
     <w:tbl>
       <w:tblPr>
@@ -24091,7 +24945,7 @@
                 <w:sz w:val="17"/>
                 <w:szCs w:val="17"/>
               </w:rPr>
-              <w:t xml:space="preserve">AtoAutorizativo, AgentePublico</w:t>
+              <w:t xml:space="preserve">Dados fiscais (insumo)</w:t>
             </w:r>
           </w:p>
         </w:tc>
@@ -24118,7 +24972,7 @@
                 <w:sz w:val="17"/>
                 <w:szCs w:val="17"/>
               </w:rPr>
-              <w:t xml:space="preserve">Não preenchidas</w:t>
+              <w:t xml:space="preserve">LinhaDemonstrativo</w:t>
             </w:r>
           </w:p>
         </w:tc>
@@ -24145,7 +24999,7 @@
                 <w:sz w:val="17"/>
                 <w:szCs w:val="17"/>
               </w:rPr>
-              <w:t xml:space="preserve">A API do PNCP não publica quem autorizou o ato (seção 8.3)</w:t>
+              <w:t xml:space="preserve">Nova: cada linha do RREO, do RGF e da DCA como o Tesouro publica (ente, exercício, período, demonstrativo, anexo, coluna, conta e valor); dela sai a receita corrente líquida do ente, usada no grupo de pares (ADR-038)</w:t>
             </w:r>
           </w:p>
         </w:tc>
@@ -24177,7 +25031,7 @@
                 <w:sz w:val="17"/>
                 <w:szCs w:val="17"/>
               </w:rPr>
-              <w:t xml:space="preserve">Empenho, Liquidacao, Pagamento</w:t>
+              <w:t xml:space="preserve">AtoAutorizativo, AgentePublico</w:t>
             </w:r>
           </w:p>
         </w:tc>
@@ -24231,7 +25085,7 @@
                 <w:sz w:val="17"/>
                 <w:szCs w:val="17"/>
               </w:rPr>
-              <w:t xml:space="preserve">Dependem do Portal da Transparência e de fontes estaduais (fases seguintes)</w:t>
+              <w:t xml:space="preserve">A API do PNCP não publica quem autorizou o ato (seção 8.3)</w:t>
             </w:r>
           </w:p>
         </w:tc>
@@ -24263,7 +25117,7 @@
                 <w:sz w:val="17"/>
                 <w:szCs w:val="17"/>
               </w:rPr>
-              <w:t xml:space="preserve">Fornecedor</w:t>
+              <w:t xml:space="preserve">Empenho, Liquidacao, Pagamento</w:t>
             </w:r>
           </w:p>
         </w:tc>
@@ -24290,6 +25144,92 @@
                 <w:sz w:val="17"/>
                 <w:szCs w:val="17"/>
               </w:rPr>
+              <w:t xml:space="preserve">Não preenchidas</w:t>
+            </w:r>
+          </w:p>
+        </w:tc>
+        <w:tc>
+          <w:tcPr>
+            <w:tcW w:type="dxa" w:w="4600"/>
+            <w:shd w:fill="F2F2F2" w:val="clear"/>
+            <w:tcMar>
+              <w:top w:type="dxa" w:w="70"/>
+              <w:left w:type="dxa" w:w="110"/>
+              <w:bottom w:type="dxa" w:w="70"/>
+              <w:right w:type="dxa" w:w="110"/>
+            </w:tcMar>
+            <w:vAlign w:val="center"/>
+          </w:tcPr>
+          <w:p>
+            <w:pPr>
+              <w:spacing w:after="0"/>
+            </w:pPr>
+            <w:r>
+              <w:rPr>
+                <w:b w:val="false"/>
+                <w:bCs w:val="false"/>
+                <w:sz w:val="17"/>
+                <w:szCs w:val="17"/>
+              </w:rPr>
+              <w:t xml:space="preserve">Dependem do Portal da Transparência e de fontes estaduais (fases seguintes)</w:t>
+            </w:r>
+          </w:p>
+        </w:tc>
+      </w:tr>
+      <w:tr>
+        <w:trPr>
+          <w:cantSplit/>
+        </w:trPr>
+        <w:tc>
+          <w:tcPr>
+            <w:tcW w:type="dxa" w:w="2300"/>
+            <w:shd w:fill="FFFFFF" w:val="clear"/>
+            <w:tcMar>
+              <w:top w:type="dxa" w:w="70"/>
+              <w:left w:type="dxa" w:w="110"/>
+              <w:bottom w:type="dxa" w:w="70"/>
+              <w:right w:type="dxa" w:w="110"/>
+            </w:tcMar>
+            <w:vAlign w:val="center"/>
+          </w:tcPr>
+          <w:p>
+            <w:pPr>
+              <w:spacing w:after="0"/>
+            </w:pPr>
+            <w:r>
+              <w:rPr>
+                <w:b w:val="false"/>
+                <w:bCs w:val="false"/>
+                <w:sz w:val="17"/>
+                <w:szCs w:val="17"/>
+              </w:rPr>
+              <w:t xml:space="preserve">Fornecedor</w:t>
+            </w:r>
+          </w:p>
+        </w:tc>
+        <w:tc>
+          <w:tcPr>
+            <w:tcW w:type="dxa" w:w="2700"/>
+            <w:shd w:fill="FFFFFF" w:val="clear"/>
+            <w:tcMar>
+              <w:top w:type="dxa" w:w="70"/>
+              <w:left w:type="dxa" w:w="110"/>
+              <w:bottom w:type="dxa" w:w="70"/>
+              <w:right w:type="dxa" w:w="110"/>
+            </w:tcMar>
+            <w:vAlign w:val="center"/>
+          </w:tcPr>
+          <w:p>
+            <w:pPr>
+              <w:spacing w:after="0"/>
+            </w:pPr>
+            <w:r>
+              <w:rPr>
+                <w:b w:val="false"/>
+                <w:bCs w:val="false"/>
+                <w:sz w:val="17"/>
+                <w:szCs w:val="17"/>
+              </w:rPr>
               <w:t xml:space="preserve">Identificador e documento no resultado e no contrato</w:t>
             </w:r>
           </w:p>
@@ -24297,7 +25237,7 @@
         <w:tc>
           <w:tcPr>
             <w:tcW w:type="dxa" w:w="4600"/>
-            <w:shd w:fill="F2F2F2" w:val="clear"/>
+            <w:shd w:fill="FFFFFF" w:val="clear"/>
             <w:tcMar>
               <w:top w:type="dxa" w:w="70"/>
               <w:left w:type="dxa" w:w="110"/>
@@ -24330,9 +25270,11 @@
         <w:keepLines/>
         <w:spacing w:after="120" w:before="280"/>
       </w:pPr>
+      <w:bookmarkStart w:name="_Toc31" w:id="31"/>
       <w:r>
         <w:t xml:space="preserve">8.2 Identidade determinística</w:t>
       </w:r>
+      <w:bookmarkEnd w:id="31"/>
     </w:p>
     <w:p>
       <w:pPr>
@@ -24983,7 +25925,7 @@
                 <w:sz w:val="18"/>
                 <w:szCs w:val="18"/>
               </w:rPr>
-              <w:t xml:space="preserve">Fornecedor (pessoa jurídica)</w:t>
+              <w:t xml:space="preserve">LinhaDemonstrativo</w:t>
             </w:r>
           </w:p>
         </w:tc>
@@ -25010,7 +25952,7 @@
                 <w:sz w:val="18"/>
                 <w:szCs w:val="18"/>
               </w:rPr>
-              <w:t xml:space="preserve">CNPJ</w:t>
+              <w:t xml:space="preserve">Código IBGE, exercício, período, demonstrativo, anexo, instituição, rótulo, coluna, código da conta e conta (o mesmo código de conta se repete com contas diferentes)</w:t>
             </w:r>
           </w:p>
         </w:tc>
@@ -25042,6 +25984,65 @@
                 <w:sz w:val="18"/>
                 <w:szCs w:val="18"/>
               </w:rPr>
+              <w:t xml:space="preserve">Fornecedor (pessoa jurídica)</w:t>
+            </w:r>
+          </w:p>
+        </w:tc>
+        <w:tc>
+          <w:tcPr>
+            <w:tcW w:type="dxa" w:w="6600"/>
+            <w:shd w:fill="FFFFFF" w:val="clear"/>
+            <w:tcMar>
+              <w:top w:type="dxa" w:w="70"/>
+              <w:left w:type="dxa" w:w="110"/>
+              <w:bottom w:type="dxa" w:w="70"/>
+              <w:right w:type="dxa" w:w="110"/>
+            </w:tcMar>
+            <w:vAlign w:val="center"/>
+          </w:tcPr>
+          <w:p>
+            <w:pPr>
+              <w:spacing w:after="0"/>
+            </w:pPr>
+            <w:r>
+              <w:rPr>
+                <w:b w:val="false"/>
+                <w:bCs w:val="false"/>
+                <w:sz w:val="18"/>
+                <w:szCs w:val="18"/>
+              </w:rPr>
+              <w:t xml:space="preserve">CNPJ</w:t>
+            </w:r>
+          </w:p>
+        </w:tc>
+      </w:tr>
+      <w:tr>
+        <w:trPr>
+          <w:cantSplit/>
+        </w:trPr>
+        <w:tc>
+          <w:tcPr>
+            <w:tcW w:type="dxa" w:w="3000"/>
+            <w:shd w:fill="F2F2F2" w:val="clear"/>
+            <w:tcMar>
+              <w:top w:type="dxa" w:w="70"/>
+              <w:left w:type="dxa" w:w="110"/>
+              <w:bottom w:type="dxa" w:w="70"/>
+              <w:right w:type="dxa" w:w="110"/>
+            </w:tcMar>
+            <w:vAlign w:val="center"/>
+          </w:tcPr>
+          <w:p>
+            <w:pPr>
+              <w:spacing w:after="0"/>
+            </w:pPr>
+            <w:r>
+              <w:rPr>
+                <w:b w:val="false"/>
+                <w:bCs w:val="false"/>
+                <w:sz w:val="18"/>
+                <w:szCs w:val="18"/>
+              </w:rPr>
               <w:t xml:space="preserve">Fornecedor (pessoa física)</w:t>
             </w:r>
           </w:p>
@@ -25049,7 +26050,7 @@
         <w:tc>
           <w:tcPr>
             <w:tcW w:type="dxa" w:w="6600"/>
-            <w:shd w:fill="FFFFFF" w:val="clear"/>
+            <w:shd w:fill="F2F2F2" w:val="clear"/>
             <w:tcMar>
               <w:top w:type="dxa" w:w="70"/>
               <w:left w:type="dxa" w:w="110"/>
@@ -25082,9 +26083,11 @@
         <w:keepLines/>
         <w:spacing w:after="120" w:before="280"/>
       </w:pPr>
+      <w:bookmarkStart w:name="_Toc32" w:id="32"/>
       <w:r>
         <w:t xml:space="preserve">8.3 Divergências registradas</w:t>
       </w:r>
+      <w:bookmarkEnd w:id="32"/>
     </w:p>
     <w:p>
       <w:pPr>
@@ -25158,9 +26161,11 @@
         <w:keepLines/>
         <w:spacing w:after="120" w:before="280"/>
       </w:pPr>
+      <w:bookmarkStart w:name="_Toc33" w:id="33"/>
       <w:r>
         <w:t xml:space="preserve">8.4 Quarentena e marcações de qualidade</w:t>
       </w:r>
+      <w:bookmarkEnd w:id="33"/>
     </w:p>
     <w:p>
       <w:pPr>
@@ -25792,9 +26797,11 @@
         <w:keepLines/>
         <w:spacing w:after="120" w:before="280"/>
       </w:pPr>
+      <w:bookmarkStart w:name="_Toc34" w:id="34"/>
       <w:r>
         <w:t xml:space="preserve">8.5 Armazenamento da silver</w:t>
       </w:r>
+      <w:bookmarkEnd w:id="34"/>
     </w:p>
     <w:p>
       <w:pPr>
@@ -25831,9 +26838,11 @@
         <w:keepLines/>
         <w:spacing w:after="120" w:before="280"/>
       </w:pPr>
+      <w:bookmarkStart w:name="_Toc35" w:id="35"/>
       <w:r>
         <w:t xml:space="preserve">8.6 Banco de domínio (migração 0001)</w:t>
       </w:r>
+      <w:bookmarkEnd w:id="35"/>
     </w:p>
     <w:p>
       <w:pPr>
@@ -26508,6 +27517,21 @@
   <w:style w:type="paragraph" w:styleId="Normal" w:default="1">
     <w:name w:val="Normal"/>
     <w:qFormat/>
+  </w:style>
+  <w:style w:type="table" w:styleId="TableNormal" w:default="true">
+    <w:name w:val="Normal Table"/>
+    <w:uiPriority w:val="99"/>
+    <w:semiHidden/>
+    <w:unhideWhenUsed/>
+    <w:tblPr>
+      <w:tblInd w:type="dxa" w:w="0"/>
+      <w:tblCellMar>
+        <w:top w:type="dxa" w:w="0"/>
+        <w:left w:type="dxa" w:w="108"/>
+        <w:bottom w:type="dxa" w:w="0"/>
+        <w:right w:type="dxa" w:w="108"/>
+      </w:tblCellMar>
+    </w:tblPr>
   </w:style>
   <w:style w:type="paragraph" w:styleId="Title">
     <w:name w:val="Title"/>

--- a/docs/DOC-05_Modelo_de_Dados.docx
+++ b/docs/DOC-05_Modelo_de_Dados.docx
@@ -267,7 +267,7 @@
                 <w:sz w:val="19"/>
                 <w:szCs w:val="19"/>
               </w:rPr>
-              <w:t xml:space="preserve">1.3</w:t>
+              <w:t xml:space="preserve">1.4</w:t>
             </w:r>
           </w:p>
         </w:tc>
@@ -24999,7 +24999,7 @@
                 <w:sz w:val="17"/>
                 <w:szCs w:val="17"/>
               </w:rPr>
-              <w:t xml:space="preserve">Nova: cada linha do RREO, do RGF e da DCA como o Tesouro publica (ente, exercício, período, demonstrativo, anexo, coluna, conta e valor); dela sai a receita corrente líquida do ente, usada no grupo de pares (ADR-038)</w:t>
+              <w:t xml:space="preserve">Nova: cada linha do RREO, do RGF e da DCA como o Tesouro publica (ente, exercício, período, demonstrativo, anexo, coluna, conta e valor); dela saem a receita corrente líquida do ente, usada no grupo de pares (ADR-038), e a despesa por função, comparada com a do grupo (ADR-041); na DCA, que não traz o campo, o demonstrativo vem do anexo</w:t>
             </w:r>
           </w:p>
         </w:tc>

--- a/docs/DOC-05_Modelo_de_Dados.docx
+++ b/docs/DOC-05_Modelo_de_Dados.docx
@@ -267,7 +267,7 @@
                 <w:sz w:val="19"/>
                 <w:szCs w:val="19"/>
               </w:rPr>
-              <w:t xml:space="preserve">1.4</w:t>
+              <w:t xml:space="preserve">1.5</w:t>
             </w:r>
           </w:p>
         </w:tc>
@@ -24999,7 +24999,7 @@
                 <w:sz w:val="17"/>
                 <w:szCs w:val="17"/>
               </w:rPr>
-              <w:t xml:space="preserve">Nova: cada linha do RREO, do RGF e da DCA como o Tesouro publica (ente, exercício, período, demonstrativo, anexo, coluna, conta e valor); dela saem a receita corrente líquida do ente, usada no grupo de pares (ADR-038), e a despesa por função, comparada com a do grupo (ADR-041); na DCA, que não traz o campo, o demonstrativo vem do anexo</w:t>
+              <w:t xml:space="preserve">Nova: cada linha do RREO, do RGF e da DCA como o Tesouro publica (ente, exercício, período, demonstrativo, anexo, coluna, conta e valor); dela saem a receita corrente líquida do ente, usada no grupo de pares (ADR-038), a despesa por função, comparada com a do grupo (ADR-041), e a despesa com pessoal do Executivo (ADR-042); na DCA e no RGF, que não trazem o campo, o demonstrativo vem do anexo</w:t>
             </w:r>
           </w:p>
         </w:tc>

--- a/docs/DOC-05_Modelo_de_Dados.docx
+++ b/docs/DOC-05_Modelo_de_Dados.docx
@@ -149,7 +149,7 @@
                 <w:sz w:val="19"/>
                 <w:szCs w:val="19"/>
               </w:rPr>
-              <w:t xml:space="preserve">Lumen (nome de trabalho, sujeito a verificação de disponibilidade)</w:t>
+              <w:t xml:space="preserve">Lumen</w:t>
             </w:r>
           </w:p>
         </w:tc>
